--- a/Day23-AdvancedRAG.docx
+++ b/Day23-AdvancedRAG.docx
@@ -1,1399 +1,3682 @@
 
 <file path=word/document.xml><?xml version="1.0" encoding="utf-8"?>
-<w:document xmlns:wpc="http://schemas.microsoft.com/office/word/2010/wordprocessingCanvas" xmlns:cx="http://schemas.microsoft.com/office/drawing/2014/chartex" xmlns:cx1="http://schemas.microsoft.com/office/drawing/2015/9/8/chartex" xmlns:cx2="http://schemas.microsoft.com/office/drawing/2015/10/21/chartex" xmlns:cx3="http://schemas.microsoft.com/office/drawing/2016/5/9/chartex" xmlns:cx4="http://schemas.microsoft.com/office/drawing/2016/5/10/chartex" xmlns:cx5="http://schemas.microsoft.com/office/drawing/2016/5/11/chartex" xmlns:cx6="http://schemas.microsoft.com/office/drawing/2016/5/12/chartex" xmlns:cx7="http://schemas.microsoft.com/office/drawing/2016/5/13/chartex" xmlns:cx8="http://schemas.microsoft.com/office/drawing/2016/5/14/chartex" xmlns:mc="http://schemas.openxmlformats.org/markup-compatibility/2006" xmlns:aink="http://schemas.microsoft.com/office/drawing/2016/ink" xmlns:am3d="http://schemas.microsoft.com/office/drawing/2017/model3d" xmlns:o="urn:schemas-microsoft-com:office:office" xmlns:oel="http://schemas.microsoft.com/office/2019/extlst" xmlns:r="http://schemas.openxmlformats.org/officeDocument/2006/relationships" xmlns:m="http://schemas.openxmlformats.org/officeDocument/2006/math" xmlns:v="urn:schemas-microsoft-com:vml" xmlns:wp14="http://schemas.microsoft.com/office/word/2010/wordprocessingDrawing" xmlns:wp="http://schemas.openxmlformats.org/drawingml/2006/wordprocessingDrawing" xmlns:w10="urn:schemas-microsoft-com:office:word" xmlns:w="http://schemas.openxmlformats.org/wordprocessingml/2006/main" xmlns:w14="http://schemas.microsoft.com/office/word/2010/wordml" xmlns:w15="http://schemas.microsoft.com/office/word/2012/wordml" xmlns:w16cex="http://schemas.microsoft.com/office/word/2018/wordml/cex" xmlns:w16cid="http://schemas.microsoft.com/office/word/2016/wordml/cid" xmlns:w16="http://schemas.microsoft.com/office/word/2018/wordml" xmlns:w16du="http://schemas.microsoft.com/office/word/2023/wordml/word16du" xmlns:w16sdtdh="http://schemas.microsoft.com/office/word/2020/wordml/sdtdatahash" xmlns:w16sdtfl="http://schemas.microsoft.com/office/word/2024/wordml/sdtformatlock" xmlns:w16se="http://schemas.microsoft.com/office/word/2015/wordml/symex" xmlns:wpg="http://schemas.microsoft.com/office/word/2010/wordprocessingGroup" xmlns:wpi="http://schemas.microsoft.com/office/word/2010/wordprocessingInk" xmlns:wne="http://schemas.microsoft.com/office/word/2006/wordml" xmlns:wps="http://schemas.microsoft.com/office/word/2010/wordprocessingShape" mc:Ignorable="w14 w15 w16se w16cid w16 w16cex w16sdtdh w16sdtfl w16du wp14">
+<w:document xmlns:wpc="http://schemas.microsoft.com/office/word/2010/wordprocessingCanvas" xmlns:cx="http://schemas.microsoft.com/office/drawing/2014/chartex" xmlns:cx1="http://schemas.microsoft.com/office/drawing/2015/9/8/chartex" xmlns:cx2="http://schemas.microsoft.com/office/drawing/2015/10/21/chartex" xmlns:cx3="http://schemas.microsoft.com/office/drawing/2016/5/9/chartex" xmlns:cx4="http://schemas.microsoft.com/office/drawing/2016/5/10/chartex" xmlns:cx5="http://schemas.microsoft.com/office/drawing/2016/5/11/chartex" xmlns:cx6="http://schemas.microsoft.com/office/drawing/2016/5/12/chartex" xmlns:cx7="http://schemas.microsoft.com/office/drawing/2016/5/13/chartex" xmlns:cx8="http://schemas.microsoft.com/office/drawing/2016/5/14/chartex" xmlns:mc="http://schemas.openxmlformats.org/markup-compatibility/2006" xmlns:aink="http://schemas.microsoft.com/office/drawing/2016/ink" xmlns:am3d="http://schemas.microsoft.com/office/drawing/2017/model3d" xmlns:o="urn:schemas-microsoft-com:office:office" xmlns:oel="http://schemas.microsoft.com/office/2019/extlst" xmlns:r="http://schemas.openxmlformats.org/officeDocument/2006/relationships" xmlns:m="http://schemas.openxmlformats.org/officeDocument/2006/math" xmlns:v="urn:schemas-microsoft-com:vml" xmlns:wp14="http://schemas.microsoft.com/office/word/2010/wordprocessingDrawing" xmlns:wp="http://schemas.openxmlformats.org/drawingml/2006/wordprocessingDrawing" xmlns:w10="urn:schemas-microsoft-com:office:word" xmlns:w="http://schemas.openxmlformats.org/wordprocessingml/2006/main" xmlns:w14="http://schemas.microsoft.com/office/word/2010/wordml" xmlns:w15="http://schemas.microsoft.com/office/word/2012/wordml" xmlns:w16cei="http://schemas.microsoft.com/office/word/2026/wordml/cei" xmlns:w16cex="http://schemas.microsoft.com/office/word/2018/wordml/cex" xmlns:w16cid="http://schemas.microsoft.com/office/word/2016/wordml/cid" xmlns:w16="http://schemas.microsoft.com/office/word/2018/wordml" xmlns:w16du="http://schemas.microsoft.com/office/word/2023/wordml/word16du" xmlns:w16sdtdh="http://schemas.microsoft.com/office/word/2020/wordml/sdtdatahash" xmlns:w16sdtfl="http://schemas.microsoft.com/office/word/2024/wordml/sdtformatlock" xmlns:w16se="http://schemas.microsoft.com/office/word/2015/wordml/symex" xmlns:wpg="http://schemas.microsoft.com/office/word/2010/wordprocessingGroup" xmlns:wpi="http://schemas.microsoft.com/office/word/2010/wordprocessingInk" xmlns:wne="http://schemas.microsoft.com/office/word/2006/wordml" xmlns:wps="http://schemas.microsoft.com/office/word/2010/wordprocessingShape" mc:Ignorable="w14 w15 w16se w16cid w16 w16cex w16sdtdh w16sdtfl w16du wp14">
   <w:body>
     <w:p>
       <w:pPr>
-        <w:rPr>
-          <w:b/>
-          <w:bCs/>
-        </w:rPr>
-      </w:pPr>
-      <w:r>
-        <w:rPr>
-          <w:b/>
-          <w:bCs/>
-        </w:rPr>
-        <w:t>Day 23: Advanced RAG (Hybrid Search - Vector + Keyword)</w:t>
-      </w:r>
-    </w:p>
-    <w:p>
-      <w:pPr>
-        <w:rPr>
-          <w:b/>
-          <w:bCs/>
-        </w:rPr>
-      </w:pPr>
-      <w:r>
-        <w:rPr>
-          <w:b/>
-          <w:bCs/>
-        </w:rPr>
-        <w:t>Project Overview</w:t>
-      </w:r>
-    </w:p>
-    <w:p>
-      <w:r>
-        <w:t>My apologies for the confusion! Let's officially build out </w:t>
-      </w:r>
-      <w:r>
-        <w:rPr>
-          <w:b/>
-          <w:bCs/>
-        </w:rPr>
-        <w:t>Day 23</w:t>
-      </w:r>
-      <w:r>
-        <w:t>.</w:t>
-      </w:r>
-    </w:p>
-    <w:p>
-      <w:r>
-        <w:t>Today we upgrade our retrieval capabilities from simple Vector Search (Day 8) to </w:t>
-      </w:r>
-      <w:r>
-        <w:rPr>
-          <w:b/>
-          <w:bCs/>
-        </w:rPr>
-        <w:t>Hybrid Search</w:t>
-      </w:r>
-      <w:r>
-        <w:t>. While vector embeddings excel at semantic meaning (matching "battery" to "power source"), they can fail at specific keyword matching (like exact part numbers, IDs, or acronyms).</w:t>
-      </w:r>
-    </w:p>
-    <w:p>
-      <w:r>
-        <w:t>We will build a </w:t>
-      </w:r>
-      <w:r>
-        <w:rPr>
-          <w:b/>
-          <w:bCs/>
-        </w:rPr>
-        <w:t>Hybrid Retriever</w:t>
-      </w:r>
-      <w:r>
-        <w:t> that performs </w:t>
-      </w:r>
-      <w:r>
-        <w:rPr>
-          <w:i/>
-          <w:iCs/>
-        </w:rPr>
-        <w:t>both</w:t>
-      </w:r>
-      <w:r>
-        <w:t> a Vector search and a Keyword search simultaneously. It then merges and deduplicates the results, providing the AI with a highly accurate, grounded context window. We will also adopt the modern .NET 8 Microsoft.Extensions.AI interface for embedding generation.</w:t>
-      </w:r>
-    </w:p>
-    <w:p>
-      <w:pPr>
-        <w:rPr>
-          <w:b/>
-          <w:bCs/>
-        </w:rPr>
-      </w:pPr>
-      <w:r>
-        <w:rPr>
-          <w:b/>
-          <w:bCs/>
-        </w:rPr>
-        <w:t>Setup</w:t>
-      </w:r>
-    </w:p>
-    <w:p>
-      <w:pPr>
+        <w:pStyle w:val="Heading1"/>
+      </w:pPr>
+      <w:r>
+        <w:t>Day 23: Advanced RAG (Hybrid Search)</w:t>
+      </w:r>
+    </w:p>
+    <w:p/>
+    <w:p>
+      <w:pPr>
+        <w:pStyle w:val="Heading2"/>
+      </w:pPr>
+      <w:r>
+        <w:t>1. Project Overview</w:t>
+      </w:r>
+    </w:p>
+    <w:p>
+      <w:r>
+        <w:t>This project seeds a tiny in-memory "knowledge base" of three sentences about a fictional server rack (the Alpha-99), embeds each one with a Gemini embedding model, and then answers a single hardcoded question — "What is the maintenance schedule for the Alpha-99" — by retrieving relevant context and feeding it to a grounded Gemini prompt. The lesson exists to upgrade the naive, vector-only retrieval taught earlier in the course into Hybrid Search: `HybridRetriever` runs both a cosine-similarity vector search (for semantic meaning) and a plain substring keyword search (for exact terms embeddings can miss, like part numbers or IDs) over the same documents, merges and deduplicates the two result sets, and hands the combined context to `RagAgent` for a low-temperature, context-grounded answer.</w:t>
+      </w:r>
+    </w:p>
+    <w:p/>
+    <w:p>
+      <w:pPr>
+        <w:pStyle w:val="Heading2"/>
+      </w:pPr>
+      <w:r>
+        <w:t>2. Prerequisites &amp; Setup</w:t>
+      </w:r>
+    </w:p>
+    <w:p>
+      <w:pPr>
+        <w:pStyle w:val="ListParagraph"/>
         <w:numPr>
           <w:ilvl w:val="0"/>
-          <w:numId w:val="1"/>
+          <w:numId w:val="4"/>
         </w:numPr>
-      </w:pPr>
-      <w:r>
-        <w:rPr>
-          <w:b/>
-          <w:bCs/>
-        </w:rPr>
-        <w:t>Project Name:</w:t>
-      </w:r>
-      <w:r>
-        <w:t> Day23AdvancedRAG</w:t>
-      </w:r>
-    </w:p>
-    <w:p>
-      <w:pPr>
+        <w:ind w:left="1080"/>
+      </w:pPr>
+      <w:r>
+        <w:t>Environment: .NET 10 SDK installed.</w:t>
+      </w:r>
+    </w:p>
+    <w:p>
+      <w:pPr>
+        <w:pStyle w:val="ListParagraph"/>
         <w:numPr>
           <w:ilvl w:val="0"/>
-          <w:numId w:val="1"/>
+          <w:numId w:val="4"/>
         </w:numPr>
-      </w:pPr>
-      <w:r>
-        <w:rPr>
-          <w:b/>
-          <w:bCs/>
-        </w:rPr>
-        <w:t>NuGet Packages:</w:t>
-      </w:r>
-    </w:p>
-    <w:p>
-      <w:r>
-        <w:t>codeBash</w:t>
-      </w:r>
-    </w:p>
-    <w:p>
-      <w:r>
-        <w:t>dotnet add package Microsoft.SemanticKernel</w:t>
-      </w:r>
-    </w:p>
-    <w:p>
-      <w:r>
-        <w:t>dotnet add package Microsoft.SemanticKernel.Connectors.Google</w:t>
-      </w:r>
-    </w:p>
-    <w:p>
-      <w:pPr>
-        <w:rPr>
-          <w:lang w:val="fr-FR"/>
-        </w:rPr>
-      </w:pPr>
-      <w:r>
-        <w:rPr>
-          <w:lang w:val="fr-FR"/>
-        </w:rPr>
-        <w:t>dotnet add package Microsoft.Extensions.AI</w:t>
-      </w:r>
-    </w:p>
-    <w:p>
-      <w:pPr>
+        <w:ind w:left="1080"/>
+      </w:pPr>
+      <w:r>
+        <w:t>Project Type: C# Console Application (dotnet new console).</w:t>
+      </w:r>
+    </w:p>
+    <w:p>
+      <w:pPr>
+        <w:pStyle w:val="ListParagraph"/>
         <w:numPr>
           <w:ilvl w:val="0"/>
-          <w:numId w:val="1"/>
+          <w:numId w:val="4"/>
         </w:numPr>
-      </w:pPr>
-      <w:r>
-        <w:rPr>
-          <w:b/>
-          <w:bCs/>
-        </w:rPr>
-        <w:t>Environment Variable:</w:t>
-      </w:r>
-      <w:r>
-        <w:t> Ensure GEMINI_API_KEY is set.</w:t>
-      </w:r>
-    </w:p>
-    <w:p>
-      <w:pPr>
-        <w:rPr>
-          <w:b/>
-          <w:bCs/>
-        </w:rPr>
-      </w:pPr>
-      <w:r>
-        <w:rPr>
-          <w:b/>
-          <w:bCs/>
-        </w:rPr>
-        <w:t>Core Concepts</w:t>
-      </w:r>
-    </w:p>
-    <w:p>
-      <w:pPr>
+        <w:ind w:left="1080"/>
+      </w:pPr>
+      <w:r>
+        <w:t>NuGet Packages required:</w:t>
+      </w:r>
+    </w:p>
+    <w:p>
+      <w:r>
+        <w:t xml:space="preserve">  - Microsoft.Extensions.AI (Version 10.7.0)</w:t>
+      </w:r>
+    </w:p>
+    <w:p>
+      <w:r>
+        <w:t xml:space="preserve">  - Microsoft.SemanticKernel (Version 1.78.0)</w:t>
+      </w:r>
+    </w:p>
+    <w:p>
+      <w:r>
+        <w:t xml:space="preserve">  - Microsoft.SemanticKernel.Connectors.Google (Version 1.78.0-alpha)</w:t>
+      </w:r>
+    </w:p>
+    <w:p>
+      <w:pPr>
+        <w:pStyle w:val="ListParagraph"/>
         <w:numPr>
           <w:ilvl w:val="0"/>
-          <w:numId w:val="2"/>
+          <w:numId w:val="5"/>
         </w:numPr>
-      </w:pPr>
-      <w:r>
-        <w:rPr>
-          <w:b/>
-          <w:bCs/>
-        </w:rPr>
-        <w:t>Lexical vs. Semantic:</w:t>
-      </w:r>
-      <w:r>
-        <w:t> Keyword search (Lexical) finds exact string matches. Vector search (Semantic) finds related concepts mathematically.</w:t>
-      </w:r>
-    </w:p>
-    <w:p>
-      <w:pPr>
+        <w:ind w:left="1080"/>
+      </w:pPr>
+      <w:r>
+        <w:t>API Key: A Google Gemini API key.</w:t>
+      </w:r>
+    </w:p>
+    <w:p>
+      <w:pPr>
+        <w:pStyle w:val="ListParagraph"/>
         <w:numPr>
           <w:ilvl w:val="0"/>
-          <w:numId w:val="2"/>
+          <w:numId w:val="5"/>
         </w:numPr>
-      </w:pPr>
-      <w:r>
-        <w:rPr>
-          <w:b/>
-          <w:bCs/>
-        </w:rPr>
-        <w:t>Context Merging:</w:t>
-      </w:r>
-      <w:r>
-        <w:t> Combining multiple search results, removing duplicates, and feeding them into the LLM prompt.</w:t>
-      </w:r>
-    </w:p>
-    <w:p>
-      <w:pPr>
+        <w:ind w:left="1080"/>
+      </w:pPr>
+      <w:r>
+        <w:t>Note: The API key is read from the `GEMINI_API_KEY` environment variable; the program throws immediately at startup if it is not set. This lesson registers two separate Gemini services on the same</w:t>
+      </w:r>
+      <w:r>
+        <w:lastRenderedPageBreak/>
+        <w:t xml:space="preserve"> builder — a chat completion model (`gemini-2.5-flash`) and an embedding generator (`gemini-embedding-001`) — and then pulls the standard `Microsoft.Extensions.AI` interface `IEmbeddingGenerator&lt;string, Embedding&lt;float&gt;&gt;` back out of the built kernel via `GetRequiredService`.</w:t>
+      </w:r>
+    </w:p>
+    <w:p/>
+    <w:p>
+      <w:pPr>
+        <w:pStyle w:val="Heading2"/>
+      </w:pPr>
+      <w:r>
+        <w:t>3. Core Concepts Covered</w:t>
+      </w:r>
+    </w:p>
+    <w:p>
+      <w:pPr>
+        <w:pStyle w:val="ListParagraph"/>
         <w:numPr>
           <w:ilvl w:val="0"/>
-          <w:numId w:val="2"/>
+          <w:numId w:val="6"/>
         </w:numPr>
+        <w:ind w:left="1080"/>
       </w:pPr>
       <w:r>
         <w:rPr>
           <w:b/>
-          <w:bCs/>
-        </w:rPr>
-        <w:t>Microsoft.Extensions.AI:</w:t>
-      </w:r>
-      <w:r>
-        <w:t> Standardized .NET 8 interface for AI services, ensuring decoupling from proprietary SDK patterns.</w:t>
-      </w:r>
-    </w:p>
-    <w:p>
-      <w:r>
-        <w:pict w14:anchorId="7D09AC30">
-          <v:rect id="_x0000_i1031" style="width:730.5pt;height:1.5pt" o:hrpct="0" o:hralign="center" o:hrstd="t" o:hr="t" fillcolor="#a0a0a0" stroked="f"/>
-        </w:pict>
-      </w:r>
-    </w:p>
-    <w:p>
-      <w:pPr>
-        <w:rPr>
-          <w:b/>
-          <w:bCs/>
-        </w:rPr>
-      </w:pPr>
-      <w:r>
-        <w:rPr>
-          <w:b/>
-          <w:bCs/>
-        </w:rPr>
-        <w:t>Complete C# Code</w:t>
-      </w:r>
-    </w:p>
-    <w:p>
-      <w:r>
-        <w:lastRenderedPageBreak/>
-        <w:t>We will split this project into four files: Document.cs, HybridRetriever.cs, RagAgent.cs, and Program.cs.</w:t>
-      </w:r>
-    </w:p>
-    <w:p>
-      <w:r>
-        <w:rPr>
-          <w:b/>
-          <w:bCs/>
-        </w:rPr>
-        <w:t>File 1: Document.cs</w:t>
-      </w:r>
-    </w:p>
-    <w:p>
-      <w:r>
-        <w:t>codeC#</w:t>
-      </w:r>
-    </w:p>
-    <w:p>
-      <w:r>
-        <w:t>using System;</w:t>
-      </w:r>
-    </w:p>
-    <w:p/>
-    <w:p>
-      <w:r>
-        <w:t>namespace Day23AdvancedRAG</w:t>
-      </w:r>
-    </w:p>
-    <w:p>
-      <w:r>
-        <w:t>{</w:t>
-      </w:r>
-    </w:p>
-    <w:p>
-      <w:r>
-        <w:t xml:space="preserve">    /// &lt;summary&gt;</w:t>
-      </w:r>
-    </w:p>
-    <w:p>
-      <w:r>
-        <w:t xml:space="preserve">    /// Represents a stored document containing both raw text and its mathematical vector representation.</w:t>
-      </w:r>
-    </w:p>
-    <w:p>
-      <w:r>
-        <w:t xml:space="preserve">    /// &lt;/summary&gt;</w:t>
-      </w:r>
-    </w:p>
-    <w:p>
-      <w:r>
-        <w:t xml:space="preserve">    public class Document</w:t>
-      </w:r>
-    </w:p>
-    <w:p>
-      <w:r>
-        <w:t xml:space="preserve">    {</w:t>
-      </w:r>
-    </w:p>
-    <w:p>
-      <w:r>
-        <w:t xml:space="preserve">        public string Id { get; set; } = Guid.NewGuid().ToString();</w:t>
-      </w:r>
-    </w:p>
-    <w:p>
-      <w:r>
-        <w:t xml:space="preserve">        public string Content { get; set; } = string.Empty;</w:t>
-      </w:r>
-    </w:p>
-    <w:p>
-      <w:r>
-        <w:t xml:space="preserve">        public ReadOnlyMemory&lt;float&gt; Vector { get; set; }</w:t>
-      </w:r>
-    </w:p>
-    <w:p>
-      <w:r>
-        <w:t xml:space="preserve">    }</w:t>
-      </w:r>
-    </w:p>
-    <w:p>
-      <w:r>
-        <w:t>}</w:t>
-      </w:r>
-    </w:p>
-    <w:p>
-      <w:r>
-        <w:rPr>
-          <w:b/>
-          <w:bCs/>
-        </w:rPr>
-        <w:t>File 2: HybridRetriever.cs</w:t>
-      </w:r>
-    </w:p>
-    <w:p>
-      <w:r>
-        <w:t>codeC#</w:t>
-      </w:r>
-    </w:p>
-    <w:p>
-      <w:r>
-        <w:t>using System;</w:t>
-      </w:r>
-    </w:p>
-    <w:p>
-      <w:r>
-        <w:t>using System.Collections.Generic;</w:t>
-      </w:r>
-    </w:p>
-    <w:p>
-      <w:r>
-        <w:t>using System.Linq;</w:t>
-      </w:r>
-    </w:p>
-    <w:p>
-      <w:r>
-        <w:t>using System.Threading.Tasks;</w:t>
-      </w:r>
-    </w:p>
-    <w:p>
-      <w:r>
-        <w:t>using Microsoft.Extensions.AI;</w:t>
-      </w:r>
-    </w:p>
-    <w:p/>
-    <w:p>
-      <w:r>
-        <w:lastRenderedPageBreak/>
-        <w:t>namespace Day23AdvancedRAG</w:t>
-      </w:r>
-    </w:p>
-    <w:p>
-      <w:r>
-        <w:t>{</w:t>
-      </w:r>
-    </w:p>
-    <w:p>
-      <w:r>
-        <w:t xml:space="preserve">    /// &lt;summary&gt;</w:t>
-      </w:r>
-    </w:p>
-    <w:p>
-      <w:r>
-        <w:t xml:space="preserve">    /// Combines Semantic (Vector) and Lexical (Keyword) search to find the most relevant documents.</w:t>
-      </w:r>
-    </w:p>
-    <w:p>
-      <w:r>
-        <w:t xml:space="preserve">    /// &lt;/summary&gt;</w:t>
-      </w:r>
-    </w:p>
-    <w:p>
-      <w:r>
-        <w:t xml:space="preserve">    public class HybridRetriever</w:t>
-      </w:r>
-    </w:p>
-    <w:p>
-      <w:r>
-        <w:t xml:space="preserve">    {</w:t>
-      </w:r>
-    </w:p>
-    <w:p>
-      <w:r>
-        <w:t xml:space="preserve">        private readonly IEmbeddingGenerator&lt;string, Embedding&lt;float&gt;&gt; _embeddingGenerator;</w:t>
-      </w:r>
-    </w:p>
-    <w:p>
-      <w:r>
-        <w:t xml:space="preserve">        private readonly List&lt;Document&gt; _database;</w:t>
-      </w:r>
-    </w:p>
-    <w:p/>
-    <w:p>
-      <w:r>
-        <w:t xml:space="preserve">        public HybridRetriever(IEmbeddingGenerator&lt;string, Embedding&lt;float&gt;&gt; embeddingGenerator, List&lt;Document&gt; database)</w:t>
-      </w:r>
-    </w:p>
-    <w:p>
-      <w:r>
-        <w:t xml:space="preserve">        {</w:t>
-      </w:r>
-    </w:p>
-    <w:p>
-      <w:r>
-        <w:t xml:space="preserve">            _embeddingGenerator = embeddingGenerator;</w:t>
-      </w:r>
-    </w:p>
-    <w:p>
-      <w:r>
-        <w:t xml:space="preserve">            _database = database;</w:t>
-      </w:r>
-    </w:p>
-    <w:p>
-      <w:r>
-        <w:t xml:space="preserve">        }</w:t>
-      </w:r>
-    </w:p>
-    <w:p/>
-    <w:p>
-      <w:r>
-        <w:t xml:space="preserve">        public async Task&lt;IEnumerable&lt;string&gt;&gt; SearchAsync(string query, int topK = 2)</w:t>
-      </w:r>
-    </w:p>
-    <w:p>
-      <w:r>
-        <w:t xml:space="preserve">        {</w:t>
-      </w:r>
-    </w:p>
-    <w:p>
-      <w:r>
-        <w:t xml:space="preserve">            // 1. Vector Search (Semantic)</w:t>
-      </w:r>
-    </w:p>
-    <w:p>
-      <w:r>
-        <w:t xml:space="preserve">            // Convert the user's string query into a float vector array</w:t>
-      </w:r>
-    </w:p>
-    <w:p>
-      <w:pPr>
-        <w:rPr>
-          <w:lang w:val="es-ES"/>
-        </w:rPr>
-      </w:pPr>
-      <w:r>
-        <w:t xml:space="preserve">            </w:t>
-      </w:r>
-      <w:r>
-        <w:rPr>
-          <w:lang w:val="es-ES"/>
-        </w:rPr>
-        <w:t>var queryVector = await _embeddingGenerator.GenerateEmbeddingVectorAsync(query);</w:t>
-      </w:r>
-    </w:p>
-    <w:p>
-      <w:pPr>
-        <w:rPr>
-          <w:lang w:val="es-ES"/>
-        </w:rPr>
-      </w:pPr>
-    </w:p>
-    <w:p>
-      <w:pPr>
-        <w:rPr>
-          <w:lang w:val="es-ES"/>
-        </w:rPr>
-      </w:pPr>
-      <w:r>
-        <w:rPr>
-          <w:lang w:val="es-ES"/>
-        </w:rPr>
-        <w:t xml:space="preserve">            var vectorResults = _database</w:t>
-      </w:r>
-    </w:p>
-    <w:p>
-      <w:r>
-        <w:rPr>
-          <w:lang w:val="es-ES"/>
-        </w:rPr>
-        <w:lastRenderedPageBreak/>
-        <w:t xml:space="preserve">                </w:t>
-      </w:r>
-      <w:r>
-        <w:t>.Select(doc =&gt; new { Doc = doc, Score = CalculateCosineSimilarity(doc.Vector.Span, queryVector.Span) })</w:t>
-      </w:r>
-    </w:p>
-    <w:p>
-      <w:r>
-        <w:t xml:space="preserve">                .OrderByDescending(x =&gt; x.Score)</w:t>
-      </w:r>
-    </w:p>
-    <w:p>
-      <w:r>
-        <w:t xml:space="preserve">                .Take(topK)</w:t>
-      </w:r>
-    </w:p>
-    <w:p>
-      <w:r>
-        <w:t xml:space="preserve">                .Select(x =&gt; x.Doc);</w:t>
-      </w:r>
-    </w:p>
-    <w:p/>
-    <w:p>
-      <w:r>
-        <w:t xml:space="preserve">            // 2. Keyword Search (Lexical)</w:t>
-      </w:r>
-    </w:p>
-    <w:p>
-      <w:r>
-        <w:t xml:space="preserve">            // Perform a basic case-insensitive string match for the query terms</w:t>
-      </w:r>
-    </w:p>
-    <w:p>
-      <w:r>
-        <w:t xml:space="preserve">            var keywords = query.Split(' ', StringSplitOptions.RemoveEmptyEntries);</w:t>
-      </w:r>
-    </w:p>
-    <w:p>
-      <w:r>
-        <w:t xml:space="preserve">            var keywordResults = _database</w:t>
-      </w:r>
-    </w:p>
-    <w:p>
-      <w:r>
-        <w:t xml:space="preserve">                .Where(doc =&gt; keywords.Any(k =&gt; doc.Content.Contains(k, StringComparison.OrdinalIgnoreCase)))</w:t>
-      </w:r>
-    </w:p>
-    <w:p>
-      <w:r>
-        <w:t xml:space="preserve">                .Take(topK);</w:t>
-      </w:r>
-    </w:p>
-    <w:p/>
-    <w:p>
-      <w:r>
-        <w:t xml:space="preserve">            // 3. Deduplicate and Merge</w:t>
-      </w:r>
-    </w:p>
-    <w:p>
-      <w:r>
-        <w:t xml:space="preserve">            // Combine both lists and remove duplicates so we don't waste Gemini tokens</w:t>
-      </w:r>
-    </w:p>
-    <w:p>
-      <w:r>
-        <w:t xml:space="preserve">            var combinedResults = vectorResults</w:t>
-      </w:r>
-    </w:p>
-    <w:p>
-      <w:r>
-        <w:t xml:space="preserve">                .Union(keywordResults)</w:t>
-      </w:r>
-    </w:p>
-    <w:p>
-      <w:r>
-        <w:t xml:space="preserve">                .Select(d =&gt; d.Content)</w:t>
-      </w:r>
-    </w:p>
-    <w:p>
-      <w:r>
-        <w:t xml:space="preserve">                .Distinct();</w:t>
-      </w:r>
-    </w:p>
-    <w:p/>
-    <w:p>
-      <w:r>
-        <w:t xml:space="preserve">            return combinedResults;</w:t>
-      </w:r>
-    </w:p>
-    <w:p>
-      <w:r>
-        <w:t xml:space="preserve">        }</w:t>
-      </w:r>
-    </w:p>
-    <w:p/>
-    <w:p>
-      <w:r>
-        <w:t xml:space="preserve">        /// &lt;summary&gt;</w:t>
-      </w:r>
-    </w:p>
-    <w:p>
-      <w:r>
-        <w:t xml:space="preserve">        /// Measures the mathematical similarity between two vectors. Closer to 1.0 means highly similar.</w:t>
-      </w:r>
-    </w:p>
-    <w:p>
-      <w:r>
-        <w:lastRenderedPageBreak/>
-        <w:t xml:space="preserve">        /// &lt;/summary&gt;</w:t>
-      </w:r>
-    </w:p>
-    <w:p>
-      <w:r>
-        <w:t xml:space="preserve">        private float CalculateCosineSimilarity(ReadOnlySpan&lt;float&gt; vecA, ReadOnlySpan&lt;float&gt; vecB)</w:t>
-      </w:r>
-    </w:p>
-    <w:p>
-      <w:r>
-        <w:t xml:space="preserve">        {</w:t>
-      </w:r>
-    </w:p>
-    <w:p>
-      <w:r>
-        <w:t xml:space="preserve">            float dot = 0, normA = 0, normB = 0;</w:t>
-      </w:r>
-    </w:p>
-    <w:p>
-      <w:r>
-        <w:t xml:space="preserve">            for (int i = 0; i &lt; vecA.Length; i++)</w:t>
-      </w:r>
-    </w:p>
-    <w:p>
-      <w:r>
-        <w:t xml:space="preserve">            {</w:t>
-      </w:r>
-    </w:p>
-    <w:p>
-      <w:r>
-        <w:t xml:space="preserve">                dot += vecA[i] * vecB[i];</w:t>
-      </w:r>
-    </w:p>
-    <w:p>
-      <w:r>
-        <w:t xml:space="preserve">                normA += vecA[i] * vecA[i];</w:t>
-      </w:r>
-    </w:p>
-    <w:p>
-      <w:r>
-        <w:t xml:space="preserve">                normB += vecB[i] * vecB[i];</w:t>
-      </w:r>
-    </w:p>
-    <w:p>
-      <w:r>
-        <w:t xml:space="preserve">            }</w:t>
-      </w:r>
-    </w:p>
-    <w:p>
-      <w:r>
-        <w:t xml:space="preserve">            return normA == 0 || normB == 0 ? 0 : (float)(dot / (Math.Sqrt(normA) * Math.Sqrt(normB)));</w:t>
-      </w:r>
-    </w:p>
-    <w:p>
-      <w:r>
-        <w:t xml:space="preserve">        }</w:t>
-      </w:r>
-    </w:p>
-    <w:p>
-      <w:r>
-        <w:t xml:space="preserve">    }</w:t>
-      </w:r>
-    </w:p>
-    <w:p>
-      <w:r>
-        <w:t>}</w:t>
-      </w:r>
-    </w:p>
-    <w:p>
-      <w:r>
-        <w:rPr>
-          <w:b/>
-          <w:bCs/>
-        </w:rPr>
-        <w:t>File 3: RagAgent.cs</w:t>
-      </w:r>
-    </w:p>
-    <w:p>
-      <w:r>
-        <w:t>codeC#</w:t>
-      </w:r>
-    </w:p>
-    <w:p>
-      <w:r>
-        <w:t>using System.Threading.Tasks;</w:t>
-      </w:r>
-    </w:p>
-    <w:p>
-      <w:r>
-        <w:t>using Microsoft.SemanticKernel;</w:t>
-      </w:r>
-    </w:p>
-    <w:p>
-      <w:r>
-        <w:t>using Microsoft.SemanticKernel.Connectors.Google;</w:t>
-      </w:r>
-    </w:p>
-    <w:p/>
-    <w:p>
-      <w:r>
-        <w:t>namespace Day23AdvancedRAG</w:t>
-      </w:r>
-    </w:p>
-    <w:p>
-      <w:r>
-        <w:t>{</w:t>
-      </w:r>
-    </w:p>
-    <w:p>
-      <w:r>
-        <w:t xml:space="preserve">    /// &lt;summary&gt;</w:t>
-      </w:r>
-    </w:p>
-    <w:p>
-      <w:r>
-        <w:t xml:space="preserve">    /// The conversational AI that uses the retrieved documents to answer questions.</w:t>
-      </w:r>
-    </w:p>
-    <w:p>
-      <w:r>
-        <w:t xml:space="preserve">    /// &lt;/summary&gt;</w:t>
-      </w:r>
-    </w:p>
-    <w:p>
-      <w:r>
-        <w:lastRenderedPageBreak/>
-        <w:t xml:space="preserve">    public class RagAgent</w:t>
-      </w:r>
-    </w:p>
-    <w:p>
-      <w:r>
-        <w:t xml:space="preserve">    {</w:t>
-      </w:r>
-    </w:p>
-    <w:p>
-      <w:r>
-        <w:t xml:space="preserve">        private readonly Kernel _kernel;</w:t>
-      </w:r>
-    </w:p>
-    <w:p>
-      <w:r>
-        <w:t xml:space="preserve">        private readonly HybridRetriever _retriever;</w:t>
-      </w:r>
-    </w:p>
-    <w:p/>
-    <w:p>
-      <w:r>
-        <w:t xml:space="preserve">        public RagAgent(Kernel kernel, HybridRetriever retriever)</w:t>
-      </w:r>
-    </w:p>
-    <w:p>
-      <w:r>
-        <w:t xml:space="preserve">        {</w:t>
-      </w:r>
-    </w:p>
-    <w:p>
-      <w:r>
-        <w:t xml:space="preserve">            _kernel = kernel;</w:t>
-      </w:r>
-    </w:p>
-    <w:p>
-      <w:r>
-        <w:t xml:space="preserve">            _retriever = retriever;</w:t>
-      </w:r>
-    </w:p>
-    <w:p>
-      <w:r>
-        <w:t xml:space="preserve">        }</w:t>
-      </w:r>
-    </w:p>
-    <w:p/>
-    <w:p>
-      <w:r>
-        <w:t xml:space="preserve">        public async Task&lt;string&gt; AnswerAsync(string question)</w:t>
-      </w:r>
-    </w:p>
-    <w:p>
-      <w:r>
-        <w:t xml:space="preserve">        {</w:t>
-      </w:r>
-    </w:p>
-    <w:p>
-      <w:r>
-        <w:t xml:space="preserve">            // 1. Retrieve the hybrid context from our mock database</w:t>
-      </w:r>
-    </w:p>
-    <w:p>
-      <w:r>
-        <w:t xml:space="preserve">            var contexts = await _retriever.SearchAsync(question);</w:t>
-      </w:r>
-    </w:p>
-    <w:p>
-      <w:r>
-        <w:t xml:space="preserve">            string combinedContext = string.Join("\n- ", contexts);</w:t>
-      </w:r>
-    </w:p>
-    <w:p/>
-    <w:p>
-      <w:r>
-        <w:t xml:space="preserve">            // 2. Build the strict RAG prompt</w:t>
-      </w:r>
-    </w:p>
-    <w:p>
-      <w:r>
-        <w:t xml:space="preserve">            string prompt = $@"</w:t>
-      </w:r>
-    </w:p>
-    <w:p>
-      <w:r>
-        <w:t xml:space="preserve">            You are an expert technical assistant.</w:t>
-      </w:r>
-    </w:p>
-    <w:p>
-      <w:r>
-        <w:t xml:space="preserve">            Answer the user's question using ONLY the provided CONTEXT. </w:t>
-      </w:r>
-    </w:p>
-    <w:p>
-      <w:r>
-        <w:t xml:space="preserve">            If the answer is not in the context, output exactly: 'Data not found'.</w:t>
-      </w:r>
-    </w:p>
-    <w:p/>
-    <w:p>
-      <w:r>
-        <w:t xml:space="preserve">            CONTEXT:</w:t>
-      </w:r>
-    </w:p>
-    <w:p>
-      <w:r>
-        <w:t xml:space="preserve">            - {combinedContext}</w:t>
-      </w:r>
-    </w:p>
-    <w:p/>
-    <w:p>
-      <w:r>
-        <w:lastRenderedPageBreak/>
-        <w:t xml:space="preserve">            QUESTION: {question}";</w:t>
-      </w:r>
-    </w:p>
-    <w:p/>
-    <w:p>
-      <w:r>
-        <w:t xml:space="preserve">            // 3. Execute with low temperature for factual grounding</w:t>
-      </w:r>
-    </w:p>
-    <w:p>
-      <w:r>
-        <w:t xml:space="preserve">            var executionSettings = new GeminiPromptExecutionSettings();</w:t>
-      </w:r>
-    </w:p>
-    <w:p>
-      <w:r>
-        <w:t xml:space="preserve">            executionSettings.Temperature = 0.0;</w:t>
-      </w:r>
-    </w:p>
-    <w:p/>
-    <w:p>
-      <w:r>
-        <w:t xml:space="preserve">            var result = await _kernel.InvokePromptAsync(prompt, new KernelArguments(executionSettings));</w:t>
-      </w:r>
-    </w:p>
-    <w:p>
-      <w:r>
-        <w:t xml:space="preserve">            </w:t>
-      </w:r>
-    </w:p>
-    <w:p>
-      <w:r>
-        <w:t xml:space="preserve">            return result.ToString();</w:t>
-      </w:r>
-    </w:p>
-    <w:p>
-      <w:r>
-        <w:t xml:space="preserve">        }</w:t>
-      </w:r>
-    </w:p>
-    <w:p>
-      <w:r>
-        <w:t xml:space="preserve">    }</w:t>
-      </w:r>
-    </w:p>
-    <w:p>
-      <w:r>
-        <w:t>}</w:t>
-      </w:r>
-    </w:p>
-    <w:p>
-      <w:r>
-        <w:rPr>
-          <w:b/>
-          <w:bCs/>
-        </w:rPr>
-        <w:t>File 4: Program.cs</w:t>
-      </w:r>
-    </w:p>
-    <w:p>
-      <w:r>
-        <w:t>codeC#</w:t>
-      </w:r>
-    </w:p>
-    <w:p>
-      <w:r>
-        <w:t>using System;</w:t>
-      </w:r>
-    </w:p>
-    <w:p>
-      <w:r>
-        <w:t>using System.Collections.Generic;</w:t>
-      </w:r>
-    </w:p>
-    <w:p>
-      <w:r>
-        <w:t>using System.Threading.Tasks;</w:t>
-      </w:r>
-    </w:p>
-    <w:p>
-      <w:r>
-        <w:t>using Microsoft.Extensions.AI;</w:t>
-      </w:r>
-    </w:p>
-    <w:p>
-      <w:r>
-        <w:t>using Microsoft.SemanticKernel;</w:t>
-      </w:r>
-    </w:p>
-    <w:p/>
-    <w:p>
-      <w:r>
-        <w:t>namespace Day23AdvancedRAG</w:t>
-      </w:r>
-    </w:p>
-    <w:p>
-      <w:r>
-        <w:t>{</w:t>
-      </w:r>
-    </w:p>
-    <w:p>
-      <w:r>
-        <w:t xml:space="preserve">    class Program</w:t>
-      </w:r>
-    </w:p>
-    <w:p>
-      <w:r>
-        <w:t xml:space="preserve">    {</w:t>
-      </w:r>
-    </w:p>
-    <w:p>
-      <w:r>
-        <w:t xml:space="preserve">        static async Task Main(string[] args)</w:t>
-      </w:r>
-    </w:p>
-    <w:p>
-      <w:r>
-        <w:lastRenderedPageBreak/>
-        <w:t xml:space="preserve">        {</w:t>
-      </w:r>
-    </w:p>
-    <w:p>
-      <w:r>
-        <w:t xml:space="preserve">            // 1. Setup Kernel and AI Services (No fluent chaining)</w:t>
-      </w:r>
-    </w:p>
-    <w:p>
-      <w:r>
-        <w:t xml:space="preserve">            IKernelBuilder builder = Kernel.CreateBuilder();</w:t>
-      </w:r>
-    </w:p>
-    <w:p>
-      <w:r>
-        <w:t xml:space="preserve">            string apiKey = Environment.GetEnvironmentVariable("GEMINI_API_KEY") </w:t>
-      </w:r>
-    </w:p>
-    <w:p>
-      <w:r>
-        <w:t xml:space="preserve">                ?? throw new Exception("GEMINI_API_KEY missing");</w:t>
-      </w:r>
-    </w:p>
-    <w:p/>
-    <w:p>
-      <w:r>
-        <w:t xml:space="preserve">            // Chat model for reasoning, Embedding model for vectorization</w:t>
-      </w:r>
-    </w:p>
-    <w:p>
-      <w:r>
-        <w:t xml:space="preserve">            builder.AddGoogleAIGeminiChatCompletion("gemini-2.5-flash", apiKey);</w:t>
-      </w:r>
-    </w:p>
-    <w:p>
-      <w:r>
-        <w:t xml:space="preserve">            builder.AddGoogleAIEmbeddingGenerator("text-embedding-004", apiKey);</w:t>
-      </w:r>
-    </w:p>
-    <w:p>
-      <w:r>
-        <w:t xml:space="preserve">            </w:t>
-      </w:r>
-    </w:p>
-    <w:p>
-      <w:r>
-        <w:t xml:space="preserve">            Kernel kernel = builder.Build();</w:t>
-      </w:r>
-    </w:p>
-    <w:p>
-      <w:r>
-        <w:t xml:space="preserve">            </w:t>
-      </w:r>
-    </w:p>
-    <w:p>
-      <w:r>
-        <w:t xml:space="preserve">            // Extract the .NET 8 standard embedding interface from the built Kernel</w:t>
-      </w:r>
-    </w:p>
-    <w:p>
-      <w:r>
-        <w:t xml:space="preserve">            var embeddingGenerator = kernel.GetRequiredService&lt;IEmbeddingGenerator&lt;string, Embedding&lt;float&gt;&gt;&gt;();</w:t>
-      </w:r>
-    </w:p>
-    <w:p/>
-    <w:p>
-      <w:r>
-        <w:t xml:space="preserve">            // 2. Seed the Mock Database</w:t>
-      </w:r>
-    </w:p>
-    <w:p>
-      <w:r>
-        <w:t xml:space="preserve">            Console.WriteLine("</w:t>
-      </w:r>
-      <w:r>
-        <w:rPr>
-          <w:rFonts w:ascii="Segoe UI Emoji" w:hAnsi="Segoe UI Emoji" w:cs="Segoe UI Emoji"/>
-        </w:rPr>
-        <w:t>📚</w:t>
-      </w:r>
-      <w:r>
-        <w:t xml:space="preserve"> Vectorizing Knowledge Base...");</w:t>
-      </w:r>
-    </w:p>
-    <w:p>
-      <w:r>
-        <w:t xml:space="preserve">            var rawData = new[] {</w:t>
-      </w:r>
-    </w:p>
-    <w:p>
-      <w:r>
-        <w:t xml:space="preserve">                "The Alpha-99 server rack requires a 220V power supply.",</w:t>
-      </w:r>
-    </w:p>
-    <w:p>
-      <w:r>
-        <w:t xml:space="preserve">                "Standard cloud servers operate at 110V.",</w:t>
-      </w:r>
-    </w:p>
-    <w:p>
-      <w:r>
-        <w:t xml:space="preserve">                "Routine maintenance for the Alpha-99 should occur every 90 days."</w:t>
-      </w:r>
-    </w:p>
-    <w:p>
-      <w:r>
-        <w:t xml:space="preserve">            };</w:t>
-      </w:r>
-    </w:p>
-    <w:p/>
-    <w:p>
-      <w:r>
-        <w:t xml:space="preserve">            var database = new List&lt;Document&gt;();</w:t>
-      </w:r>
-    </w:p>
-    <w:p>
-      <w:r>
-        <w:t xml:space="preserve">            foreach (var text in rawData)</w:t>
-      </w:r>
-    </w:p>
-    <w:p>
-      <w:r>
-        <w:lastRenderedPageBreak/>
-        <w:t xml:space="preserve">            {</w:t>
-      </w:r>
-    </w:p>
-    <w:p>
-      <w:r>
-        <w:t xml:space="preserve">                // Generate vectors using text-embedding-004</w:t>
-      </w:r>
-    </w:p>
-    <w:p>
-      <w:r>
-        <w:t xml:space="preserve">                var vector = await embeddingGenerator.GenerateEmbeddingVectorAsync(text);</w:t>
-      </w:r>
-    </w:p>
-    <w:p>
-      <w:r>
-        <w:t xml:space="preserve">                </w:t>
-      </w:r>
-    </w:p>
-    <w:p>
-      <w:r>
-        <w:t xml:space="preserve">                Document doc = new Document();</w:t>
-      </w:r>
-    </w:p>
-    <w:p>
-      <w:r>
-        <w:t xml:space="preserve">                doc.Content = text;</w:t>
-      </w:r>
-    </w:p>
-    <w:p>
-      <w:r>
-        <w:t xml:space="preserve">                doc.Vector = vector;</w:t>
-      </w:r>
-    </w:p>
-    <w:p>
-      <w:r>
-        <w:t xml:space="preserve">                </w:t>
-      </w:r>
-    </w:p>
-    <w:p>
-      <w:r>
-        <w:t xml:space="preserve">                database.Add(doc);</w:t>
-      </w:r>
-    </w:p>
-    <w:p>
-      <w:r>
-        <w:t xml:space="preserve">            }</w:t>
-      </w:r>
-    </w:p>
-    <w:p/>
-    <w:p>
-      <w:r>
-        <w:t xml:space="preserve">            // 3. Initialize cleanly decoupled components</w:t>
-      </w:r>
-    </w:p>
-    <w:p>
-      <w:r>
-        <w:t xml:space="preserve">            HybridRetriever retriever = new HybridRetriever(embeddingGenerator, database);</w:t>
-      </w:r>
-    </w:p>
-    <w:p>
-      <w:r>
-        <w:t xml:space="preserve">            RagAgent ragAgent = new RagAgent(kernel, retriever);</w:t>
-      </w:r>
-    </w:p>
-    <w:p/>
-    <w:p>
-      <w:r>
-        <w:t xml:space="preserve">            // 4. Test the Hybrid RAG workflow</w:t>
-      </w:r>
-    </w:p>
-    <w:p>
-      <w:r>
-        <w:t xml:space="preserve">            string query = "What is the maintenance schedule for the Alpha-99?";</w:t>
-      </w:r>
-    </w:p>
-    <w:p>
-      <w:r>
-        <w:t xml:space="preserve">            Console.WriteLine($"\nUser Query: {query}");</w:t>
-      </w:r>
-    </w:p>
-    <w:p>
-      <w:r>
-        <w:t xml:space="preserve">            </w:t>
-      </w:r>
-    </w:p>
-    <w:p>
-      <w:r>
-        <w:t xml:space="preserve">            string response = await ragAgent.AnswerAsync(query);</w:t>
-      </w:r>
-    </w:p>
-    <w:p>
-      <w:r>
-        <w:t xml:space="preserve">            Console.WriteLine($"\n</w:t>
-      </w:r>
-      <w:r>
-        <w:rPr>
-          <w:rFonts w:ascii="Segoe UI Emoji" w:hAnsi="Segoe UI Emoji" w:cs="Segoe UI Emoji"/>
-        </w:rPr>
-        <w:t>🤖</w:t>
-      </w:r>
-      <w:r>
-        <w:t xml:space="preserve"> AI Answer: {response}");</w:t>
-      </w:r>
-    </w:p>
-    <w:p>
-      <w:r>
-        <w:t xml:space="preserve">        }</w:t>
-      </w:r>
-    </w:p>
-    <w:p>
-      <w:r>
-        <w:t xml:space="preserve">    }</w:t>
-      </w:r>
-    </w:p>
-    <w:p>
-      <w:r>
-        <w:t>}</w:t>
-      </w:r>
-    </w:p>
-    <w:p>
-      <w:pPr>
-        <w:rPr>
-          <w:b/>
-          <w:bCs/>
-        </w:rPr>
-      </w:pPr>
-      <w:r>
-        <w:rPr>
-          <w:b/>
-          <w:bCs/>
-        </w:rPr>
-        <w:t>Walkthrough</w:t>
-      </w:r>
-    </w:p>
-    <w:p>
-      <w:pPr>
+        </w:rPr>
+        <w:t>Hybrid Search</w:t>
+      </w:r>
+      <w:r>
+        <w:t>: Combining Lexical (keyword/substring) search and Semantic (vector/embedding) search over the same document set so that queries relying on exact terms and queries relying on conceptual meaning are both handled well.</w:t>
+      </w:r>
+    </w:p>
+    <w:p>
+      <w:pPr>
+        <w:pStyle w:val="ListParagraph"/>
         <w:numPr>
           <w:ilvl w:val="0"/>
-          <w:numId w:val="3"/>
+          <w:numId w:val="6"/>
         </w:numPr>
+        <w:ind w:left="1080"/>
       </w:pPr>
       <w:r>
         <w:rPr>
           <w:b/>
-          <w:bCs/>
-        </w:rPr>
+        </w:rPr>
+        <w:t>Microsoft.Extensions.AI's IEmbeddingGenerator</w:t>
+      </w:r>
+      <w:r>
+        <w:t>: Rather than a proprietary Semantic Kernel embedding type, `HybridRetriever` and `Document` are written entirely against the stand</w:t>
+      </w:r>
+      <w:r>
         <w:lastRenderedPageBreak/>
-        <w:t>Dual AI Service Setup:</w:t>
-      </w:r>
-      <w:r>
-        <w:t> In Program.cs, we register both the Chat model (gemini-2.5-flash) and the Embedding model (text-embedding-004). The Retriever uses the embedding model to convert text to math, while the Agent uses the chat model to formulate the final answer.</w:t>
-      </w:r>
-    </w:p>
-    <w:p>
-      <w:pPr>
+        <w:t>ard .NET `IEmbeddingGenerator&lt;string, Embedding&lt;float&gt;&gt;` interface, decoupling the retrieval logic from any specific SK/provider type.</w:t>
+      </w:r>
+    </w:p>
+    <w:p>
+      <w:pPr>
+        <w:pStyle w:val="ListParagraph"/>
         <w:numPr>
           <w:ilvl w:val="0"/>
-          <w:numId w:val="3"/>
+          <w:numId w:val="6"/>
         </w:numPr>
+        <w:ind w:left="1080"/>
       </w:pPr>
       <w:r>
         <w:rPr>
           <w:b/>
-          <w:bCs/>
-        </w:rPr>
-        <w:t>Microsoft.Extensions.AI Integration:</w:t>
-      </w:r>
-      <w:r>
-        <w:t> We rely on IEmbeddingGenerator&lt;string, Embedding&lt;float&gt;&gt;. This is the modern .NET 8 standard. By injecting this standard interface into our Retriever, we decouple our code from Semantic Kernel's older proprietary interfaces.</w:t>
-      </w:r>
-    </w:p>
-    <w:p>
-      <w:pPr>
+        </w:rPr>
+        <w:t>Cosine Similarity</w:t>
+      </w:r>
+      <w:r>
+        <w:t>: `HybridRetriever.CalculateCosineSimilarity` manually computes the dot product and vector norms to score how semantically close a document's embedding is to the query's embedding.</w:t>
+      </w:r>
+    </w:p>
+    <w:p>
+      <w:pPr>
+        <w:pStyle w:val="ListParagraph"/>
         <w:numPr>
           <w:ilvl w:val="0"/>
-          <w:numId w:val="3"/>
+          <w:numId w:val="6"/>
         </w:numPr>
+        <w:ind w:left="1080"/>
       </w:pPr>
       <w:r>
         <w:rPr>
           <w:b/>
-          <w:bCs/>
-        </w:rPr>
-        <w:t>Hybrid Logic (HybridRetriever.cs):</w:t>
-      </w:r>
-      <w:r>
-        <w:t> We compute Cosine Similarity to find documents that "mean" the same thing as the query (Semantic). Simultaneously, we use a basic .Where LINQ query to find exact matching terms like "Alpha-99" (Lexical).</w:t>
-      </w:r>
-    </w:p>
-    <w:p>
-      <w:pPr>
+        </w:rPr>
+        <w:t>Context Merging and Deduplication</w:t>
+      </w:r>
+      <w:r>
+        <w:t>: `SearchAsync` combines the top vector-search hits and keyword-search hits with `.Union(...).Distinct()`, ensuring a document found by both methods is only sent to the model once.</w:t>
+      </w:r>
+    </w:p>
+    <w:p>
+      <w:pPr>
+        <w:pStyle w:val="ListParagraph"/>
         <w:numPr>
           <w:ilvl w:val="0"/>
-          <w:numId w:val="3"/>
+          <w:numId w:val="6"/>
         </w:numPr>
+        <w:ind w:left="1080"/>
       </w:pPr>
       <w:r>
         <w:rPr>
           <w:b/>
-          <w:bCs/>
-        </w:rPr>
-        <w:t>Deduplication:</w:t>
-      </w:r>
-      <w:r>
-        <w:t> The Union().Distinct() chain guarantees that if the Vector search and Keyword search find the exact same document, it is only sent to Gemini once. This preserves context window limits and reduces token costs.</w:t>
-      </w:r>
-    </w:p>
-    <w:p>
-      <w:pPr>
+        </w:rPr>
+        <w:t>Grounded, Low-Temperature Prompting</w:t>
+      </w:r>
+      <w:r>
+        <w:t>: `RagAgent.AnswerAsync` sets `Temperature = 0.0` and instructs the model to output exactly `"Data not found"` if the answer isn't in the supplied context, minimizing hallucination.</w:t>
+      </w:r>
+    </w:p>
+    <w:p>
+      <w:pPr>
+        <w:pStyle w:val="ListParagraph"/>
         <w:numPr>
           <w:ilvl w:val="0"/>
-          <w:numId w:val="3"/>
+          <w:numId w:val="6"/>
         </w:numPr>
+        <w:ind w:left="1080"/>
       </w:pPr>
       <w:r>
         <w:rPr>
           <w:b/>
-          <w:bCs/>
-        </w:rPr>
-        <w:t>Strict Prompting (RagAgent.cs):</w:t>
-      </w:r>
-      <w:r>
-        <w:t> We set the temperature to 0.0 and explicitly instruct the LLM to output "Data not found" if the answer isn't in the injected context. This drastically reduces the chance of hallucinations.</w:t>
-      </w:r>
-    </w:p>
+        </w:rPr>
+        <w:t>Decoupled RAG Pipeline Components</w:t>
+      </w:r>
+      <w:r>
+        <w:t>: `Document` (data), `HybridRetriever` (retrieval), and `RagAgent` (generation) are each their own class, wired together only in `Pro</w:t>
+      </w:r>
+      <w:r>
+        <w:lastRenderedPageBreak/>
+        <w:t>gram.cs`.</w:t>
+      </w:r>
+    </w:p>
+    <w:p/>
+    <w:p>
+      <w:pPr>
+        <w:pStyle w:val="Heading2"/>
+      </w:pPr>
+      <w:r>
+        <w:t>4. Complete Code</w:t>
+      </w:r>
+    </w:p>
+    <w:p/>
     <w:p>
       <w:pPr>
         <w:rPr>
           <w:b/>
-          <w:bCs/>
         </w:rPr>
       </w:pPr>
       <w:r>
         <w:rPr>
           <w:b/>
-          <w:bCs/>
-        </w:rPr>
-        <w:t>Expected Output</w:t>
-      </w:r>
-    </w:p>
-    <w:p>
-      <w:r>
-        <w:t>codeText</w:t>
-      </w:r>
-    </w:p>
-    <w:p>
+        </w:rPr>
+        <w:t>Program.cs</w:t>
+      </w:r>
+    </w:p>
+    <w:p>
+      <w:pPr>
+        <w:pStyle w:val="NoSpacing"/>
+        <w:rPr>
+          <w:rFonts w:ascii="Consolas" w:hAnsi="Consolas"/>
+          <w:sz w:val="19"/>
+        </w:rPr>
+      </w:pPr>
+      <w:r>
+        <w:rPr>
+          <w:rFonts w:ascii="Consolas" w:hAnsi="Consolas"/>
+          <w:sz w:val="19"/>
+        </w:rPr>
+        <w:t>// Day 23: Advanced RAG (Hybrid Search)</w:t>
+      </w:r>
+    </w:p>
+    <w:p>
+      <w:pPr>
+        <w:pStyle w:val="NoSpacing"/>
+        <w:rPr>
+          <w:rFonts w:ascii="Consolas" w:hAnsi="Consolas"/>
+          <w:sz w:val="19"/>
+        </w:rPr>
+      </w:pPr>
+      <w:r>
+        <w:rPr>
+          <w:rFonts w:ascii="Consolas" w:hAnsi="Consolas"/>
+          <w:sz w:val="19"/>
+        </w:rPr>
+        <w:t>// ---------------------------------------------------------------------------</w:t>
+      </w:r>
+    </w:p>
+    <w:p>
+      <w:pPr>
+        <w:pStyle w:val="NoSpacing"/>
+        <w:rPr>
+          <w:rFonts w:ascii="Consolas" w:hAnsi="Consolas"/>
+          <w:sz w:val="19"/>
+        </w:rPr>
+      </w:pPr>
+      <w:r>
+        <w:rPr>
+          <w:rFonts w:ascii="Consolas" w:hAnsi="Consolas"/>
+          <w:sz w:val="19"/>
+        </w:rPr>
+        <w:t>// Upgrades the naive vector-only RAG from Day 8 to Hybrid Search</w:t>
+      </w:r>
+    </w:p>
+    <w:p>
+      <w:pPr>
+        <w:pStyle w:val="NoSpacing"/>
+        <w:rPr>
+          <w:rFonts w:ascii="Consolas" w:hAnsi="Consolas"/>
+          <w:sz w:val="19"/>
+        </w:rPr>
+      </w:pPr>
+      <w:r>
+        <w:rPr>
+          <w:rFonts w:ascii="Consolas" w:hAnsi="Consolas"/>
+          <w:sz w:val="19"/>
+        </w:rPr>
+        <w:t>// (HybridRetriever.cs): vector similarity for semantic meaning plus a</w:t>
+      </w:r>
+    </w:p>
+    <w:p>
+      <w:pPr>
+        <w:pStyle w:val="NoSpacing"/>
+        <w:rPr>
+          <w:rFonts w:ascii="Consolas" w:hAnsi="Consolas"/>
+          <w:sz w:val="19"/>
+        </w:rPr>
+      </w:pPr>
+      <w:r>
+        <w:rPr>
+          <w:rFonts w:ascii="Consolas" w:hAnsi="Consolas"/>
+          <w:sz w:val="19"/>
+        </w:rPr>
+        <w:t>// keyword pass for exact terms (part numbers, IDs) that embeddings alone</w:t>
+      </w:r>
+    </w:p>
+    <w:p>
+      <w:pPr>
+        <w:pStyle w:val="NoSpacing"/>
+        <w:rPr>
+          <w:rFonts w:ascii="Consolas" w:hAnsi="Consolas"/>
+          <w:sz w:val="19"/>
+        </w:rPr>
+      </w:pPr>
+      <w:r>
+        <w:rPr>
+          <w:rFonts w:ascii="Consolas" w:hAnsi="Consolas"/>
+          <w:sz w:val="19"/>
+        </w:rPr>
+        <w:t>// can miss. Uses Microsoft.Extensions.AI's standard IEmbeddingGenerator</w:t>
+      </w:r>
+    </w:p>
+    <w:p>
+      <w:pPr>
+        <w:pStyle w:val="NoSpacing"/>
+        <w:rPr>
+          <w:rFonts w:ascii="Consolas" w:hAnsi="Consolas"/>
+          <w:sz w:val="19"/>
+        </w:rPr>
+      </w:pPr>
+      <w:r>
+        <w:rPr>
+          <w:rFonts w:ascii="Consolas" w:hAnsi="Consolas"/>
+          <w:sz w:val="19"/>
+        </w:rPr>
+        <w:t>// interface rather than a proprietary SK type, so the embedding backend can</w:t>
+      </w:r>
+    </w:p>
+    <w:p>
+      <w:pPr>
+        <w:pStyle w:val="NoSpacing"/>
+        <w:rPr>
+          <w:rFonts w:ascii="Consolas" w:hAnsi="Consolas"/>
+          <w:sz w:val="19"/>
+        </w:rPr>
+      </w:pPr>
+      <w:r>
+        <w:rPr>
+          <w:rFonts w:ascii="Consolas" w:hAnsi="Consolas"/>
+          <w:sz w:val="19"/>
+        </w:rPr>
+        <w:t>// be swapped without touching HybridRetriever.cs or Document.cs at all.</w:t>
+      </w:r>
+    </w:p>
+    <w:p>
+      <w:pPr>
+        <w:pStyle w:val="NoSpacing"/>
+        <w:rPr>
+          <w:rFonts w:ascii="Consolas" w:hAnsi="Consolas"/>
+          <w:sz w:val="19"/>
+        </w:rPr>
+      </w:pPr>
+      <w:r>
+        <w:rPr>
+          <w:rFonts w:ascii="Consolas" w:hAnsi="Consolas"/>
+          <w:sz w:val="19"/>
+        </w:rPr>
+        <w:t>using Microsoft.Extensions.AI;</w:t>
+      </w:r>
+    </w:p>
+    <w:p>
+      <w:pPr>
+        <w:pStyle w:val="NoSpacing"/>
+        <w:rPr>
+          <w:rFonts w:ascii="Consolas" w:hAnsi="Consolas"/>
+          <w:sz w:val="19"/>
+        </w:rPr>
+      </w:pPr>
+      <w:r>
+        <w:rPr>
+          <w:rFonts w:ascii="Consolas" w:hAnsi="Consolas"/>
+          <w:sz w:val="19"/>
+        </w:rPr>
+        <w:t>using Microsoft.SemanticKernel;</w:t>
+      </w:r>
+    </w:p>
+    <w:p>
+      <w:pPr>
+        <w:pStyle w:val="NoSpacing"/>
+        <w:rPr>
+          <w:rFonts w:ascii="Consolas" w:hAnsi="Consolas"/>
+          <w:sz w:val="19"/>
+        </w:rPr>
+      </w:pPr>
+    </w:p>
+    <w:p>
+      <w:pPr>
+        <w:pStyle w:val="NoSpacing"/>
+        <w:rPr>
+          <w:rFonts w:ascii="Consolas" w:hAnsi="Consolas"/>
+          <w:sz w:val="19"/>
+        </w:rPr>
+      </w:pPr>
+      <w:r>
+        <w:rPr>
+          <w:rFonts w:ascii="Consolas" w:hAnsi="Consolas"/>
+          <w:sz w:val="19"/>
+        </w:rPr>
+        <w:t>namespace AdvancedRAG</w:t>
+      </w:r>
+    </w:p>
+    <w:p>
+      <w:pPr>
+        <w:pStyle w:val="NoSpacing"/>
+        <w:rPr>
+          <w:rFonts w:ascii="Consolas" w:hAnsi="Consolas"/>
+          <w:sz w:val="19"/>
+        </w:rPr>
+      </w:pPr>
+      <w:r>
+        <w:rPr>
+          <w:rFonts w:ascii="Consolas" w:hAnsi="Consolas"/>
+          <w:sz w:val="19"/>
+        </w:rPr>
+        <w:t>{</w:t>
+      </w:r>
+    </w:p>
+    <w:p>
+      <w:pPr>
+        <w:pStyle w:val="NoSpacing"/>
+        <w:rPr>
+          <w:rFonts w:ascii="Consolas" w:hAnsi="Consolas"/>
+          <w:sz w:val="19"/>
+        </w:rPr>
+      </w:pPr>
+      <w:r>
+        <w:rPr>
+          <w:rFonts w:ascii="Consolas" w:hAnsi="Consolas"/>
+          <w:sz w:val="19"/>
+        </w:rPr>
+        <w:t xml:space="preserve">    internal class Program</w:t>
+      </w:r>
+    </w:p>
+    <w:p>
+      <w:pPr>
+        <w:pStyle w:val="NoSpacing"/>
+        <w:rPr>
+          <w:rFonts w:ascii="Consolas" w:hAnsi="Consolas"/>
+          <w:sz w:val="19"/>
+        </w:rPr>
+      </w:pPr>
+      <w:r>
+        <w:rPr>
+          <w:rFonts w:ascii="Consolas" w:hAnsi="Consolas"/>
+          <w:sz w:val="19"/>
+        </w:rPr>
+        <w:t xml:space="preserve">    {</w:t>
+      </w:r>
+    </w:p>
+    <w:p>
+      <w:pPr>
+        <w:pStyle w:val="NoSpacing"/>
+        <w:rPr>
+          <w:rFonts w:ascii="Consolas" w:hAnsi="Consolas"/>
+          <w:sz w:val="19"/>
+        </w:rPr>
+      </w:pPr>
+      <w:r>
+        <w:rPr>
+          <w:rFonts w:ascii="Consolas" w:hAnsi="Consolas"/>
+          <w:sz w:val="19"/>
+        </w:rPr>
+        <w:t xml:space="preserve">        static async Task Main(string[] args)</w:t>
+      </w:r>
+    </w:p>
+    <w:p>
+      <w:pPr>
+        <w:pStyle w:val="NoSpacing"/>
+        <w:rPr>
+          <w:rFonts w:ascii="Consolas" w:hAnsi="Consolas"/>
+          <w:sz w:val="19"/>
+        </w:rPr>
+      </w:pPr>
+      <w:r>
+        <w:rPr>
+          <w:rFonts w:ascii="Consolas" w:hAnsi="Consolas"/>
+          <w:sz w:val="19"/>
+        </w:rPr>
+        <w:t xml:space="preserve">        {</w:t>
+      </w:r>
+    </w:p>
+    <w:p>
+      <w:pPr>
+        <w:pStyle w:val="NoSpacing"/>
+        <w:rPr>
+          <w:rFonts w:ascii="Consolas" w:hAnsi="Consolas"/>
+          <w:sz w:val="19"/>
+        </w:rPr>
+      </w:pPr>
+      <w:r>
+        <w:rPr>
+          <w:rFonts w:ascii="Consolas" w:hAnsi="Consolas"/>
+          <w:sz w:val="19"/>
+        </w:rPr>
+        <w:t xml:space="preserve">            IKernelBuilder builder = Kernel.CreateBuilder();</w:t>
+      </w:r>
+    </w:p>
+    <w:p>
+      <w:pPr>
+        <w:pStyle w:val="NoSpacing"/>
+        <w:rPr>
+          <w:rFonts w:ascii="Consolas" w:hAnsi="Consolas"/>
+          <w:sz w:val="19"/>
+        </w:rPr>
+      </w:pPr>
+      <w:r>
+        <w:rPr>
+          <w:rFonts w:ascii="Consolas" w:hAnsi="Consolas"/>
+          <w:sz w:val="19"/>
+        </w:rPr>
+        <w:t xml:space="preserve">            string apiKey = Environment.GetEnvironmentVariable("GEMINI_API_KEY")</w:t>
+      </w:r>
+    </w:p>
+    <w:p>
+      <w:pPr>
+        <w:pStyle w:val="NoSpacing"/>
+        <w:rPr>
+          <w:rFonts w:ascii="Consolas" w:hAnsi="Consolas"/>
+          <w:sz w:val="19"/>
+        </w:rPr>
+      </w:pPr>
+      <w:r>
+        <w:rPr>
+          <w:rFonts w:ascii="Consolas" w:hAnsi="Consolas"/>
+          <w:sz w:val="19"/>
+        </w:rPr>
+        <w:t xml:space="preserve">                ?? throw new Exception("GEMINI_API_KEY is missing");</w:t>
+      </w:r>
+    </w:p>
+    <w:p>
+      <w:pPr>
+        <w:pStyle w:val="NoSpacing"/>
+        <w:rPr>
+          <w:rFonts w:ascii="Consolas" w:hAnsi="Consolas"/>
+          <w:sz w:val="19"/>
+        </w:rPr>
+      </w:pPr>
+    </w:p>
+    <w:p>
+      <w:pPr>
+        <w:pStyle w:val="NoSpacing"/>
+        <w:rPr>
+          <w:rFonts w:ascii="Consolas" w:hAnsi="Consolas"/>
+          <w:sz w:val="19"/>
+        </w:rPr>
+      </w:pPr>
+      <w:r>
+        <w:rPr>
+          <w:rFonts w:ascii="Consolas" w:hAnsi="Consolas"/>
+          <w:sz w:val="19"/>
+        </w:rPr>
+        <w:t xml:space="preserve">            // Chat model for reeasoning, Embedding model for vectorization</w:t>
+      </w:r>
+    </w:p>
+    <w:p>
+      <w:pPr>
+        <w:pStyle w:val="NoSpacing"/>
+        <w:rPr>
+          <w:rFonts w:ascii="Consolas" w:hAnsi="Consolas"/>
+          <w:sz w:val="19"/>
+        </w:rPr>
+      </w:pPr>
+      <w:r>
+        <w:rPr>
+          <w:rFonts w:ascii="Consolas" w:hAnsi="Consolas"/>
+          <w:sz w:val="19"/>
+        </w:rPr>
+        <w:t xml:space="preserve">            builder.AddGoogl</w:t>
+      </w:r>
+      <w:r>
+        <w:rPr>
+          <w:rFonts w:ascii="Consolas" w:hAnsi="Consolas"/>
+          <w:sz w:val="19"/>
+        </w:rPr>
+        <w:lastRenderedPageBreak/>
+        <w:t>eAIGeminiChatCompletion("gemini-2.5-flash", apiKey);</w:t>
+      </w:r>
+    </w:p>
+    <w:p>
+      <w:pPr>
+        <w:pStyle w:val="NoSpacing"/>
+        <w:rPr>
+          <w:rFonts w:ascii="Consolas" w:hAnsi="Consolas"/>
+          <w:sz w:val="19"/>
+        </w:rPr>
+      </w:pPr>
+      <w:r>
+        <w:rPr>
+          <w:rFonts w:ascii="Consolas" w:hAnsi="Consolas"/>
+          <w:sz w:val="19"/>
+        </w:rPr>
+        <w:t xml:space="preserve">            builder.AddGoogleAIEmbeddingGenerator("gemini-embedding-001", apiKey);</w:t>
+      </w:r>
+    </w:p>
+    <w:p>
+      <w:pPr>
+        <w:pStyle w:val="NoSpacing"/>
+        <w:rPr>
+          <w:rFonts w:ascii="Consolas" w:hAnsi="Consolas"/>
+          <w:sz w:val="19"/>
+        </w:rPr>
+      </w:pPr>
+    </w:p>
+    <w:p>
+      <w:pPr>
+        <w:pStyle w:val="NoSpacing"/>
+        <w:rPr>
+          <w:rFonts w:ascii="Consolas" w:hAnsi="Consolas"/>
+          <w:sz w:val="19"/>
+        </w:rPr>
+      </w:pPr>
+      <w:r>
+        <w:rPr>
+          <w:rFonts w:ascii="Consolas" w:hAnsi="Consolas"/>
+          <w:sz w:val="19"/>
+        </w:rPr>
+        <w:t xml:space="preserve">            Kernel kernel = builder.Build();</w:t>
+      </w:r>
+    </w:p>
+    <w:p>
+      <w:pPr>
+        <w:pStyle w:val="NoSpacing"/>
+        <w:rPr>
+          <w:rFonts w:ascii="Consolas" w:hAnsi="Consolas"/>
+          <w:sz w:val="19"/>
+        </w:rPr>
+      </w:pPr>
+    </w:p>
+    <w:p>
+      <w:pPr>
+        <w:pStyle w:val="NoSpacing"/>
+        <w:rPr>
+          <w:rFonts w:ascii="Consolas" w:hAnsi="Consolas"/>
+          <w:sz w:val="19"/>
+        </w:rPr>
+      </w:pPr>
+      <w:r>
+        <w:rPr>
+          <w:rFonts w:ascii="Consolas" w:hAnsi="Consolas"/>
+          <w:sz w:val="19"/>
+        </w:rPr>
+        <w:t xml:space="preserve">            // Exgtract the .NET standard embedding interface from the built Kernel</w:t>
+      </w:r>
+    </w:p>
+    <w:p>
+      <w:pPr>
+        <w:pStyle w:val="NoSpacing"/>
+        <w:rPr>
+          <w:rFonts w:ascii="Consolas" w:hAnsi="Consolas"/>
+          <w:sz w:val="19"/>
+        </w:rPr>
+      </w:pPr>
+      <w:r>
+        <w:rPr>
+          <w:rFonts w:ascii="Consolas" w:hAnsi="Consolas"/>
+          <w:sz w:val="19"/>
+        </w:rPr>
+        <w:t xml:space="preserve">            var embeddingGenerator = kernel.GetRequiredService&lt;IEmbeddingGenerator&lt;string, Embedding&lt;float&gt;&gt;&gt;();</w:t>
+      </w:r>
+    </w:p>
+    <w:p>
+      <w:pPr>
+        <w:pStyle w:val="NoSpacing"/>
+        <w:rPr>
+          <w:rFonts w:ascii="Consolas" w:hAnsi="Consolas"/>
+          <w:sz w:val="19"/>
+        </w:rPr>
+      </w:pPr>
+    </w:p>
+    <w:p>
+      <w:pPr>
+        <w:pStyle w:val="NoSpacing"/>
+        <w:rPr>
+          <w:rFonts w:ascii="Consolas" w:hAnsi="Consolas"/>
+          <w:sz w:val="19"/>
+        </w:rPr>
+      </w:pPr>
+      <w:r>
+        <w:rPr>
+          <w:rFonts w:ascii="Consolas" w:hAnsi="Consolas"/>
+          <w:sz w:val="19"/>
+        </w:rPr>
+        <w:t xml:space="preserve">            // 2. Seed the mock database</w:t>
+      </w:r>
+    </w:p>
+    <w:p>
+      <w:pPr>
+        <w:pStyle w:val="NoSpacing"/>
+        <w:rPr>
+          <w:rFonts w:ascii="Consolas" w:hAnsi="Consolas"/>
+          <w:sz w:val="19"/>
+        </w:rPr>
+      </w:pPr>
+      <w:r>
+        <w:rPr>
+          <w:rFonts w:ascii="Consolas" w:hAnsi="Consolas"/>
+          <w:sz w:val="19"/>
+        </w:rPr>
+        <w:t xml:space="preserve">            Console.WriteLine("</w:t>
+      </w:r>
       <w:r>
         <w:rPr>
           <w:rFonts w:ascii="Segoe UI Emoji" w:hAnsi="Segoe UI Emoji" w:cs="Segoe UI Emoji"/>
+          <w:sz w:val="19"/>
         </w:rPr>
         <w:t>📚</w:t>
       </w:r>
       <w:r>
+        <w:rPr>
+          <w:rFonts w:ascii="Consolas" w:hAnsi="Consolas"/>
+          <w:sz w:val="19"/>
+        </w:rPr>
+        <w:t xml:space="preserve"> Vectorizing Knowledge Base...");</w:t>
+      </w:r>
+    </w:p>
+    <w:p>
+      <w:pPr>
+        <w:pStyle w:val="NoSpacing"/>
+        <w:rPr>
+          <w:rFonts w:ascii="Consolas" w:hAnsi="Consolas"/>
+          <w:sz w:val="19"/>
+        </w:rPr>
+      </w:pPr>
+      <w:r>
+        <w:rPr>
+          <w:rFonts w:ascii="Consolas" w:hAnsi="Consolas"/>
+          <w:sz w:val="19"/>
+        </w:rPr>
+        <w:t xml:space="preserve">            var rawData = new[] {</w:t>
+      </w:r>
+    </w:p>
+    <w:p>
+      <w:pPr>
+        <w:pStyle w:val="NoSpacing"/>
+        <w:rPr>
+          <w:rFonts w:ascii="Consolas" w:hAnsi="Consolas"/>
+          <w:sz w:val="19"/>
+        </w:rPr>
+      </w:pPr>
+      <w:r>
+        <w:rPr>
+          <w:rFonts w:ascii="Consolas" w:hAnsi="Consolas"/>
+          <w:sz w:val="19"/>
+        </w:rPr>
+        <w:t xml:space="preserve">                "The Alpha-99 server rack requires a 220V power supply.",</w:t>
+      </w:r>
+    </w:p>
+    <w:p>
+      <w:pPr>
+        <w:pStyle w:val="NoSpacing"/>
+        <w:rPr>
+          <w:rFonts w:ascii="Consolas" w:hAnsi="Consolas"/>
+          <w:sz w:val="19"/>
+        </w:rPr>
+      </w:pPr>
+      <w:r>
+        <w:rPr>
+          <w:rFonts w:ascii="Consolas" w:hAnsi="Consolas"/>
+          <w:sz w:val="19"/>
+        </w:rPr>
+        <w:t xml:space="preserve">                "Standard cloud servers operate at 110V.",</w:t>
+      </w:r>
+    </w:p>
+    <w:p>
+      <w:pPr>
+        <w:pStyle w:val="NoSpacing"/>
+        <w:rPr>
+          <w:rFonts w:ascii="Consolas" w:hAnsi="Consolas"/>
+          <w:sz w:val="19"/>
+        </w:rPr>
+      </w:pPr>
+      <w:r>
+        <w:rPr>
+          <w:rFonts w:ascii="Consolas" w:hAnsi="Consolas"/>
+          <w:sz w:val="19"/>
+        </w:rPr>
+        <w:t xml:space="preserve">                "Routine maintenance for the Alpha-99 should occur every 90 days."</w:t>
+      </w:r>
+    </w:p>
+    <w:p>
+      <w:pPr>
+        <w:pStyle w:val="NoSpacing"/>
+        <w:rPr>
+          <w:rFonts w:ascii="Consolas" w:hAnsi="Consolas"/>
+          <w:sz w:val="19"/>
+        </w:rPr>
+      </w:pPr>
+      <w:r>
+        <w:rPr>
+          <w:rFonts w:ascii="Consolas" w:hAnsi="Consolas"/>
+          <w:sz w:val="19"/>
+        </w:rPr>
+        <w:t xml:space="preserve">            };</w:t>
+      </w:r>
+    </w:p>
+    <w:p>
+      <w:pPr>
+        <w:pStyle w:val="NoSpacing"/>
+        <w:rPr>
+          <w:rFonts w:ascii="Consolas" w:hAnsi="Consolas"/>
+          <w:sz w:val="19"/>
+        </w:rPr>
+      </w:pPr>
+    </w:p>
+    <w:p>
+      <w:pPr>
+        <w:pStyle w:val="NoSpacing"/>
+        <w:rPr>
+          <w:rFonts w:ascii="Consolas" w:hAnsi="Consolas"/>
+          <w:sz w:val="19"/>
+        </w:rPr>
+      </w:pPr>
+      <w:r>
+        <w:rPr>
+          <w:rFonts w:ascii="Consolas" w:hAnsi="Consolas"/>
+          <w:sz w:val="19"/>
+        </w:rPr>
+        <w:t xml:space="preserve">            var database = new List&lt;Document&gt;();</w:t>
+      </w:r>
+    </w:p>
+    <w:p>
+      <w:pPr>
+        <w:pStyle w:val="NoSpacing"/>
+        <w:rPr>
+          <w:rFonts w:ascii="Consolas" w:hAnsi="Consolas"/>
+          <w:sz w:val="19"/>
+        </w:rPr>
+      </w:pPr>
+      <w:r>
+        <w:rPr>
+          <w:rFonts w:ascii="Consolas" w:hAnsi="Consolas"/>
+          <w:sz w:val="19"/>
+        </w:rPr>
+        <w:t xml:space="preserve">            foreach(var text in rawData)</w:t>
+      </w:r>
+    </w:p>
+    <w:p>
+      <w:pPr>
+        <w:pStyle w:val="NoSpacing"/>
+        <w:rPr>
+          <w:rFonts w:ascii="Consolas" w:hAnsi="Consolas"/>
+          <w:sz w:val="19"/>
+        </w:rPr>
+      </w:pPr>
+      <w:r>
+        <w:rPr>
+          <w:rFonts w:ascii="Consolas" w:hAnsi="Consolas"/>
+          <w:sz w:val="19"/>
+        </w:rPr>
+        <w:t xml:space="preserve">            {</w:t>
+      </w:r>
+    </w:p>
+    <w:p>
+      <w:pPr>
+        <w:pStyle w:val="NoSpacing"/>
+        <w:rPr>
+          <w:rFonts w:ascii="Consolas" w:hAnsi="Consolas"/>
+          <w:sz w:val="19"/>
+        </w:rPr>
+      </w:pPr>
+      <w:r>
+        <w:rPr>
+          <w:rFonts w:ascii="Consolas" w:hAnsi="Consolas"/>
+          <w:sz w:val="19"/>
+        </w:rPr>
+        <w:t xml:space="preserve">                // Generate vectors using text-embedding-004</w:t>
+      </w:r>
+    </w:p>
+    <w:p>
+      <w:pPr>
+        <w:pStyle w:val="NoSpacing"/>
+        <w:rPr>
+          <w:rFonts w:ascii="Consolas" w:hAnsi="Consolas"/>
+          <w:sz w:val="19"/>
+        </w:rPr>
+      </w:pPr>
+      <w:r>
+        <w:rPr>
+          <w:rFonts w:ascii="Consolas" w:hAnsi="Consolas"/>
+          <w:sz w:val="19"/>
+        </w:rPr>
+        <w:t xml:space="preserve">                var embedding = await embeddingGenerator.GenerateAsync(text);</w:t>
+      </w:r>
+    </w:p>
+    <w:p>
+      <w:pPr>
+        <w:pStyle w:val="NoSpacing"/>
+        <w:rPr>
+          <w:rFonts w:ascii="Consolas" w:hAnsi="Consolas"/>
+          <w:sz w:val="19"/>
+        </w:rPr>
+      </w:pPr>
+      <w:r>
+        <w:rPr>
+          <w:rFonts w:ascii="Consolas" w:hAnsi="Consolas"/>
+          <w:sz w:val="19"/>
+        </w:rPr>
+        <w:t xml:space="preserve">                Document doc = new Document</w:t>
+      </w:r>
+    </w:p>
+    <w:p>
+      <w:pPr>
+        <w:pStyle w:val="NoSpacing"/>
+        <w:rPr>
+          <w:rFonts w:ascii="Consolas" w:hAnsi="Consolas"/>
+          <w:sz w:val="19"/>
+        </w:rPr>
+      </w:pPr>
+      <w:r>
+        <w:rPr>
+          <w:rFonts w:ascii="Consolas" w:hAnsi="Consolas"/>
+          <w:sz w:val="19"/>
+        </w:rPr>
+        <w:t xml:space="preserve">                {</w:t>
+      </w:r>
+    </w:p>
+    <w:p>
+      <w:pPr>
+        <w:pStyle w:val="NoSpacing"/>
+        <w:rPr>
+          <w:rFonts w:ascii="Consolas" w:hAnsi="Consolas"/>
+          <w:sz w:val="19"/>
+        </w:rPr>
+      </w:pPr>
+      <w:r>
+        <w:rPr>
+          <w:rFonts w:ascii="Consolas" w:hAnsi="Consolas"/>
+          <w:sz w:val="19"/>
+        </w:rPr>
+        <w:t xml:space="preserve">                    Content = text,</w:t>
+      </w:r>
+    </w:p>
+    <w:p>
+      <w:pPr>
+        <w:pStyle w:val="NoSpacing"/>
+        <w:rPr>
+          <w:rFonts w:ascii="Consolas" w:hAnsi="Consolas"/>
+          <w:sz w:val="19"/>
+        </w:rPr>
+      </w:pPr>
+      <w:r>
+        <w:rPr>
+          <w:rFonts w:ascii="Consolas" w:hAnsi="Consolas"/>
+          <w:sz w:val="19"/>
+        </w:rPr>
+        <w:t xml:space="preserve">                    Vector = embedding.Vector</w:t>
+      </w:r>
+    </w:p>
+    <w:p>
+      <w:pPr>
+        <w:pStyle w:val="NoSpacing"/>
+        <w:rPr>
+          <w:rFonts w:ascii="Consolas" w:hAnsi="Consolas"/>
+          <w:sz w:val="19"/>
+        </w:rPr>
+      </w:pPr>
+      <w:r>
+        <w:rPr>
+          <w:rFonts w:ascii="Consolas" w:hAnsi="Consolas"/>
+          <w:sz w:val="19"/>
+        </w:rPr>
+        <w:t xml:space="preserve">                };</w:t>
+      </w:r>
+    </w:p>
+    <w:p>
+      <w:pPr>
+        <w:pStyle w:val="NoSpacing"/>
+        <w:rPr>
+          <w:rFonts w:ascii="Consolas" w:hAnsi="Consolas"/>
+          <w:sz w:val="19"/>
+        </w:rPr>
+      </w:pPr>
+      <w:r>
+        <w:rPr>
+          <w:rFonts w:ascii="Consolas" w:hAnsi="Consolas"/>
+          <w:sz w:val="19"/>
+        </w:rPr>
+        <w:t xml:space="preserve">                database.Add(doc);</w:t>
+      </w:r>
+    </w:p>
+    <w:p>
+      <w:pPr>
+        <w:pStyle w:val="NoSpacing"/>
+        <w:rPr>
+          <w:rFonts w:ascii="Consolas" w:hAnsi="Consolas"/>
+          <w:sz w:val="19"/>
+        </w:rPr>
+      </w:pPr>
+      <w:r>
+        <w:rPr>
+          <w:rFonts w:ascii="Consolas" w:hAnsi="Consolas"/>
+          <w:sz w:val="19"/>
+        </w:rPr>
+        <w:t xml:space="preserve">            }</w:t>
+      </w:r>
+    </w:p>
+    <w:p>
+      <w:pPr>
+        <w:pStyle w:val="NoSpacing"/>
+        <w:rPr>
+          <w:rFonts w:ascii="Consolas" w:hAnsi="Consolas"/>
+          <w:sz w:val="19"/>
+        </w:rPr>
+      </w:pPr>
+    </w:p>
+    <w:p>
+      <w:pPr>
+        <w:pStyle w:val="NoSpacing"/>
+        <w:rPr>
+          <w:rFonts w:ascii="Consolas" w:hAnsi="Consolas"/>
+          <w:sz w:val="19"/>
+        </w:rPr>
+      </w:pPr>
+      <w:r>
+        <w:rPr>
+          <w:rFonts w:ascii="Consolas" w:hAnsi="Consolas"/>
+          <w:sz w:val="19"/>
+        </w:rPr>
+        <w:t xml:space="preserve">            // 3. Initialize cleanly decoupled components</w:t>
+      </w:r>
+    </w:p>
+    <w:p>
+      <w:pPr>
+        <w:pStyle w:val="NoSpacing"/>
+        <w:rPr>
+          <w:rFonts w:ascii="Consolas" w:hAnsi="Consolas"/>
+          <w:sz w:val="19"/>
+        </w:rPr>
+      </w:pPr>
+      <w:r>
+        <w:rPr>
+          <w:rFonts w:ascii="Consolas" w:hAnsi="Consolas"/>
+          <w:sz w:val="19"/>
+        </w:rPr>
+        <w:t xml:space="preserve">            HybridRetriever retriever = new HybridRetriever(embeddingGenerator, database);</w:t>
+      </w:r>
+    </w:p>
+    <w:p>
+      <w:pPr>
+        <w:pStyle w:val="NoSpacing"/>
+        <w:rPr>
+          <w:rFonts w:ascii="Consolas" w:hAnsi="Consolas"/>
+          <w:sz w:val="19"/>
+        </w:rPr>
+      </w:pPr>
+      <w:r>
+        <w:rPr>
+          <w:rFonts w:ascii="Consolas" w:hAnsi="Consolas"/>
+          <w:sz w:val="19"/>
+        </w:rPr>
+        <w:t xml:space="preserve">            RagAgent ragAgent = new RagAgent(kernel, retriever);</w:t>
+      </w:r>
+    </w:p>
+    <w:p>
+      <w:pPr>
+        <w:pStyle w:val="NoSpacing"/>
+        <w:rPr>
+          <w:rFonts w:ascii="Consolas" w:hAnsi="Consolas"/>
+          <w:sz w:val="19"/>
+        </w:rPr>
+      </w:pPr>
+    </w:p>
+    <w:p>
+      <w:pPr>
+        <w:pStyle w:val="NoSpacing"/>
+        <w:rPr>
+          <w:rFonts w:ascii="Consolas" w:hAnsi="Consolas"/>
+          <w:sz w:val="19"/>
+        </w:rPr>
+      </w:pPr>
+      <w:r>
+        <w:rPr>
+          <w:rFonts w:ascii="Consolas" w:hAnsi="Consolas"/>
+          <w:sz w:val="19"/>
+        </w:rPr>
+        <w:t xml:space="preserve">            // 4. Test the Hybrid RAG workflow</w:t>
+      </w:r>
+    </w:p>
+    <w:p>
+      <w:pPr>
+        <w:pStyle w:val="NoSpacing"/>
+        <w:rPr>
+          <w:rFonts w:ascii="Consolas" w:hAnsi="Consolas"/>
+          <w:sz w:val="19"/>
+        </w:rPr>
+      </w:pPr>
+      <w:r>
+        <w:rPr>
+          <w:rFonts w:ascii="Consolas" w:hAnsi="Consolas"/>
+          <w:sz w:val="19"/>
+        </w:rPr>
+        <w:t xml:space="preserve">            string query = "What is the maintenance schedule for the Alpha-99";</w:t>
+      </w:r>
+    </w:p>
+    <w:p>
+      <w:pPr>
+        <w:pStyle w:val="NoSpacing"/>
+        <w:rPr>
+          <w:rFonts w:ascii="Consolas" w:hAnsi="Consolas"/>
+          <w:sz w:val="19"/>
+        </w:rPr>
+      </w:pPr>
+      <w:r>
+        <w:rPr>
+          <w:rFonts w:ascii="Consolas" w:hAnsi="Consolas"/>
+          <w:sz w:val="19"/>
+        </w:rPr>
+        <w:t xml:space="preserve">            Console.WriteLine($"\bUser Query: {query}");</w:t>
+      </w:r>
+    </w:p>
+    <w:p>
+      <w:pPr>
+        <w:pStyle w:val="NoSpacing"/>
+        <w:rPr>
+          <w:rFonts w:ascii="Consolas" w:hAnsi="Consolas"/>
+          <w:sz w:val="19"/>
+        </w:rPr>
+      </w:pPr>
+    </w:p>
+    <w:p>
+      <w:pPr>
+        <w:pStyle w:val="NoSpacing"/>
+        <w:rPr>
+          <w:rFonts w:ascii="Consolas" w:hAnsi="Consolas"/>
+          <w:sz w:val="19"/>
+        </w:rPr>
+      </w:pPr>
+      <w:r>
+        <w:rPr>
+          <w:rFonts w:ascii="Consolas" w:hAnsi="Consolas"/>
+          <w:sz w:val="19"/>
+        </w:rPr>
+        <w:t xml:space="preserve">            string response = await ragAgent.AnswerAsync(query);</w:t>
+      </w:r>
+    </w:p>
+    <w:p>
+      <w:pPr>
+        <w:pStyle w:val="NoSpacing"/>
+        <w:rPr>
+          <w:rFonts w:ascii="Consolas" w:hAnsi="Consolas"/>
+          <w:sz w:val="19"/>
+        </w:rPr>
+      </w:pPr>
+      <w:r>
+        <w:rPr>
+          <w:rFonts w:ascii="Consolas" w:hAnsi="Consolas"/>
+          <w:sz w:val="19"/>
+        </w:rPr>
+        <w:t xml:space="preserve">            Console.WriteLine($"\nAI Answer: {response}");</w:t>
+      </w:r>
+    </w:p>
+    <w:p>
+      <w:pPr>
+        <w:pStyle w:val="NoSpacing"/>
+        <w:rPr>
+          <w:rFonts w:ascii="Consolas" w:hAnsi="Consolas"/>
+          <w:sz w:val="19"/>
+        </w:rPr>
+      </w:pPr>
+      <w:r>
+        <w:rPr>
+          <w:rFonts w:ascii="Consolas" w:hAnsi="Consolas"/>
+          <w:sz w:val="19"/>
+        </w:rPr>
+        <w:t xml:space="preserve">        }</w:t>
+      </w:r>
+    </w:p>
+    <w:p>
+      <w:pPr>
+        <w:pStyle w:val="NoSpacing"/>
+        <w:rPr>
+          <w:rFonts w:ascii="Consolas" w:hAnsi="Consolas"/>
+          <w:sz w:val="19"/>
+        </w:rPr>
+      </w:pPr>
+      <w:r>
+        <w:rPr>
+          <w:rFonts w:ascii="Consolas" w:hAnsi="Consolas"/>
+          <w:sz w:val="19"/>
+        </w:rPr>
+        <w:t xml:space="preserve">    }</w:t>
+      </w:r>
+    </w:p>
+    <w:p>
+      <w:pPr>
+        <w:pStyle w:val="NoSpacing"/>
+        <w:rPr>
+          <w:rFonts w:ascii="Consolas" w:hAnsi="Consolas"/>
+          <w:sz w:val="19"/>
+        </w:rPr>
+      </w:pPr>
+      <w:r>
+        <w:rPr>
+          <w:rFonts w:ascii="Consolas" w:hAnsi="Consolas"/>
+          <w:sz w:val="19"/>
+        </w:rPr>
+        <w:t>}</w:t>
+      </w:r>
+    </w:p>
+    <w:p/>
+    <w:p>
+      <w:pPr>
+        <w:rPr>
+          <w:b/>
+        </w:rPr>
+      </w:pPr>
+      <w:r>
+        <w:rPr>
+          <w:b/>
+        </w:rPr>
+        <w:t>Document.cs</w:t>
+      </w:r>
+    </w:p>
+    <w:p>
+      <w:pPr>
+        <w:pStyle w:val="NoSpacing"/>
+        <w:rPr>
+          <w:rFonts w:ascii="Consolas" w:hAnsi="Consolas"/>
+          <w:sz w:val="19"/>
+        </w:rPr>
+      </w:pPr>
+      <w:r>
+        <w:rPr>
+          <w:rFonts w:ascii="Consolas" w:hAnsi="Consolas"/>
+          <w:sz w:val="19"/>
+        </w:rPr>
+        <w:t>// Document</w:t>
+      </w:r>
+    </w:p>
+    <w:p>
+      <w:pPr>
+        <w:pStyle w:val="NoSpacing"/>
+        <w:rPr>
+          <w:rFonts w:ascii="Consolas" w:hAnsi="Consolas"/>
+          <w:sz w:val="19"/>
+        </w:rPr>
+      </w:pPr>
+      <w:r>
+        <w:rPr>
+          <w:rFonts w:ascii="Consolas" w:hAnsi="Consolas"/>
+          <w:sz w:val="19"/>
+        </w:rPr>
+        <w:t>// ---------------------------------------------------------------------------</w:t>
+      </w:r>
+    </w:p>
+    <w:p>
+      <w:pPr>
+        <w:pStyle w:val="NoSpacing"/>
+        <w:rPr>
+          <w:rFonts w:ascii="Consolas" w:hAnsi="Consolas"/>
+          <w:sz w:val="19"/>
+        </w:rPr>
+      </w:pPr>
+      <w:r>
+        <w:rPr>
+          <w:rFonts w:ascii="Consolas" w:hAnsi="Consolas"/>
+          <w:sz w:val="19"/>
+        </w:rPr>
+        <w:t>// A single knowledge-base entry: raw text plus its embedding vector,</w:t>
+      </w:r>
+    </w:p>
+    <w:p>
+      <w:pPr>
+        <w:pStyle w:val="NoSpacing"/>
+        <w:rPr>
+          <w:rFonts w:ascii="Consolas" w:hAnsi="Consolas"/>
+          <w:sz w:val="19"/>
+        </w:rPr>
+      </w:pPr>
+      <w:r>
+        <w:rPr>
+          <w:rFonts w:ascii="Consolas" w:hAnsi="Consolas"/>
+          <w:sz w:val="19"/>
+        </w:rPr>
+        <w:t>// searched by both HybridRetriever's vector and keyword passes.</w:t>
+      </w:r>
+    </w:p>
+    <w:p>
+      <w:pPr>
+        <w:pStyle w:val="NoSpacing"/>
+        <w:rPr>
+          <w:rFonts w:ascii="Consolas" w:hAnsi="Consolas"/>
+          <w:sz w:val="19"/>
+        </w:rPr>
+      </w:pPr>
+      <w:r>
+        <w:rPr>
+          <w:rFonts w:ascii="Consolas" w:hAnsi="Consolas"/>
+          <w:sz w:val="19"/>
+        </w:rPr>
+        <w:t>namespace AdvancedRAG</w:t>
+      </w:r>
+    </w:p>
+    <w:p>
+      <w:pPr>
+        <w:pStyle w:val="NoSpacing"/>
+        <w:rPr>
+          <w:rFonts w:ascii="Consolas" w:hAnsi="Consolas"/>
+          <w:sz w:val="19"/>
+        </w:rPr>
+      </w:pPr>
+      <w:r>
+        <w:rPr>
+          <w:rFonts w:ascii="Consolas" w:hAnsi="Consolas"/>
+          <w:sz w:val="19"/>
+        </w:rPr>
+        <w:t>{</w:t>
+      </w:r>
+    </w:p>
+    <w:p>
+      <w:pPr>
+        <w:pStyle w:val="NoSpacing"/>
+        <w:rPr>
+          <w:rFonts w:ascii="Consolas" w:hAnsi="Consolas"/>
+          <w:sz w:val="19"/>
+        </w:rPr>
+      </w:pPr>
+      <w:r>
+        <w:rPr>
+          <w:rFonts w:ascii="Consolas" w:hAnsi="Consolas"/>
+          <w:sz w:val="19"/>
+        </w:rPr>
+        <w:t xml:space="preserve">    /// &lt;summary&gt;</w:t>
+      </w:r>
+    </w:p>
+    <w:p>
+      <w:pPr>
+        <w:pStyle w:val="NoSpacing"/>
+        <w:rPr>
+          <w:rFonts w:ascii="Consolas" w:hAnsi="Consolas"/>
+          <w:sz w:val="19"/>
+        </w:rPr>
+      </w:pPr>
+      <w:r>
+        <w:rPr>
+          <w:rFonts w:ascii="Consolas" w:hAnsi="Consolas"/>
+          <w:sz w:val="19"/>
+        </w:rPr>
+        <w:t xml:space="preserve">    /// Represents a stored document containing both raw text and its mathematical vector representation.</w:t>
+      </w:r>
+    </w:p>
+    <w:p>
+      <w:pPr>
+        <w:pStyle w:val="NoSpacing"/>
+        <w:rPr>
+          <w:rFonts w:ascii="Consolas" w:hAnsi="Consolas"/>
+          <w:sz w:val="19"/>
+        </w:rPr>
+      </w:pPr>
+      <w:r>
+        <w:rPr>
+          <w:rFonts w:ascii="Consolas" w:hAnsi="Consolas"/>
+          <w:sz w:val="19"/>
+        </w:rPr>
+        <w:t xml:space="preserve">    /// &lt;/summary&gt;</w:t>
+      </w:r>
+    </w:p>
+    <w:p>
+      <w:pPr>
+        <w:pStyle w:val="NoSpacing"/>
+        <w:rPr>
+          <w:rFonts w:ascii="Consolas" w:hAnsi="Consolas"/>
+          <w:sz w:val="19"/>
+        </w:rPr>
+      </w:pPr>
+      <w:r>
+        <w:rPr>
+          <w:rFonts w:ascii="Consolas" w:hAnsi="Consolas"/>
+          <w:sz w:val="19"/>
+        </w:rPr>
+        <w:t xml:space="preserve">    internal class Document</w:t>
+      </w:r>
+    </w:p>
+    <w:p>
+      <w:pPr>
+        <w:pStyle w:val="NoSpacing"/>
+        <w:rPr>
+          <w:rFonts w:ascii="Consolas" w:hAnsi="Consolas"/>
+          <w:sz w:val="19"/>
+        </w:rPr>
+      </w:pPr>
+      <w:r>
+        <w:rPr>
+          <w:rFonts w:ascii="Consolas" w:hAnsi="Consolas"/>
+          <w:sz w:val="19"/>
+        </w:rPr>
+        <w:t xml:space="preserve">    {</w:t>
+      </w:r>
+    </w:p>
+    <w:p>
+      <w:pPr>
+        <w:pStyle w:val="NoSpacing"/>
+        <w:rPr>
+          <w:rFonts w:ascii="Consolas" w:hAnsi="Consolas"/>
+          <w:sz w:val="19"/>
+        </w:rPr>
+      </w:pPr>
+      <w:r>
+        <w:rPr>
+          <w:rFonts w:ascii="Consolas" w:hAnsi="Consolas"/>
+          <w:sz w:val="19"/>
+        </w:rPr>
+        <w:t xml:space="preserve">        public string Id { get; set; } = Guid.NewGuid().ToString();</w:t>
+      </w:r>
+    </w:p>
+    <w:p>
+      <w:pPr>
+        <w:pStyle w:val="NoSpacing"/>
+        <w:rPr>
+          <w:rFonts w:ascii="Consolas" w:hAnsi="Consolas"/>
+          <w:sz w:val="19"/>
+        </w:rPr>
+      </w:pPr>
+      <w:r>
+        <w:rPr>
+          <w:rFonts w:ascii="Consolas" w:hAnsi="Consolas"/>
+          <w:sz w:val="19"/>
+        </w:rPr>
+        <w:t xml:space="preserve">        public string Content { get; set; } = string.Empty;</w:t>
+      </w:r>
+    </w:p>
+    <w:p>
+      <w:pPr>
+        <w:pStyle w:val="NoSpacing"/>
+        <w:rPr>
+          <w:rFonts w:ascii="Consolas" w:hAnsi="Consolas"/>
+          <w:sz w:val="19"/>
+        </w:rPr>
+      </w:pPr>
+      <w:r>
+        <w:rPr>
+          <w:rFonts w:ascii="Consolas" w:hAnsi="Consolas"/>
+          <w:sz w:val="19"/>
+        </w:rPr>
+        <w:t xml:space="preserve">        public ReadOnlyMemory&lt;float&gt; Vector { get; set; }</w:t>
+      </w:r>
+    </w:p>
+    <w:p>
+      <w:pPr>
+        <w:pStyle w:val="NoSpacing"/>
+        <w:rPr>
+          <w:rFonts w:ascii="Consolas" w:hAnsi="Consolas"/>
+          <w:sz w:val="19"/>
+        </w:rPr>
+      </w:pPr>
+      <w:r>
+        <w:rPr>
+          <w:rFonts w:ascii="Consolas" w:hAnsi="Consolas"/>
+          <w:sz w:val="19"/>
+        </w:rPr>
+        <w:t xml:space="preserve">    }</w:t>
+      </w:r>
+    </w:p>
+    <w:p>
+      <w:pPr>
+        <w:pStyle w:val="NoSpacing"/>
+        <w:rPr>
+          <w:rFonts w:ascii="Consolas" w:hAnsi="Consolas"/>
+          <w:sz w:val="19"/>
+        </w:rPr>
+      </w:pPr>
+      <w:r>
+        <w:rPr>
+          <w:rFonts w:ascii="Consolas" w:hAnsi="Consolas"/>
+          <w:sz w:val="19"/>
+        </w:rPr>
+        <w:t>}</w:t>
+      </w:r>
+    </w:p>
+    <w:p/>
+    <w:p>
+      <w:pPr>
+        <w:rPr>
+          <w:b/>
+        </w:rPr>
+      </w:pPr>
+      <w:r>
+        <w:rPr>
+          <w:b/>
+        </w:rPr>
+        <w:t>HybridRetriever.cs</w:t>
+      </w:r>
+    </w:p>
+    <w:p>
+      <w:pPr>
+        <w:pStyle w:val="NoSpacing"/>
+        <w:rPr>
+          <w:rFonts w:ascii="Consolas" w:hAnsi="Consolas"/>
+          <w:sz w:val="19"/>
+        </w:rPr>
+      </w:pPr>
+      <w:r>
+        <w:rPr>
+          <w:rFonts w:ascii="Consolas" w:hAnsi="Consolas"/>
+          <w:sz w:val="19"/>
+        </w:rPr>
+        <w:t>// HybridRetriever</w:t>
+      </w:r>
+    </w:p>
+    <w:p>
+      <w:pPr>
+        <w:pStyle w:val="NoSpacing"/>
+        <w:rPr>
+          <w:rFonts w:ascii="Consolas" w:hAnsi="Consolas"/>
+          <w:sz w:val="19"/>
+        </w:rPr>
+      </w:pPr>
+      <w:r>
+        <w:rPr>
+          <w:rFonts w:ascii="Consolas" w:hAnsi="Consolas"/>
+          <w:sz w:val="19"/>
+        </w:rPr>
+        <w:t>// ---------------------------------------------------------------------------</w:t>
+      </w:r>
+    </w:p>
+    <w:p>
+      <w:pPr>
+        <w:pStyle w:val="NoSpacing"/>
+        <w:rPr>
+          <w:rFonts w:ascii="Consolas" w:hAnsi="Consolas"/>
+          <w:sz w:val="19"/>
+        </w:rPr>
+      </w:pPr>
+      <w:r>
+        <w:rPr>
+          <w:rFonts w:ascii="Consolas" w:hAnsi="Consolas"/>
+          <w:sz w:val="19"/>
+        </w:rPr>
+        <w:t>// Runs two independent searches over the same in-memory database and merges</w:t>
+      </w:r>
+    </w:p>
+    <w:p>
+      <w:pPr>
+        <w:pStyle w:val="NoSpacing"/>
+        <w:rPr>
+          <w:rFonts w:ascii="Consolas" w:hAnsi="Consolas"/>
+          <w:sz w:val="19"/>
+        </w:rPr>
+      </w:pPr>
+      <w:r>
+        <w:rPr>
+          <w:rFonts w:ascii="Consolas" w:hAnsi="Consolas"/>
+          <w:sz w:val="19"/>
+        </w:rPr>
+        <w:t>// the results: cosine similarity over embedding vectors (catches semantic</w:t>
+      </w:r>
+    </w:p>
+    <w:p>
+      <w:pPr>
+        <w:pStyle w:val="NoSpacing"/>
+        <w:rPr>
+          <w:rFonts w:ascii="Consolas" w:hAnsi="Consolas"/>
+          <w:sz w:val="19"/>
+        </w:rPr>
+      </w:pPr>
+      <w:r>
+        <w:rPr>
+          <w:rFonts w:ascii="Consolas" w:hAnsi="Consolas"/>
+          <w:sz w:val="19"/>
+        </w:rPr>
+        <w:t>// matches like "battery" -&gt; "power source") and a plain substring match over</w:t>
+      </w:r>
+    </w:p>
+    <w:p>
+      <w:pPr>
+        <w:pStyle w:val="NoSpacing"/>
+        <w:rPr>
+          <w:rFonts w:ascii="Consolas" w:hAnsi="Consolas"/>
+          <w:sz w:val="19"/>
+        </w:rPr>
+      </w:pPr>
+      <w:r>
+        <w:rPr>
+          <w:rFonts w:ascii="Consolas" w:hAnsi="Consolas"/>
+          <w:sz w:val="19"/>
+        </w:rPr>
+        <w:t>// the raw text (catches exact terms embeddings can miss, like part numbers).</w:t>
+      </w:r>
+    </w:p>
+    <w:p>
+      <w:pPr>
+        <w:pStyle w:val="NoSpacing"/>
+        <w:rPr>
+          <w:rFonts w:ascii="Consolas" w:hAnsi="Consolas"/>
+          <w:sz w:val="19"/>
+        </w:rPr>
+      </w:pPr>
+      <w:r>
+        <w:rPr>
+          <w:rFonts w:ascii="Consolas" w:hAnsi="Consolas"/>
+          <w:sz w:val="19"/>
+        </w:rPr>
+        <w:t>using Microsoft.Extensions.AI;</w:t>
+      </w:r>
+    </w:p>
+    <w:p>
+      <w:pPr>
+        <w:pStyle w:val="NoSpacing"/>
+        <w:rPr>
+          <w:rFonts w:ascii="Consolas" w:hAnsi="Consolas"/>
+          <w:sz w:val="19"/>
+        </w:rPr>
+      </w:pPr>
+      <w:r>
+        <w:rPr>
+          <w:rFonts w:ascii="Consolas" w:hAnsi="Consolas"/>
+          <w:sz w:val="19"/>
+        </w:rPr>
+        <w:t>using System;</w:t>
+      </w:r>
+    </w:p>
+    <w:p>
+      <w:pPr>
+        <w:pStyle w:val="NoSpacing"/>
+        <w:rPr>
+          <w:rFonts w:ascii="Consolas" w:hAnsi="Consolas"/>
+          <w:sz w:val="19"/>
+        </w:rPr>
+      </w:pPr>
+      <w:r>
+        <w:rPr>
+          <w:rFonts w:ascii="Consolas" w:hAnsi="Consolas"/>
+          <w:sz w:val="19"/>
+        </w:rPr>
+        <w:t>using System.Collections.Generic;</w:t>
+      </w:r>
+    </w:p>
+    <w:p>
+      <w:pPr>
+        <w:pStyle w:val="NoSpacing"/>
+        <w:rPr>
+          <w:rFonts w:ascii="Consolas" w:hAnsi="Consolas"/>
+          <w:sz w:val="19"/>
+        </w:rPr>
+      </w:pPr>
+      <w:r>
+        <w:rPr>
+          <w:rFonts w:ascii="Consolas" w:hAnsi="Consolas"/>
+          <w:sz w:val="19"/>
+        </w:rPr>
+        <w:t>using System.Text;</w:t>
+      </w:r>
+    </w:p>
+    <w:p>
+      <w:pPr>
+        <w:pStyle w:val="NoSpacing"/>
+        <w:rPr>
+          <w:rFonts w:ascii="Consolas" w:hAnsi="Consolas"/>
+          <w:sz w:val="19"/>
+        </w:rPr>
+      </w:pPr>
+    </w:p>
+    <w:p>
+      <w:pPr>
+        <w:pStyle w:val="NoSpacing"/>
+        <w:rPr>
+          <w:rFonts w:ascii="Consolas" w:hAnsi="Consolas"/>
+          <w:sz w:val="19"/>
+        </w:rPr>
+      </w:pPr>
+      <w:r>
+        <w:rPr>
+          <w:rFonts w:ascii="Consolas" w:hAnsi="Consolas"/>
+          <w:sz w:val="19"/>
+        </w:rPr>
+        <w:t>namespace AdvancedRAG</w:t>
+      </w:r>
+    </w:p>
+    <w:p>
+      <w:pPr>
+        <w:pStyle w:val="NoSpacing"/>
+        <w:rPr>
+          <w:rFonts w:ascii="Consolas" w:hAnsi="Consolas"/>
+          <w:sz w:val="19"/>
+        </w:rPr>
+      </w:pPr>
+      <w:r>
+        <w:rPr>
+          <w:rFonts w:ascii="Consolas" w:hAnsi="Consolas"/>
+          <w:sz w:val="19"/>
+        </w:rPr>
+        <w:t>{</w:t>
+      </w:r>
+    </w:p>
+    <w:p>
+      <w:pPr>
+        <w:pStyle w:val="NoSpacing"/>
+        <w:rPr>
+          <w:rFonts w:ascii="Consolas" w:hAnsi="Consolas"/>
+          <w:sz w:val="19"/>
+        </w:rPr>
+      </w:pPr>
+      <w:r>
+        <w:rPr>
+          <w:rFonts w:ascii="Consolas" w:hAnsi="Consolas"/>
+          <w:sz w:val="19"/>
+        </w:rPr>
+        <w:t xml:space="preserve">    /// &lt;summary&gt;</w:t>
+      </w:r>
+    </w:p>
+    <w:p>
+      <w:pPr>
+        <w:pStyle w:val="NoSpacing"/>
+        <w:rPr>
+          <w:rFonts w:ascii="Consolas" w:hAnsi="Consolas"/>
+          <w:sz w:val="19"/>
+        </w:rPr>
+      </w:pPr>
+      <w:r>
+        <w:rPr>
+          <w:rFonts w:ascii="Consolas" w:hAnsi="Consolas"/>
+          <w:sz w:val="19"/>
+        </w:rPr>
+        <w:t xml:space="preserve">    /// Combines Semantic (vector) and Lexical (keyword) search to find the most relevant documents.</w:t>
+      </w:r>
+    </w:p>
+    <w:p>
+      <w:pPr>
+        <w:pStyle w:val="NoSpacing"/>
+        <w:rPr>
+          <w:rFonts w:ascii="Consolas" w:hAnsi="Consolas"/>
+          <w:sz w:val="19"/>
+        </w:rPr>
+      </w:pPr>
+      <w:r>
+        <w:rPr>
+          <w:rFonts w:ascii="Consolas" w:hAnsi="Consolas"/>
+          <w:sz w:val="19"/>
+        </w:rPr>
+        <w:t xml:space="preserve">    /// &lt;/summary&gt;</w:t>
+      </w:r>
+    </w:p>
+    <w:p>
+      <w:pPr>
+        <w:pStyle w:val="NoSpacing"/>
+        <w:rPr>
+          <w:rFonts w:ascii="Consolas" w:hAnsi="Consolas"/>
+          <w:sz w:val="19"/>
+        </w:rPr>
+      </w:pPr>
+      <w:r>
+        <w:rPr>
+          <w:rFonts w:ascii="Consolas" w:hAnsi="Consolas"/>
+          <w:sz w:val="19"/>
+        </w:rPr>
+        <w:t xml:space="preserve">    internal class HybridRetriever</w:t>
+      </w:r>
+    </w:p>
+    <w:p>
+      <w:pPr>
+        <w:pStyle w:val="NoSpacing"/>
+        <w:rPr>
+          <w:rFonts w:ascii="Consolas" w:hAnsi="Consolas"/>
+          <w:sz w:val="19"/>
+        </w:rPr>
+      </w:pPr>
+      <w:r>
+        <w:rPr>
+          <w:rFonts w:ascii="Consolas" w:hAnsi="Consolas"/>
+          <w:sz w:val="19"/>
+        </w:rPr>
+        <w:t xml:space="preserve">    {</w:t>
+      </w:r>
+    </w:p>
+    <w:p>
+      <w:pPr>
+        <w:pStyle w:val="NoSpacing"/>
+        <w:rPr>
+          <w:rFonts w:ascii="Consolas" w:hAnsi="Consolas"/>
+          <w:sz w:val="19"/>
+        </w:rPr>
+      </w:pPr>
+      <w:r>
+        <w:rPr>
+          <w:rFonts w:ascii="Consolas" w:hAnsi="Consolas"/>
+          <w:sz w:val="19"/>
+        </w:rPr>
+        <w:t xml:space="preserve">        private readonly IEmbeddingGenerator&lt;string, Embedding&lt;float&gt;&gt; _embeddingGenerator;</w:t>
+      </w:r>
+    </w:p>
+    <w:p>
+      <w:pPr>
+        <w:pStyle w:val="NoSpacing"/>
+        <w:rPr>
+          <w:rFonts w:ascii="Consolas" w:hAnsi="Consolas"/>
+          <w:sz w:val="19"/>
+        </w:rPr>
+      </w:pPr>
+      <w:r>
+        <w:rPr>
+          <w:rFonts w:ascii="Consolas" w:hAnsi="Consolas"/>
+          <w:sz w:val="19"/>
+        </w:rPr>
+        <w:t xml:space="preserve">        private readonly List&lt;Document&gt; _database;</w:t>
+      </w:r>
+    </w:p>
+    <w:p>
+      <w:pPr>
+        <w:pStyle w:val="NoSpacing"/>
+        <w:rPr>
+          <w:rFonts w:ascii="Consolas" w:hAnsi="Consolas"/>
+          <w:sz w:val="19"/>
+        </w:rPr>
+      </w:pPr>
+    </w:p>
+    <w:p>
+      <w:pPr>
+        <w:pStyle w:val="NoSpacing"/>
+        <w:rPr>
+          <w:rFonts w:ascii="Consolas" w:hAnsi="Consolas"/>
+          <w:sz w:val="19"/>
+        </w:rPr>
+      </w:pPr>
+      <w:r>
+        <w:rPr>
+          <w:rFonts w:ascii="Consolas" w:hAnsi="Consolas"/>
+          <w:sz w:val="19"/>
+        </w:rPr>
+        <w:t xml:space="preserve">        public HybridRetriever(IEmbeddingGenerator&lt;string, Embedding&lt;float&gt;&gt; embeddingGenerator, List&lt;Document&gt; database)</w:t>
+      </w:r>
+    </w:p>
+    <w:p>
+      <w:pPr>
+        <w:pStyle w:val="NoSpacing"/>
+        <w:rPr>
+          <w:rFonts w:ascii="Consolas" w:hAnsi="Consolas"/>
+          <w:sz w:val="19"/>
+        </w:rPr>
+      </w:pPr>
+      <w:r>
+        <w:rPr>
+          <w:rFonts w:ascii="Consolas" w:hAnsi="Consolas"/>
+          <w:sz w:val="19"/>
+        </w:rPr>
+        <w:t xml:space="preserve">        {</w:t>
+      </w:r>
+    </w:p>
+    <w:p>
+      <w:pPr>
+        <w:pStyle w:val="NoSpacing"/>
+        <w:rPr>
+          <w:rFonts w:ascii="Consolas" w:hAnsi="Consolas"/>
+          <w:sz w:val="19"/>
+        </w:rPr>
+      </w:pPr>
+      <w:r>
+        <w:rPr>
+          <w:rFonts w:ascii="Consolas" w:hAnsi="Consolas"/>
+          <w:sz w:val="19"/>
+        </w:rPr>
+        <w:t xml:space="preserve">            _embeddingGenerator = embeddingGenerator;</w:t>
+      </w:r>
+    </w:p>
+    <w:p>
+      <w:pPr>
+        <w:pStyle w:val="NoSpacing"/>
+        <w:rPr>
+          <w:rFonts w:ascii="Consolas" w:hAnsi="Consolas"/>
+          <w:sz w:val="19"/>
+        </w:rPr>
+      </w:pPr>
+      <w:r>
+        <w:rPr>
+          <w:rFonts w:ascii="Consolas" w:hAnsi="Consolas"/>
+          <w:sz w:val="19"/>
+        </w:rPr>
+        <w:t xml:space="preserve">            _database = database;</w:t>
+      </w:r>
+    </w:p>
+    <w:p>
+      <w:pPr>
+        <w:pStyle w:val="NoSpacing"/>
+        <w:rPr>
+          <w:rFonts w:ascii="Consolas" w:hAnsi="Consolas"/>
+          <w:sz w:val="19"/>
+        </w:rPr>
+      </w:pPr>
+      <w:r>
+        <w:rPr>
+          <w:rFonts w:ascii="Consolas" w:hAnsi="Consolas"/>
+          <w:sz w:val="19"/>
+        </w:rPr>
+        <w:t xml:space="preserve">        }</w:t>
+      </w:r>
+    </w:p>
+    <w:p>
+      <w:pPr>
+        <w:pStyle w:val="NoSpacing"/>
+        <w:rPr>
+          <w:rFonts w:ascii="Consolas" w:hAnsi="Consolas"/>
+          <w:sz w:val="19"/>
+        </w:rPr>
+      </w:pPr>
+    </w:p>
+    <w:p>
+      <w:pPr>
+        <w:pStyle w:val="NoSpacing"/>
+        <w:rPr>
+          <w:rFonts w:ascii="Consolas" w:hAnsi="Consolas"/>
+          <w:sz w:val="19"/>
+        </w:rPr>
+      </w:pPr>
+      <w:r>
+        <w:rPr>
+          <w:rFonts w:ascii="Consolas" w:hAnsi="Consolas"/>
+          <w:sz w:val="19"/>
+        </w:rPr>
+        <w:t xml:space="preserve">        public async Task&lt;IEnumerable&lt;string&gt;&gt; SearchAsync(string query, int topK = 2)</w:t>
+      </w:r>
+    </w:p>
+    <w:p>
+      <w:pPr>
+        <w:pStyle w:val="NoSpacing"/>
+        <w:rPr>
+          <w:rFonts w:ascii="Consolas" w:hAnsi="Consolas"/>
+          <w:sz w:val="19"/>
+        </w:rPr>
+      </w:pPr>
+      <w:r>
+        <w:rPr>
+          <w:rFonts w:ascii="Consolas" w:hAnsi="Consolas"/>
+          <w:sz w:val="19"/>
+        </w:rPr>
+        <w:t xml:space="preserve">        {</w:t>
+      </w:r>
+    </w:p>
+    <w:p>
+      <w:pPr>
+        <w:pStyle w:val="NoSpacing"/>
+        <w:rPr>
+          <w:rFonts w:ascii="Consolas" w:hAnsi="Consolas"/>
+          <w:sz w:val="19"/>
+        </w:rPr>
+      </w:pPr>
+      <w:r>
+        <w:rPr>
+          <w:rFonts w:ascii="Consolas" w:hAnsi="Consolas"/>
+          <w:sz w:val="19"/>
+        </w:rPr>
+        <w:t xml:space="preserve">            // 1. Vector Search (Semantic)</w:t>
+      </w:r>
+    </w:p>
+    <w:p>
+      <w:pPr>
+        <w:pStyle w:val="NoSpacing"/>
+        <w:rPr>
+          <w:rFonts w:ascii="Consolas" w:hAnsi="Consolas"/>
+          <w:sz w:val="19"/>
+        </w:rPr>
+      </w:pPr>
+      <w:r>
+        <w:rPr>
+          <w:rFonts w:ascii="Consolas" w:hAnsi="Consolas"/>
+          <w:sz w:val="19"/>
+        </w:rPr>
+        <w:t xml:space="preserve">            // Use GenerateAsync to get the result, then extract the Vector property</w:t>
+      </w:r>
+    </w:p>
+    <w:p>
+      <w:pPr>
+        <w:pStyle w:val="NoSpacing"/>
+        <w:rPr>
+          <w:rFonts w:ascii="Consolas" w:hAnsi="Consolas"/>
+          <w:sz w:val="19"/>
+        </w:rPr>
+      </w:pPr>
+      <w:r>
+        <w:rPr>
+          <w:rFonts w:ascii="Consolas" w:hAnsi="Consolas"/>
+          <w:sz w:val="19"/>
+        </w:rPr>
+        <w:t xml:space="preserve">            var embeddings = await _embeddingGenerator.GenerateAsync(new[] { query });</w:t>
+      </w:r>
+    </w:p>
+    <w:p>
+      <w:pPr>
+        <w:pStyle w:val="NoSpacing"/>
+        <w:rPr>
+          <w:rFonts w:ascii="Consolas" w:hAnsi="Consolas"/>
+          <w:sz w:val="19"/>
+        </w:rPr>
+      </w:pPr>
+      <w:r>
+        <w:rPr>
+          <w:rFonts w:ascii="Consolas" w:hAnsi="Consolas"/>
+          <w:sz w:val="19"/>
+        </w:rPr>
+        <w:t xml:space="preserve">            var queryVector = embeddings[0].Vector;</w:t>
+      </w:r>
+    </w:p>
+    <w:p>
+      <w:pPr>
+        <w:pStyle w:val="NoSpacing"/>
+        <w:rPr>
+          <w:rFonts w:ascii="Consolas" w:hAnsi="Consolas"/>
+          <w:sz w:val="19"/>
+        </w:rPr>
+      </w:pPr>
+    </w:p>
+    <w:p>
+      <w:pPr>
+        <w:pStyle w:val="NoSpacing"/>
+        <w:rPr>
+          <w:rFonts w:ascii="Consolas" w:hAnsi="Consolas"/>
+          <w:sz w:val="19"/>
+        </w:rPr>
+      </w:pPr>
+      <w:r>
+        <w:rPr>
+          <w:rFonts w:ascii="Consolas" w:hAnsi="Consolas"/>
+          <w:sz w:val="19"/>
+        </w:rPr>
+        <w:t xml:space="preserve">            var vectorResults = _database</w:t>
+      </w:r>
+    </w:p>
+    <w:p>
+      <w:pPr>
+        <w:pStyle w:val="NoSpacing"/>
+        <w:rPr>
+          <w:rFonts w:ascii="Consolas" w:hAnsi="Consolas"/>
+          <w:sz w:val="19"/>
+        </w:rPr>
+      </w:pPr>
+      <w:r>
+        <w:rPr>
+          <w:rFonts w:ascii="Consolas" w:hAnsi="Consolas"/>
+          <w:sz w:val="19"/>
+        </w:rPr>
+        <w:t xml:space="preserve">                .Select(doc =&gt; new { Doc = doc, Score = CalculateCosineSimilarity(doc.Vector.Span, queryVector.Span) })</w:t>
+      </w:r>
+    </w:p>
+    <w:p>
+      <w:pPr>
+        <w:pStyle w:val="NoSpacing"/>
+        <w:rPr>
+          <w:rFonts w:ascii="Consolas" w:hAnsi="Consolas"/>
+          <w:sz w:val="19"/>
+        </w:rPr>
+      </w:pPr>
+      <w:r>
+        <w:rPr>
+          <w:rFonts w:ascii="Consolas" w:hAnsi="Consolas"/>
+          <w:sz w:val="19"/>
+        </w:rPr>
+        <w:t xml:space="preserve">                .OrderByDescending(x =&gt; x.Score)</w:t>
+      </w:r>
+    </w:p>
+    <w:p>
+      <w:pPr>
+        <w:pStyle w:val="NoSpacing"/>
+        <w:rPr>
+          <w:rFonts w:ascii="Consolas" w:hAnsi="Consolas"/>
+          <w:sz w:val="19"/>
+        </w:rPr>
+      </w:pPr>
+      <w:r>
+        <w:rPr>
+          <w:rFonts w:ascii="Consolas" w:hAnsi="Consolas"/>
+          <w:sz w:val="19"/>
+        </w:rPr>
+        <w:t xml:space="preserve">                .Take(topK)</w:t>
+      </w:r>
+    </w:p>
+    <w:p>
+      <w:pPr>
+        <w:pStyle w:val="NoSpacing"/>
+        <w:rPr>
+          <w:rFonts w:ascii="Consolas" w:hAnsi="Consolas"/>
+          <w:sz w:val="19"/>
+        </w:rPr>
+      </w:pPr>
+      <w:r>
+        <w:rPr>
+          <w:rFonts w:ascii="Consolas" w:hAnsi="Consolas"/>
+          <w:sz w:val="19"/>
+        </w:rPr>
+        <w:t xml:space="preserve">                .Select(x =&gt; x.Doc);</w:t>
+      </w:r>
+    </w:p>
+    <w:p>
+      <w:pPr>
+        <w:pStyle w:val="NoSpacing"/>
+        <w:rPr>
+          <w:rFonts w:ascii="Consolas" w:hAnsi="Consolas"/>
+          <w:sz w:val="19"/>
+        </w:rPr>
+      </w:pPr>
+    </w:p>
+    <w:p>
+      <w:pPr>
+        <w:pStyle w:val="NoSpacing"/>
+        <w:rPr>
+          <w:rFonts w:ascii="Consolas" w:hAnsi="Consolas"/>
+          <w:sz w:val="19"/>
+        </w:rPr>
+      </w:pPr>
+      <w:r>
+        <w:rPr>
+          <w:rFonts w:ascii="Consolas" w:hAnsi="Consolas"/>
+          <w:sz w:val="19"/>
+        </w:rPr>
+        <w:t xml:space="preserve">            // 2. Keyword Search (Lexical)</w:t>
+      </w:r>
+    </w:p>
+    <w:p>
+      <w:pPr>
+        <w:pStyle w:val="NoSpacing"/>
+        <w:rPr>
+          <w:rFonts w:ascii="Consolas" w:hAnsi="Consolas"/>
+          <w:sz w:val="19"/>
+        </w:rPr>
+      </w:pPr>
+      <w:r>
+        <w:rPr>
+          <w:rFonts w:ascii="Consolas" w:hAnsi="Consolas"/>
+          <w:sz w:val="19"/>
+        </w:rPr>
+        <w:t xml:space="preserve">            // Perform a basic case-insensitive string match for the query terms</w:t>
+      </w:r>
+    </w:p>
+    <w:p>
+      <w:pPr>
+        <w:pStyle w:val="NoSpacing"/>
+        <w:rPr>
+          <w:rFonts w:ascii="Consolas" w:hAnsi="Consolas"/>
+          <w:sz w:val="19"/>
+        </w:rPr>
+      </w:pPr>
+      <w:r>
+        <w:rPr>
+          <w:rFonts w:ascii="Consolas" w:hAnsi="Consolas"/>
+          <w:sz w:val="19"/>
+        </w:rPr>
+        <w:t xml:space="preserve">            var keywords = query.Split(' ', StringSplitOptions.RemoveEmptyEntries);</w:t>
+      </w:r>
+    </w:p>
+    <w:p>
+      <w:pPr>
+        <w:pStyle w:val="NoSpacing"/>
+        <w:rPr>
+          <w:rFonts w:ascii="Consolas" w:hAnsi="Consolas"/>
+          <w:sz w:val="19"/>
+        </w:rPr>
+      </w:pPr>
+      <w:r>
+        <w:rPr>
+          <w:rFonts w:ascii="Consolas" w:hAnsi="Consolas"/>
+          <w:sz w:val="19"/>
+        </w:rPr>
+        <w:t xml:space="preserve">            var keywordResults = _database</w:t>
+      </w:r>
+    </w:p>
+    <w:p>
+      <w:pPr>
+        <w:pStyle w:val="NoSpacing"/>
+        <w:rPr>
+          <w:rFonts w:ascii="Consolas" w:hAnsi="Consolas"/>
+          <w:sz w:val="19"/>
+        </w:rPr>
+      </w:pPr>
+      <w:r>
+        <w:rPr>
+          <w:rFonts w:ascii="Consolas" w:hAnsi="Consolas"/>
+          <w:sz w:val="19"/>
+        </w:rPr>
+        <w:t xml:space="preserve">                .Where(doc =&gt; keywords.Any(k =&gt; doc.Content.Contains(k, StringComparison.OrdinalIgnoreCase)))</w:t>
+      </w:r>
+    </w:p>
+    <w:p>
+      <w:pPr>
+        <w:pStyle w:val="NoSpacing"/>
+        <w:rPr>
+          <w:rFonts w:ascii="Consolas" w:hAnsi="Consolas"/>
+          <w:sz w:val="19"/>
+        </w:rPr>
+      </w:pPr>
+      <w:r>
+        <w:rPr>
+          <w:rFonts w:ascii="Consolas" w:hAnsi="Consolas"/>
+          <w:sz w:val="19"/>
+        </w:rPr>
+        <w:t xml:space="preserve">                .Take(topK);</w:t>
+      </w:r>
+    </w:p>
+    <w:p>
+      <w:pPr>
+        <w:pStyle w:val="NoSpacing"/>
+        <w:rPr>
+          <w:rFonts w:ascii="Consolas" w:hAnsi="Consolas"/>
+          <w:sz w:val="19"/>
+        </w:rPr>
+      </w:pPr>
+    </w:p>
+    <w:p>
+      <w:pPr>
+        <w:pStyle w:val="NoSpacing"/>
+        <w:rPr>
+          <w:rFonts w:ascii="Consolas" w:hAnsi="Consolas"/>
+          <w:sz w:val="19"/>
+        </w:rPr>
+      </w:pPr>
+      <w:r>
+        <w:rPr>
+          <w:rFonts w:ascii="Consolas" w:hAnsi="Consolas"/>
+          <w:sz w:val="19"/>
+        </w:rPr>
+        <w:t xml:space="preserve">            // 3. Deduplicate and Merge</w:t>
+      </w:r>
+    </w:p>
+    <w:p>
+      <w:pPr>
+        <w:pStyle w:val="NoSpacing"/>
+        <w:rPr>
+          <w:rFonts w:ascii="Consolas" w:hAnsi="Consolas"/>
+          <w:sz w:val="19"/>
+        </w:rPr>
+      </w:pPr>
+      <w:r>
+        <w:rPr>
+          <w:rFonts w:ascii="Consolas" w:hAnsi="Consolas"/>
+          <w:sz w:val="19"/>
+        </w:rPr>
+        <w:t xml:space="preserve">            // Combine both lists and remove duplicates so we don't waste Gemini tokens</w:t>
+      </w:r>
+    </w:p>
+    <w:p>
+      <w:pPr>
+        <w:pStyle w:val="NoSpacing"/>
+        <w:rPr>
+          <w:rFonts w:ascii="Consolas" w:hAnsi="Consolas"/>
+          <w:sz w:val="19"/>
+        </w:rPr>
+      </w:pPr>
+      <w:r>
+        <w:rPr>
+          <w:rFonts w:ascii="Consolas" w:hAnsi="Consolas"/>
+          <w:sz w:val="19"/>
+        </w:rPr>
+        <w:t xml:space="preserve">            var combinedResults = vectorResults</w:t>
+      </w:r>
+    </w:p>
+    <w:p>
+      <w:pPr>
+        <w:pStyle w:val="NoSpacing"/>
+        <w:rPr>
+          <w:rFonts w:ascii="Consolas" w:hAnsi="Consolas"/>
+          <w:sz w:val="19"/>
+        </w:rPr>
+      </w:pPr>
+      <w:r>
+        <w:rPr>
+          <w:rFonts w:ascii="Consolas" w:hAnsi="Consolas"/>
+          <w:sz w:val="19"/>
+        </w:rPr>
+        <w:t xml:space="preserve">                .Union(keywordResults)</w:t>
+      </w:r>
+    </w:p>
+    <w:p>
+      <w:pPr>
+        <w:pStyle w:val="NoSpacing"/>
+        <w:rPr>
+          <w:rFonts w:ascii="Consolas" w:hAnsi="Consolas"/>
+          <w:sz w:val="19"/>
+        </w:rPr>
+      </w:pPr>
+      <w:r>
+        <w:rPr>
+          <w:rFonts w:ascii="Consolas" w:hAnsi="Consolas"/>
+          <w:sz w:val="19"/>
+        </w:rPr>
+        <w:t xml:space="preserve">                .Select(d =&gt; d.Content)</w:t>
+      </w:r>
+    </w:p>
+    <w:p>
+      <w:pPr>
+        <w:pStyle w:val="NoSpacing"/>
+        <w:rPr>
+          <w:rFonts w:ascii="Consolas" w:hAnsi="Consolas"/>
+          <w:sz w:val="19"/>
+        </w:rPr>
+      </w:pPr>
+      <w:r>
+        <w:rPr>
+          <w:rFonts w:ascii="Consolas" w:hAnsi="Consolas"/>
+          <w:sz w:val="19"/>
+        </w:rPr>
+        <w:t xml:space="preserve">                .Distinct();</w:t>
+      </w:r>
+    </w:p>
+    <w:p>
+      <w:pPr>
+        <w:pStyle w:val="NoSpacing"/>
+        <w:rPr>
+          <w:rFonts w:ascii="Consolas" w:hAnsi="Consolas"/>
+          <w:sz w:val="19"/>
+        </w:rPr>
+      </w:pPr>
+    </w:p>
+    <w:p>
+      <w:pPr>
+        <w:pStyle w:val="NoSpacing"/>
+        <w:rPr>
+          <w:rFonts w:ascii="Consolas" w:hAnsi="Consolas"/>
+          <w:sz w:val="19"/>
+        </w:rPr>
+      </w:pPr>
+      <w:r>
+        <w:rPr>
+          <w:rFonts w:ascii="Consolas" w:hAnsi="Consolas"/>
+          <w:sz w:val="19"/>
+        </w:rPr>
+        <w:t xml:space="preserve">            return combinedResults;</w:t>
+      </w:r>
+    </w:p>
+    <w:p>
+      <w:pPr>
+        <w:pStyle w:val="NoSpacing"/>
+        <w:rPr>
+          <w:rFonts w:ascii="Consolas" w:hAnsi="Consolas"/>
+          <w:sz w:val="19"/>
+        </w:rPr>
+      </w:pPr>
+      <w:r>
+        <w:rPr>
+          <w:rFonts w:ascii="Consolas" w:hAnsi="Consolas"/>
+          <w:sz w:val="19"/>
+        </w:rPr>
+        <w:t xml:space="preserve">        }</w:t>
+      </w:r>
+    </w:p>
+    <w:p>
+      <w:pPr>
+        <w:pStyle w:val="NoSpacing"/>
+        <w:rPr>
+          <w:rFonts w:ascii="Consolas" w:hAnsi="Consolas"/>
+          <w:sz w:val="19"/>
+        </w:rPr>
+      </w:pPr>
+    </w:p>
+    <w:p>
+      <w:pPr>
+        <w:pStyle w:val="NoSpacing"/>
+        <w:rPr>
+          <w:rFonts w:ascii="Consolas" w:hAnsi="Consolas"/>
+          <w:sz w:val="19"/>
+        </w:rPr>
+      </w:pPr>
+      <w:r>
+        <w:rPr>
+          <w:rFonts w:ascii="Consolas" w:hAnsi="Consolas"/>
+          <w:sz w:val="19"/>
+        </w:rPr>
+        <w:t xml:space="preserve">        /// &lt;summary&gt;</w:t>
+      </w:r>
+    </w:p>
+    <w:p>
+      <w:pPr>
+        <w:pStyle w:val="NoSpacing"/>
+        <w:rPr>
+          <w:rFonts w:ascii="Consolas" w:hAnsi="Consolas"/>
+          <w:sz w:val="19"/>
+        </w:rPr>
+      </w:pPr>
+      <w:r>
+        <w:rPr>
+          <w:rFonts w:ascii="Consolas" w:hAnsi="Consolas"/>
+          <w:sz w:val="19"/>
+        </w:rPr>
+        <w:t xml:space="preserve">        /// Measures the mathematical similarity between two vectors. Closer to 1.0 means highly similar.</w:t>
+      </w:r>
+    </w:p>
+    <w:p>
+      <w:pPr>
+        <w:pStyle w:val="NoSpacing"/>
+        <w:rPr>
+          <w:rFonts w:ascii="Consolas" w:hAnsi="Consolas"/>
+          <w:sz w:val="19"/>
+        </w:rPr>
+      </w:pPr>
+      <w:r>
+        <w:rPr>
+          <w:rFonts w:ascii="Consolas" w:hAnsi="Consolas"/>
+          <w:sz w:val="19"/>
+        </w:rPr>
+        <w:t xml:space="preserve">        /// &lt;/summary&gt;</w:t>
+      </w:r>
+    </w:p>
+    <w:p>
+      <w:pPr>
+        <w:pStyle w:val="NoSpacing"/>
+        <w:rPr>
+          <w:rFonts w:ascii="Consolas" w:hAnsi="Consolas"/>
+          <w:sz w:val="19"/>
+        </w:rPr>
+      </w:pPr>
+      <w:r>
+        <w:rPr>
+          <w:rFonts w:ascii="Consolas" w:hAnsi="Consolas"/>
+          <w:sz w:val="19"/>
+        </w:rPr>
+        <w:t xml:space="preserve">        private float CalculateCosineSimilarity(ReadOnlySpan&lt;float&gt; vecA, ReadOnlySpan&lt;float&gt; vecB)</w:t>
+      </w:r>
+    </w:p>
+    <w:p>
+      <w:pPr>
+        <w:pStyle w:val="NoSpacing"/>
+        <w:rPr>
+          <w:rFonts w:ascii="Consolas" w:hAnsi="Consolas"/>
+          <w:sz w:val="19"/>
+        </w:rPr>
+      </w:pPr>
+      <w:r>
+        <w:rPr>
+          <w:rFonts w:ascii="Consolas" w:hAnsi="Consolas"/>
+          <w:sz w:val="19"/>
+        </w:rPr>
+        <w:t xml:space="preserve">        {</w:t>
+      </w:r>
+    </w:p>
+    <w:p>
+      <w:pPr>
+        <w:pStyle w:val="NoSpacing"/>
+        <w:rPr>
+          <w:rFonts w:ascii="Consolas" w:hAnsi="Consolas"/>
+          <w:sz w:val="19"/>
+        </w:rPr>
+      </w:pPr>
+      <w:r>
+        <w:rPr>
+          <w:rFonts w:ascii="Consolas" w:hAnsi="Consolas"/>
+          <w:sz w:val="19"/>
+        </w:rPr>
+        <w:t xml:space="preserve">            float dot = 0, normA = 0, normB = 0;</w:t>
+      </w:r>
+    </w:p>
+    <w:p>
+      <w:pPr>
+        <w:pStyle w:val="NoSpacing"/>
+        <w:rPr>
+          <w:rFonts w:ascii="Consolas" w:hAnsi="Consolas"/>
+          <w:sz w:val="19"/>
+        </w:rPr>
+      </w:pPr>
+      <w:r>
+        <w:rPr>
+          <w:rFonts w:ascii="Consolas" w:hAnsi="Consolas"/>
+          <w:sz w:val="19"/>
+        </w:rPr>
+        <w:t xml:space="preserve">            for (int i = 0; i &lt; vecA.Length; i++)</w:t>
+      </w:r>
+    </w:p>
+    <w:p>
+      <w:pPr>
+        <w:pStyle w:val="NoSpacing"/>
+        <w:rPr>
+          <w:rFonts w:ascii="Consolas" w:hAnsi="Consolas"/>
+          <w:sz w:val="19"/>
+        </w:rPr>
+      </w:pPr>
+      <w:r>
+        <w:rPr>
+          <w:rFonts w:ascii="Consolas" w:hAnsi="Consolas"/>
+          <w:sz w:val="19"/>
+        </w:rPr>
+        <w:t xml:space="preserve">            {</w:t>
+      </w:r>
+    </w:p>
+    <w:p>
+      <w:pPr>
+        <w:pStyle w:val="NoSpacing"/>
+        <w:rPr>
+          <w:rFonts w:ascii="Consolas" w:hAnsi="Consolas"/>
+          <w:sz w:val="19"/>
+        </w:rPr>
+      </w:pPr>
+      <w:r>
+        <w:rPr>
+          <w:rFonts w:ascii="Consolas" w:hAnsi="Consolas"/>
+          <w:sz w:val="19"/>
+        </w:rPr>
+        <w:t xml:space="preserve">                dot += vecA[i] * vecB[i];</w:t>
+      </w:r>
+    </w:p>
+    <w:p>
+      <w:pPr>
+        <w:pStyle w:val="NoSpacing"/>
+        <w:rPr>
+          <w:rFonts w:ascii="Consolas" w:hAnsi="Consolas"/>
+          <w:sz w:val="19"/>
+        </w:rPr>
+      </w:pPr>
+      <w:r>
+        <w:rPr>
+          <w:rFonts w:ascii="Consolas" w:hAnsi="Consolas"/>
+          <w:sz w:val="19"/>
+        </w:rPr>
+        <w:t xml:space="preserve">                normA += vecA[i] * vecA[i];</w:t>
+      </w:r>
+    </w:p>
+    <w:p>
+      <w:pPr>
+        <w:pStyle w:val="NoSpacing"/>
+        <w:rPr>
+          <w:rFonts w:ascii="Consolas" w:hAnsi="Consolas"/>
+          <w:sz w:val="19"/>
+        </w:rPr>
+      </w:pPr>
+      <w:r>
+        <w:rPr>
+          <w:rFonts w:ascii="Consolas" w:hAnsi="Consolas"/>
+          <w:sz w:val="19"/>
+        </w:rPr>
+        <w:t xml:space="preserve">                normB += vecB[i] * vecB[i];</w:t>
+      </w:r>
+    </w:p>
+    <w:p>
+      <w:pPr>
+        <w:pStyle w:val="NoSpacing"/>
+        <w:rPr>
+          <w:rFonts w:ascii="Consolas" w:hAnsi="Consolas"/>
+          <w:sz w:val="19"/>
+        </w:rPr>
+      </w:pPr>
+      <w:r>
+        <w:rPr>
+          <w:rFonts w:ascii="Consolas" w:hAnsi="Consolas"/>
+          <w:sz w:val="19"/>
+        </w:rPr>
+        <w:t xml:space="preserve">            }</w:t>
+      </w:r>
+    </w:p>
+    <w:p>
+      <w:pPr>
+        <w:pStyle w:val="NoSpacing"/>
+        <w:rPr>
+          <w:rFonts w:ascii="Consolas" w:hAnsi="Consolas"/>
+          <w:sz w:val="19"/>
+        </w:rPr>
+      </w:pPr>
+      <w:r>
+        <w:rPr>
+          <w:rFonts w:ascii="Consolas" w:hAnsi="Consolas"/>
+          <w:sz w:val="19"/>
+        </w:rPr>
+        <w:t xml:space="preserve">            return normA == 0 || normB == 0 ? 0 : (float)(dot / (Math.Sqrt(normA) * Math.Sqrt(normB)));</w:t>
+      </w:r>
+    </w:p>
+    <w:p>
+      <w:pPr>
+        <w:pStyle w:val="NoSpacing"/>
+        <w:rPr>
+          <w:rFonts w:ascii="Consolas" w:hAnsi="Consolas"/>
+          <w:sz w:val="19"/>
+        </w:rPr>
+      </w:pPr>
+      <w:r>
+        <w:rPr>
+          <w:rFonts w:ascii="Consolas" w:hAnsi="Consolas"/>
+          <w:sz w:val="19"/>
+        </w:rPr>
+        <w:t xml:space="preserve">        }</w:t>
+      </w:r>
+    </w:p>
+    <w:p>
+      <w:pPr>
+        <w:pStyle w:val="NoSpacing"/>
+        <w:rPr>
+          <w:rFonts w:ascii="Consolas" w:hAnsi="Consolas"/>
+          <w:sz w:val="19"/>
+        </w:rPr>
+      </w:pPr>
+      <w:r>
+        <w:rPr>
+          <w:rFonts w:ascii="Consolas" w:hAnsi="Consolas"/>
+          <w:sz w:val="19"/>
+        </w:rPr>
+        <w:t xml:space="preserve">    }</w:t>
+      </w:r>
+    </w:p>
+    <w:p>
+      <w:pPr>
+        <w:pStyle w:val="NoSpacing"/>
+        <w:rPr>
+          <w:rFonts w:ascii="Consolas" w:hAnsi="Consolas"/>
+          <w:sz w:val="19"/>
+        </w:rPr>
+      </w:pPr>
+    </w:p>
+    <w:p>
+      <w:pPr>
+        <w:pStyle w:val="NoSpacing"/>
+        <w:rPr>
+          <w:rFonts w:ascii="Consolas" w:hAnsi="Consolas"/>
+          <w:sz w:val="19"/>
+        </w:rPr>
+      </w:pPr>
+      <w:r>
+        <w:rPr>
+          <w:rFonts w:ascii="Consolas" w:hAnsi="Consolas"/>
+          <w:sz w:val="19"/>
+        </w:rPr>
+        <w:t>}</w:t>
+      </w:r>
+    </w:p>
+    <w:p/>
+    <w:p>
+      <w:pPr>
+        <w:rPr>
+          <w:b/>
+        </w:rPr>
+      </w:pPr>
+      <w:r>
+        <w:rPr>
+          <w:b/>
+        </w:rPr>
+        <w:t>RagAgent.cs</w:t>
+      </w:r>
+    </w:p>
+    <w:p>
+      <w:pPr>
+        <w:pStyle w:val="NoSpacing"/>
+        <w:rPr>
+          <w:rFonts w:ascii="Consolas" w:hAnsi="Consolas"/>
+          <w:sz w:val="19"/>
+        </w:rPr>
+      </w:pPr>
+      <w:r>
+        <w:rPr>
+          <w:rFonts w:ascii="Consolas" w:hAnsi="Consolas"/>
+          <w:sz w:val="19"/>
+        </w:rPr>
+        <w:t>// RagAgent</w:t>
+      </w:r>
+    </w:p>
+    <w:p>
+      <w:pPr>
+        <w:pStyle w:val="NoSpacing"/>
+        <w:rPr>
+          <w:rFonts w:ascii="Consolas" w:hAnsi="Consolas"/>
+          <w:sz w:val="19"/>
+        </w:rPr>
+      </w:pPr>
+      <w:r>
+        <w:rPr>
+          <w:rFonts w:ascii="Consolas" w:hAnsi="Consolas"/>
+          <w:sz w:val="19"/>
+        </w:rPr>
+        <w:t>// ---------------------------------------------------------------------------</w:t>
+      </w:r>
+    </w:p>
+    <w:p>
+      <w:pPr>
+        <w:pStyle w:val="NoSpacing"/>
+        <w:rPr>
+          <w:rFonts w:ascii="Consolas" w:hAnsi="Consolas"/>
+          <w:sz w:val="19"/>
+        </w:rPr>
+      </w:pPr>
+      <w:r>
+        <w:rPr>
+          <w:rFonts w:ascii="Consolas" w:hAnsi="Consolas"/>
+          <w:sz w:val="19"/>
+        </w:rPr>
+        <w:t>// Takes whatever HybridRetriever finds and turns it into a grounded answer:</w:t>
+      </w:r>
+    </w:p>
+    <w:p>
+      <w:pPr>
+        <w:pStyle w:val="NoSpacing"/>
+        <w:rPr>
+          <w:rFonts w:ascii="Consolas" w:hAnsi="Consolas"/>
+          <w:sz w:val="19"/>
+        </w:rPr>
+      </w:pPr>
+      <w:r>
+        <w:rPr>
+          <w:rFonts w:ascii="Consolas" w:hAnsi="Consolas"/>
+          <w:sz w:val="19"/>
+        </w:rPr>
+        <w:t>// low temperature plus an explicit "say 'Data not found'" instruction keep</w:t>
+      </w:r>
+    </w:p>
+    <w:p>
+      <w:pPr>
+        <w:pStyle w:val="NoSpacing"/>
+        <w:rPr>
+          <w:rFonts w:ascii="Consolas" w:hAnsi="Consolas"/>
+          <w:sz w:val="19"/>
+        </w:rPr>
+      </w:pPr>
+      <w:r>
+        <w:rPr>
+          <w:rFonts w:ascii="Consolas" w:hAnsi="Consolas"/>
+          <w:sz w:val="19"/>
+        </w:rPr>
+        <w:t>// the model from making things up when the retrieved context doesn't</w:t>
+      </w:r>
+    </w:p>
+    <w:p>
+      <w:pPr>
+        <w:pStyle w:val="NoSpacing"/>
+        <w:rPr>
+          <w:rFonts w:ascii="Consolas" w:hAnsi="Consolas"/>
+          <w:sz w:val="19"/>
+        </w:rPr>
+      </w:pPr>
+      <w:r>
+        <w:rPr>
+          <w:rFonts w:ascii="Consolas" w:hAnsi="Consolas"/>
+          <w:sz w:val="19"/>
+        </w:rPr>
+        <w:t>// actually contain the answer.</w:t>
+      </w:r>
+    </w:p>
+    <w:p>
+      <w:pPr>
+        <w:pStyle w:val="NoSpacing"/>
+        <w:rPr>
+          <w:rFonts w:ascii="Consolas" w:hAnsi="Consolas"/>
+          <w:sz w:val="19"/>
+        </w:rPr>
+      </w:pPr>
+      <w:r>
+        <w:rPr>
+          <w:rFonts w:ascii="Consolas" w:hAnsi="Consolas"/>
+          <w:sz w:val="19"/>
+        </w:rPr>
+        <w:t>using Microsoft.SemanticKernel;</w:t>
+      </w:r>
+    </w:p>
+    <w:p>
+      <w:pPr>
+        <w:pStyle w:val="NoSpacing"/>
+        <w:rPr>
+          <w:rFonts w:ascii="Consolas" w:hAnsi="Consolas"/>
+          <w:sz w:val="19"/>
+        </w:rPr>
+      </w:pPr>
+      <w:r>
+        <w:rPr>
+          <w:rFonts w:ascii="Consolas" w:hAnsi="Consolas"/>
+          <w:sz w:val="19"/>
+        </w:rPr>
+        <w:t>using Microsoft.SemanticKernel.Connectors.Google;</w:t>
+      </w:r>
+    </w:p>
+    <w:p>
+      <w:pPr>
+        <w:pStyle w:val="NoSpacing"/>
+        <w:rPr>
+          <w:rFonts w:ascii="Consolas" w:hAnsi="Consolas"/>
+          <w:sz w:val="19"/>
+        </w:rPr>
+      </w:pPr>
+    </w:p>
+    <w:p>
+      <w:pPr>
+        <w:pStyle w:val="NoSpacing"/>
+        <w:rPr>
+          <w:rFonts w:ascii="Consolas" w:hAnsi="Consolas"/>
+          <w:sz w:val="19"/>
+        </w:rPr>
+      </w:pPr>
+    </w:p>
+    <w:p>
+      <w:pPr>
+        <w:pStyle w:val="NoSpacing"/>
+        <w:rPr>
+          <w:rFonts w:ascii="Consolas" w:hAnsi="Consolas"/>
+          <w:sz w:val="19"/>
+        </w:rPr>
+      </w:pPr>
+      <w:r>
+        <w:rPr>
+          <w:rFonts w:ascii="Consolas" w:hAnsi="Consolas"/>
+          <w:sz w:val="19"/>
+        </w:rPr>
+        <w:t>namespace AdvancedRAG</w:t>
+      </w:r>
+    </w:p>
+    <w:p>
+      <w:pPr>
+        <w:pStyle w:val="NoSpacing"/>
+        <w:rPr>
+          <w:rFonts w:ascii="Consolas" w:hAnsi="Consolas"/>
+          <w:sz w:val="19"/>
+        </w:rPr>
+      </w:pPr>
+      <w:r>
+        <w:rPr>
+          <w:rFonts w:ascii="Consolas" w:hAnsi="Consolas"/>
+          <w:sz w:val="19"/>
+        </w:rPr>
+        <w:t>{</w:t>
+      </w:r>
+    </w:p>
+    <w:p>
+      <w:pPr>
+        <w:pStyle w:val="NoSpacing"/>
+        <w:rPr>
+          <w:rFonts w:ascii="Consolas" w:hAnsi="Consolas"/>
+          <w:sz w:val="19"/>
+        </w:rPr>
+      </w:pPr>
+      <w:r>
+        <w:rPr>
+          <w:rFonts w:ascii="Consolas" w:hAnsi="Consolas"/>
+          <w:sz w:val="19"/>
+        </w:rPr>
+        <w:t xml:space="preserve">    /// &lt;summary&gt;</w:t>
+      </w:r>
+    </w:p>
+    <w:p>
+      <w:pPr>
+        <w:pStyle w:val="NoSpacing"/>
+        <w:rPr>
+          <w:rFonts w:ascii="Consolas" w:hAnsi="Consolas"/>
+          <w:sz w:val="19"/>
+        </w:rPr>
+      </w:pPr>
+      <w:r>
+        <w:rPr>
+          <w:rFonts w:ascii="Consolas" w:hAnsi="Consolas"/>
+          <w:sz w:val="19"/>
+        </w:rPr>
+        <w:t xml:space="preserve">    /// The conversational AI that uses the retrieved documents to answer questions.</w:t>
+      </w:r>
+    </w:p>
+    <w:p>
+      <w:pPr>
+        <w:pStyle w:val="NoSpacing"/>
+        <w:rPr>
+          <w:rFonts w:ascii="Consolas" w:hAnsi="Consolas"/>
+          <w:sz w:val="19"/>
+        </w:rPr>
+      </w:pPr>
+      <w:r>
+        <w:rPr>
+          <w:rFonts w:ascii="Consolas" w:hAnsi="Consolas"/>
+          <w:sz w:val="19"/>
+        </w:rPr>
+        <w:t xml:space="preserve">    /// &lt;/summary&gt;</w:t>
+      </w:r>
+    </w:p>
+    <w:p>
+      <w:pPr>
+        <w:pStyle w:val="NoSpacing"/>
+        <w:rPr>
+          <w:rFonts w:ascii="Consolas" w:hAnsi="Consolas"/>
+          <w:sz w:val="19"/>
+        </w:rPr>
+      </w:pPr>
+      <w:r>
+        <w:rPr>
+          <w:rFonts w:ascii="Consolas" w:hAnsi="Consolas"/>
+          <w:sz w:val="19"/>
+        </w:rPr>
+        <w:t xml:space="preserve">    internal class RagAgent</w:t>
+      </w:r>
+    </w:p>
+    <w:p>
+      <w:pPr>
+        <w:pStyle w:val="NoSpacing"/>
+        <w:rPr>
+          <w:rFonts w:ascii="Consolas" w:hAnsi="Consolas"/>
+          <w:sz w:val="19"/>
+        </w:rPr>
+      </w:pPr>
+      <w:r>
+        <w:rPr>
+          <w:rFonts w:ascii="Consolas" w:hAnsi="Consolas"/>
+          <w:sz w:val="19"/>
+        </w:rPr>
+        <w:t xml:space="preserve">    {</w:t>
+      </w:r>
+    </w:p>
+    <w:p>
+      <w:pPr>
+        <w:pStyle w:val="NoSpacing"/>
+        <w:rPr>
+          <w:rFonts w:ascii="Consolas" w:hAnsi="Consolas"/>
+          <w:sz w:val="19"/>
+        </w:rPr>
+      </w:pPr>
+      <w:r>
+        <w:rPr>
+          <w:rFonts w:ascii="Consolas" w:hAnsi="Consolas"/>
+          <w:sz w:val="19"/>
+        </w:rPr>
+        <w:t xml:space="preserve">        private readonly Kernel _kernel;</w:t>
+      </w:r>
+    </w:p>
+    <w:p>
+      <w:pPr>
+        <w:pStyle w:val="NoSpacing"/>
+        <w:rPr>
+          <w:rFonts w:ascii="Consolas" w:hAnsi="Consolas"/>
+          <w:sz w:val="19"/>
+        </w:rPr>
+      </w:pPr>
+      <w:r>
+        <w:rPr>
+          <w:rFonts w:ascii="Consolas" w:hAnsi="Consolas"/>
+          <w:sz w:val="19"/>
+        </w:rPr>
+        <w:t xml:space="preserve">        private readonly HybridRetriever _retriever;</w:t>
+      </w:r>
+    </w:p>
+    <w:p>
+      <w:pPr>
+        <w:pStyle w:val="NoSpacing"/>
+        <w:rPr>
+          <w:rFonts w:ascii="Consolas" w:hAnsi="Consolas"/>
+          <w:sz w:val="19"/>
+        </w:rPr>
+      </w:pPr>
+    </w:p>
+    <w:p>
+      <w:pPr>
+        <w:pStyle w:val="NoSpacing"/>
+        <w:rPr>
+          <w:rFonts w:ascii="Consolas" w:hAnsi="Consolas"/>
+          <w:sz w:val="19"/>
+        </w:rPr>
+      </w:pPr>
+      <w:r>
+        <w:rPr>
+          <w:rFonts w:ascii="Consolas" w:hAnsi="Consolas"/>
+          <w:sz w:val="19"/>
+        </w:rPr>
+        <w:t xml:space="preserve">        public RagAgent(Kernel kernel, HybridRetriever retriever)</w:t>
+      </w:r>
+    </w:p>
+    <w:p>
+      <w:pPr>
+        <w:pStyle w:val="NoSpacing"/>
+        <w:rPr>
+          <w:rFonts w:ascii="Consolas" w:hAnsi="Consolas"/>
+          <w:sz w:val="19"/>
+        </w:rPr>
+      </w:pPr>
+      <w:r>
+        <w:rPr>
+          <w:rFonts w:ascii="Consolas" w:hAnsi="Consolas"/>
+          <w:sz w:val="19"/>
+        </w:rPr>
+        <w:t xml:space="preserve">        {</w:t>
+      </w:r>
+    </w:p>
+    <w:p>
+      <w:pPr>
+        <w:pStyle w:val="NoSpacing"/>
+        <w:rPr>
+          <w:rFonts w:ascii="Consolas" w:hAnsi="Consolas"/>
+          <w:sz w:val="19"/>
+        </w:rPr>
+      </w:pPr>
+      <w:r>
+        <w:rPr>
+          <w:rFonts w:ascii="Consolas" w:hAnsi="Consolas"/>
+          <w:sz w:val="19"/>
+        </w:rPr>
+        <w:t xml:space="preserve">            _kernel = kernel;</w:t>
+      </w:r>
+    </w:p>
+    <w:p>
+      <w:pPr>
+        <w:pStyle w:val="NoSpacing"/>
+        <w:rPr>
+          <w:rFonts w:ascii="Consolas" w:hAnsi="Consolas"/>
+          <w:sz w:val="19"/>
+        </w:rPr>
+      </w:pPr>
+      <w:r>
+        <w:rPr>
+          <w:rFonts w:ascii="Consolas" w:hAnsi="Consolas"/>
+          <w:sz w:val="19"/>
+        </w:rPr>
+        <w:t xml:space="preserve">            _retriever = retriever;</w:t>
+      </w:r>
+    </w:p>
+    <w:p>
+      <w:pPr>
+        <w:pStyle w:val="NoSpacing"/>
+        <w:rPr>
+          <w:rFonts w:ascii="Consolas" w:hAnsi="Consolas"/>
+          <w:sz w:val="19"/>
+        </w:rPr>
+      </w:pPr>
+      <w:r>
+        <w:rPr>
+          <w:rFonts w:ascii="Consolas" w:hAnsi="Consolas"/>
+          <w:sz w:val="19"/>
+        </w:rPr>
+        <w:t xml:space="preserve">        }</w:t>
+      </w:r>
+    </w:p>
+    <w:p>
+      <w:pPr>
+        <w:pStyle w:val="NoSpacing"/>
+        <w:rPr>
+          <w:rFonts w:ascii="Consolas" w:hAnsi="Consolas"/>
+          <w:sz w:val="19"/>
+        </w:rPr>
+      </w:pPr>
+    </w:p>
+    <w:p>
+      <w:pPr>
+        <w:pStyle w:val="NoSpacing"/>
+        <w:rPr>
+          <w:rFonts w:ascii="Consolas" w:hAnsi="Consolas"/>
+          <w:sz w:val="19"/>
+        </w:rPr>
+      </w:pPr>
+      <w:r>
+        <w:rPr>
+          <w:rFonts w:ascii="Consolas" w:hAnsi="Consolas"/>
+          <w:sz w:val="19"/>
+        </w:rPr>
+        <w:t xml:space="preserve">        public async Task&lt;string&gt; AnswerAsync(string question)</w:t>
+      </w:r>
+    </w:p>
+    <w:p>
+      <w:pPr>
+        <w:pStyle w:val="NoSpacing"/>
+        <w:rPr>
+          <w:rFonts w:ascii="Consolas" w:hAnsi="Consolas"/>
+          <w:sz w:val="19"/>
+        </w:rPr>
+      </w:pPr>
+      <w:r>
+        <w:rPr>
+          <w:rFonts w:ascii="Consolas" w:hAnsi="Consolas"/>
+          <w:sz w:val="19"/>
+        </w:rPr>
+        <w:t xml:space="preserve">        {</w:t>
+      </w:r>
+    </w:p>
+    <w:p>
+      <w:pPr>
+        <w:pStyle w:val="NoSpacing"/>
+        <w:rPr>
+          <w:rFonts w:ascii="Consolas" w:hAnsi="Consolas"/>
+          <w:sz w:val="19"/>
+        </w:rPr>
+      </w:pPr>
+      <w:r>
+        <w:rPr>
+          <w:rFonts w:ascii="Consolas" w:hAnsi="Consolas"/>
+          <w:sz w:val="19"/>
+        </w:rPr>
+        <w:t xml:space="preserve">            // 1. Retrieve the hybrid context from our mock database</w:t>
+      </w:r>
+    </w:p>
+    <w:p>
+      <w:pPr>
+        <w:pStyle w:val="NoSpacing"/>
+        <w:rPr>
+          <w:rFonts w:ascii="Consolas" w:hAnsi="Consolas"/>
+          <w:sz w:val="19"/>
+        </w:rPr>
+      </w:pPr>
+      <w:r>
+        <w:rPr>
+          <w:rFonts w:ascii="Consolas" w:hAnsi="Consolas"/>
+          <w:sz w:val="19"/>
+        </w:rPr>
+        <w:t xml:space="preserve">            var contexts = await _retriever.SearchAsync(question);</w:t>
+      </w:r>
+    </w:p>
+    <w:p>
+      <w:pPr>
+        <w:pStyle w:val="NoSpacing"/>
+        <w:rPr>
+          <w:rFonts w:ascii="Consolas" w:hAnsi="Consolas"/>
+          <w:sz w:val="19"/>
+        </w:rPr>
+      </w:pPr>
+      <w:r>
+        <w:rPr>
+          <w:rFonts w:ascii="Consolas" w:hAnsi="Consolas"/>
+          <w:sz w:val="19"/>
+        </w:rPr>
+        <w:t xml:space="preserve">            string combinedContext = string.Join("\n- ", contexts);</w:t>
+      </w:r>
+    </w:p>
+    <w:p>
+      <w:pPr>
+        <w:pStyle w:val="NoSpacing"/>
+        <w:rPr>
+          <w:rFonts w:ascii="Consolas" w:hAnsi="Consolas"/>
+          <w:sz w:val="19"/>
+        </w:rPr>
+      </w:pPr>
+    </w:p>
+    <w:p>
+      <w:pPr>
+        <w:pStyle w:val="NoSpacing"/>
+        <w:rPr>
+          <w:rFonts w:ascii="Consolas" w:hAnsi="Consolas"/>
+          <w:sz w:val="19"/>
+        </w:rPr>
+      </w:pPr>
+      <w:r>
+        <w:rPr>
+          <w:rFonts w:ascii="Consolas" w:hAnsi="Consolas"/>
+          <w:sz w:val="19"/>
+        </w:rPr>
+        <w:t xml:space="preserve">            // 2. Build the strig RAG prompt</w:t>
+      </w:r>
+    </w:p>
+    <w:p>
+      <w:pPr>
+        <w:pStyle w:val="NoSpacing"/>
+        <w:rPr>
+          <w:rFonts w:ascii="Consolas" w:hAnsi="Consolas"/>
+          <w:sz w:val="19"/>
+        </w:rPr>
+      </w:pPr>
+      <w:r>
+        <w:rPr>
+          <w:rFonts w:ascii="Consolas" w:hAnsi="Consolas"/>
+          <w:sz w:val="19"/>
+        </w:rPr>
+        <w:t xml:space="preserve">            string prompt = $@"</w:t>
+      </w:r>
+    </w:p>
+    <w:p>
+      <w:pPr>
+        <w:pStyle w:val="NoSpacing"/>
+        <w:rPr>
+          <w:rFonts w:ascii="Consolas" w:hAnsi="Consolas"/>
+          <w:sz w:val="19"/>
+        </w:rPr>
+      </w:pPr>
+      <w:r>
+        <w:rPr>
+          <w:rFonts w:ascii="Consolas" w:hAnsi="Consolas"/>
+          <w:sz w:val="19"/>
+        </w:rPr>
+        <w:t xml:space="preserve">                You are an expert technical assistant.</w:t>
+      </w:r>
+    </w:p>
+    <w:p>
+      <w:pPr>
+        <w:pStyle w:val="NoSpacing"/>
+        <w:rPr>
+          <w:rFonts w:ascii="Consolas" w:hAnsi="Consolas"/>
+          <w:sz w:val="19"/>
+        </w:rPr>
+      </w:pPr>
+      <w:r>
+        <w:rPr>
+          <w:rFonts w:ascii="Consolas" w:hAnsi="Consolas"/>
+          <w:sz w:val="19"/>
+        </w:rPr>
+        <w:t xml:space="preserve">                Answer the user's question using ONLY the provide CONTEXT.</w:t>
+      </w:r>
+    </w:p>
+    <w:p>
+      <w:pPr>
+        <w:pStyle w:val="NoSpacing"/>
+        <w:rPr>
+          <w:rFonts w:ascii="Consolas" w:hAnsi="Consolas"/>
+          <w:sz w:val="19"/>
+        </w:rPr>
+      </w:pPr>
+      <w:r>
+        <w:rPr>
+          <w:rFonts w:ascii="Consolas" w:hAnsi="Consolas"/>
+          <w:sz w:val="19"/>
+        </w:rPr>
+        <w:t xml:space="preserve">                If the answer is not in the context, output exactly: 'Data not found'.</w:t>
+      </w:r>
+    </w:p>
+    <w:p>
+      <w:pPr>
+        <w:pStyle w:val="NoSpacing"/>
+        <w:rPr>
+          <w:rFonts w:ascii="Consolas" w:hAnsi="Consolas"/>
+          <w:sz w:val="19"/>
+        </w:rPr>
+      </w:pPr>
+    </w:p>
+    <w:p>
+      <w:pPr>
+        <w:pStyle w:val="NoSpacing"/>
+        <w:rPr>
+          <w:rFonts w:ascii="Consolas" w:hAnsi="Consolas"/>
+          <w:sz w:val="19"/>
+        </w:rPr>
+      </w:pPr>
+      <w:r>
+        <w:rPr>
+          <w:rFonts w:ascii="Consolas" w:hAnsi="Consolas"/>
+          <w:sz w:val="19"/>
+        </w:rPr>
+        <w:t xml:space="preserve">                CONTEXT:</w:t>
+      </w:r>
+    </w:p>
+    <w:p>
+      <w:pPr>
+        <w:pStyle w:val="NoSpacing"/>
+        <w:rPr>
+          <w:rFonts w:ascii="Consolas" w:hAnsi="Consolas"/>
+          <w:sz w:val="19"/>
+        </w:rPr>
+      </w:pPr>
+      <w:r>
+        <w:rPr>
+          <w:rFonts w:ascii="Consolas" w:hAnsi="Consolas"/>
+          <w:sz w:val="19"/>
+        </w:rPr>
+        <w:t xml:space="preserve">                - {combinedContext}</w:t>
+      </w:r>
+    </w:p>
+    <w:p>
+      <w:pPr>
+        <w:pStyle w:val="NoSpacing"/>
+        <w:rPr>
+          <w:rFonts w:ascii="Consolas" w:hAnsi="Consolas"/>
+          <w:sz w:val="19"/>
+        </w:rPr>
+      </w:pPr>
+    </w:p>
+    <w:p>
+      <w:pPr>
+        <w:pStyle w:val="NoSpacing"/>
+        <w:rPr>
+          <w:rFonts w:ascii="Consolas" w:hAnsi="Consolas"/>
+          <w:sz w:val="19"/>
+        </w:rPr>
+      </w:pPr>
+      <w:r>
+        <w:rPr>
+          <w:rFonts w:ascii="Consolas" w:hAnsi="Consolas"/>
+          <w:sz w:val="19"/>
+        </w:rPr>
+        <w:t xml:space="preserve">                QUESTION: {question}</w:t>
+      </w:r>
+    </w:p>
+    <w:p>
+      <w:pPr>
+        <w:pStyle w:val="NoSpacing"/>
+        <w:rPr>
+          <w:rFonts w:ascii="Consolas" w:hAnsi="Consolas"/>
+          <w:sz w:val="19"/>
+        </w:rPr>
+      </w:pPr>
+      <w:r>
+        <w:rPr>
+          <w:rFonts w:ascii="Consolas" w:hAnsi="Consolas"/>
+          <w:sz w:val="19"/>
+        </w:rPr>
+        <w:t xml:space="preserve">                ";</w:t>
+      </w:r>
+    </w:p>
+    <w:p>
+      <w:pPr>
+        <w:pStyle w:val="NoSpacing"/>
+        <w:rPr>
+          <w:rFonts w:ascii="Consolas" w:hAnsi="Consolas"/>
+          <w:sz w:val="19"/>
+        </w:rPr>
+      </w:pPr>
+    </w:p>
+    <w:p>
+      <w:pPr>
+        <w:pStyle w:val="NoSpacing"/>
+        <w:rPr>
+          <w:rFonts w:ascii="Consolas" w:hAnsi="Consolas"/>
+          <w:sz w:val="19"/>
+        </w:rPr>
+      </w:pPr>
+      <w:r>
+        <w:rPr>
+          <w:rFonts w:ascii="Consolas" w:hAnsi="Consolas"/>
+          <w:sz w:val="19"/>
+        </w:rPr>
+        <w:t xml:space="preserve">            // 3. Execute with low temperature for factual grounding</w:t>
+      </w:r>
+    </w:p>
+    <w:p>
+      <w:pPr>
+        <w:pStyle w:val="NoSpacing"/>
+        <w:rPr>
+          <w:rFonts w:ascii="Consolas" w:hAnsi="Consolas"/>
+          <w:sz w:val="19"/>
+        </w:rPr>
+      </w:pPr>
+      <w:r>
+        <w:rPr>
+          <w:rFonts w:ascii="Consolas" w:hAnsi="Consolas"/>
+          <w:sz w:val="19"/>
+        </w:rPr>
+        <w:t xml:space="preserve">            var executionSettings = new GeminiPromptExecutionSettings</w:t>
+      </w:r>
+    </w:p>
+    <w:p>
+      <w:pPr>
+        <w:pStyle w:val="NoSpacing"/>
+        <w:rPr>
+          <w:rFonts w:ascii="Consolas" w:hAnsi="Consolas"/>
+          <w:sz w:val="19"/>
+        </w:rPr>
+      </w:pPr>
+      <w:r>
+        <w:rPr>
+          <w:rFonts w:ascii="Consolas" w:hAnsi="Consolas"/>
+          <w:sz w:val="19"/>
+        </w:rPr>
+        <w:t xml:space="preserve">            {</w:t>
+      </w:r>
+    </w:p>
+    <w:p>
+      <w:pPr>
+        <w:pStyle w:val="NoSpacing"/>
+        <w:rPr>
+          <w:rFonts w:ascii="Consolas" w:hAnsi="Consolas"/>
+          <w:sz w:val="19"/>
+        </w:rPr>
+      </w:pPr>
+      <w:r>
+        <w:rPr>
+          <w:rFonts w:ascii="Consolas" w:hAnsi="Consolas"/>
+          <w:sz w:val="19"/>
+        </w:rPr>
+        <w:t xml:space="preserve">                Temperature = 0.0</w:t>
+      </w:r>
+    </w:p>
+    <w:p>
+      <w:pPr>
+        <w:pStyle w:val="NoSpacing"/>
+        <w:rPr>
+          <w:rFonts w:ascii="Consolas" w:hAnsi="Consolas"/>
+          <w:sz w:val="19"/>
+        </w:rPr>
+      </w:pPr>
+      <w:r>
+        <w:rPr>
+          <w:rFonts w:ascii="Consolas" w:hAnsi="Consolas"/>
+          <w:sz w:val="19"/>
+        </w:rPr>
+        <w:t xml:space="preserve">            };</w:t>
+      </w:r>
+    </w:p>
+    <w:p>
+      <w:pPr>
+        <w:pStyle w:val="NoSpacing"/>
+        <w:rPr>
+          <w:rFonts w:ascii="Consolas" w:hAnsi="Consolas"/>
+          <w:sz w:val="19"/>
+        </w:rPr>
+      </w:pPr>
+    </w:p>
+    <w:p>
+      <w:pPr>
+        <w:pStyle w:val="NoSpacing"/>
+        <w:rPr>
+          <w:rFonts w:ascii="Consolas" w:hAnsi="Consolas"/>
+          <w:sz w:val="19"/>
+        </w:rPr>
+      </w:pPr>
+      <w:r>
+        <w:rPr>
+          <w:rFonts w:ascii="Consolas" w:hAnsi="Consolas"/>
+          <w:sz w:val="19"/>
+        </w:rPr>
+        <w:t xml:space="preserve">            var result = await _kernel.InvokePromptAsync(prompt, new KernelArguments(executionSettings));</w:t>
+      </w:r>
+    </w:p>
+    <w:p>
+      <w:pPr>
+        <w:pStyle w:val="NoSpacing"/>
+        <w:rPr>
+          <w:rFonts w:ascii="Consolas" w:hAnsi="Consolas"/>
+          <w:sz w:val="19"/>
+        </w:rPr>
+      </w:pPr>
+    </w:p>
+    <w:p>
+      <w:pPr>
+        <w:pStyle w:val="NoSpacing"/>
+        <w:rPr>
+          <w:rFonts w:ascii="Consolas" w:hAnsi="Consolas"/>
+          <w:sz w:val="19"/>
+        </w:rPr>
+      </w:pPr>
+      <w:r>
+        <w:rPr>
+          <w:rFonts w:ascii="Consolas" w:hAnsi="Consolas"/>
+          <w:sz w:val="19"/>
+        </w:rPr>
+        <w:t xml:space="preserve">            return result.ToString();</w:t>
+      </w:r>
+    </w:p>
+    <w:p>
+      <w:pPr>
+        <w:pStyle w:val="NoSpacing"/>
+        <w:rPr>
+          <w:rFonts w:ascii="Consolas" w:hAnsi="Consolas"/>
+          <w:sz w:val="19"/>
+        </w:rPr>
+      </w:pPr>
+      <w:r>
+        <w:rPr>
+          <w:rFonts w:ascii="Consolas" w:hAnsi="Consolas"/>
+          <w:sz w:val="19"/>
+        </w:rPr>
+        <w:t xml:space="preserve">        }</w:t>
+      </w:r>
+    </w:p>
+    <w:p>
+      <w:pPr>
+        <w:pStyle w:val="NoSpacing"/>
+        <w:rPr>
+          <w:rFonts w:ascii="Consolas" w:hAnsi="Consolas"/>
+          <w:sz w:val="19"/>
+        </w:rPr>
+      </w:pPr>
+      <w:r>
+        <w:rPr>
+          <w:rFonts w:ascii="Consolas" w:hAnsi="Consolas"/>
+          <w:sz w:val="19"/>
+        </w:rPr>
+        <w:t xml:space="preserve">    }</w:t>
+      </w:r>
+    </w:p>
+    <w:p>
+      <w:pPr>
+        <w:pStyle w:val="NoSpacing"/>
+        <w:rPr>
+          <w:rFonts w:ascii="Consolas" w:hAnsi="Consolas"/>
+          <w:sz w:val="19"/>
+        </w:rPr>
+      </w:pPr>
+      <w:r>
+        <w:rPr>
+          <w:rFonts w:ascii="Consolas" w:hAnsi="Consolas"/>
+          <w:sz w:val="19"/>
+        </w:rPr>
+        <w:t>}</w:t>
+      </w:r>
+    </w:p>
+    <w:p/>
+    <w:p>
+      <w:pPr>
+        <w:pStyle w:val="Heading2"/>
+      </w:pPr>
+      <w:r>
+        <w:t>5. Code Walkthrough &amp; Explanations</w:t>
+      </w:r>
+    </w:p>
+    <w:p/>
+    <w:p>
+      <w:r>
+        <w:rPr>
+          <w:b/>
+        </w:rPr>
+        <w:t>Step 1: Registering Two AI Services on One Builder.</w:t>
+      </w:r>
+      <w:r>
+        <w:t xml:space="preserve"> `Program.cs` calls both `builder.AddGoogleAIGeminiChatCompletion("gemini-2.5-flash", apiKey)` and `builder.AddGoogleAIEmbeddingGenerator("gemini-embedding-001", apiKey)` on the same `IKernelBuilder` before calling `Build()`. This is the first time in the course two fundamentally different AI capabilities — text generation and text-to-vector embedding — are registered side by side on one kernel. The chat model will later be used by `RagAgent` to reason over retrieved text; the embedding model is used by `HybridRetriever` to convert text into vectors for similarity comparison.</w:t>
+      </w:r>
+    </w:p>
+    <w:p/>
+    <w:p>
+      <w:r>
+        <w:rPr>
+          <w:b/>
+        </w:rPr>
+        <w:t>Step 2: Pulling Out the Standard Microsoft.Extensions.AI Interface.</w:t>
+      </w:r>
+      <w:r>
+        <w:t xml:space="preserve"> Instead of reaching for a Semantic-Kernel-specific embedding type, the code calls `kernel.GetRequiredService&lt;IEmbeddingGenerator&lt;string, Embedding&lt;float&gt;&gt;&gt;()`. This interface comes from `Microsoft.Extensions.AI`, the newer, provider-agnostic abstraction Microsoft is standardizing across its AI libraries. Writing `HybridRetriever` and `Document` against this interface (rather than a Gemini-specific type) means the embedding backend could be swapped for OpenAI, Azure OpenAI, or a local model without touching either class.</w:t>
+      </w:r>
+    </w:p>
+    <w:p/>
+    <w:p>
+      <w:r>
+        <w:rPr>
+          <w:b/>
+        </w:rPr>
+        <w:t>Step 3: Seeding and Embedding the Knowledge Base.</w:t>
+      </w:r>
+      <w:r>
+        <w:t xml:space="preserve"> The three raw sentences about the Alpha-99 server are looped over, each one passed to `embeddingGenerator.GenerateAsync(text)`, and the resulting `embedding.Vector` is stored alongside the original text in a `Document`. Notice `Document.Vector` is typed as `ReadOnlyMemory&lt;float&gt;` — a lightweight, allocation-friendly way to hold a fixed-size numeric vector, which is exactly what an embedding is: a list of floating-point numbers representing the text's position in semantic space.</w:t>
+      </w:r>
+    </w:p>
+    <w:p/>
+    <w:p>
+      <w:r>
+        <w:rPr>
+          <w:b/>
+        </w:rPr>
+        <w:t>Step 4: Vector Search — Finding Meaning.</w:t>
+      </w:r>
+      <w:r>
+        <w:t xml:space="preserve"> Inside `HybridRetriever.SearchAsync`, the query itself is embedded the same way the documents were (`_embeddingGenerator.GenerateAsync(new[] { query })`), and then every document in `_database` is scored against that query vector using `CalculateCosineSimilarity`. Cosine similarity measures the angle between two vectors rather than their raw magnitude — a value near 1.0 means "these two pieces of text mean nearly the same thing," regardless of length or exact wording. The top `topK` (default 2) highest-scoring documents become the vector search results.</w:t>
+      </w:r>
+    </w:p>
+    <w:p/>
+    <w:p>
+      <w:r>
+        <w:rPr>
+          <w:b/>
+        </w:rPr>
+        <w:t>Step 5: Keyword Search — Catching What Embeddings Miss.</w:t>
+      </w:r>
+      <w:r>
+        <w:t xml:space="preserve"> In parallel, `SearchAsync` splits the query into individual words and looks for any document whose `Content` contains any of those words as a literal substring (case-insensitively). This is deliberately dumb and exact — it exists precisely because embeddings, which excel at *meaning*, can sometimes miss exact identifiers (product codes, part numbers, specific names) that a plain substring match will always catch. In this demo, a word like "Alpha-99" appearing verbatim in two of the three seed sentences means the keyword pass reliably surfaces both, even if their embeddings happened to score lower than expected.</w:t>
+      </w:r>
+    </w:p>
+    <w:p/>
+    <w:p>
+      <w:r>
+        <w:rPr>
+          <w:b/>
+        </w:rPr>
+        <w:t>Step 6: Merging Without Duplicating.</w:t>
+      </w:r>
+      <w:r>
+        <w:t xml:space="preserve"> `vectorResults.Union(keywordResults).Select(d =&gt; d.Content).Distinct()` combines both result sets into one sequence of document contents, with `.Distinct()` ensuring that a document found by *both* searches (a common outcome, since the "Alpha-99" query is both semantically and lexically close to the maintenance sentence) doesn't get sent to Gemini twice. This matters for real systems: every duplicated sentence in your context window is wasted tokens and wasted cost.</w:t>
+      </w:r>
+    </w:p>
+    <w:p/>
+    <w:p>
+      <w:r>
+        <w:rPr>
+          <w:b/>
+        </w:rPr>
+        <w:t>Step 7: Grounded Generation in RagAgent.</w:t>
+      </w:r>
+      <w:r>
+        <w:t xml:space="preserve"> `RagAgent.AnswerAsync` takes whatever `HybridRetriever` found, joins it into a bulleted context block, and interpolates it into a prompt that explicitly instructs the model to answer *using ONLY* the provided context and to say exactly `"Data not found"` if the answer isn't there. Combined with `Temperature = 0.0`, this is the standard "grounded RAG" pattern: you are not asking the model to be creative, you are asking it to summarize what's directly in front of it and to be honest when the context doesn't contain an answer.</w:t>
+      </w:r>
+    </w:p>
+    <w:p/>
+    <w:p>
+      <w:r>
+        <w:rPr>
+          <w:b/>
+        </w:rPr>
+        <w:t>Step 8: Why the Pipeline Is Split Into Three Files.</w:t>
+      </w:r>
+      <w:r>
+        <w:t xml:space="preserve"> `Document` is pure data. `HybridRetriever` only knows how to search. `RagAgent` only knows how to turn search results into a grounded answer. `Program.cs` is the only place that wires an embedding generator, a database, a retriever, and an agent together. This mirrors the separation-of-concerns pattern from earlier lessons and makes each piece independently testable and swappable — you could replace the in-memory `List&lt;Document&gt;` with a real vector database without touching `RagAgent` at all.</w:t>
+      </w:r>
+    </w:p>
+    <w:p/>
+    <w:p>
+      <w:pPr>
+        <w:pStyle w:val="Heading2"/>
+      </w:pPr>
+      <w:r>
+        <w:t>6. Expected Output for Demonstration</w:t>
+      </w:r>
+    </w:p>
+    <w:p>
+      <w:pPr>
+        <w:pStyle w:val="NoSpacing"/>
+        <w:rPr>
+          <w:rFonts w:ascii="Consolas" w:hAnsi="Consolas"/>
+          <w:sz w:val="19"/>
+        </w:rPr>
+      </w:pPr>
+      <w:r>
+        <w:rPr>
+          <w:rFonts w:ascii="Segoe UI Emoji" w:hAnsi="Segoe UI Emoji" w:cs="Segoe UI Emoji"/>
+          <w:sz w:val="19"/>
+        </w:rPr>
+        <w:t>📚</w:t>
+      </w:r>
+      <w:r>
+        <w:rPr>
+          <w:rFonts w:ascii="Consolas" w:hAnsi="Consolas"/>
+          <w:sz w:val="19"/>
+        </w:rPr>
         <w:t xml:space="preserve"> Vectorizing Knowledge Base...</w:t>
       </w:r>
     </w:p>
-    <w:p/>
-    <w:p>
-      <w:r>
-        <w:t>User Query: What is the maintenance schedule for the Alpha-99?</w:t>
-      </w:r>
-    </w:p>
-    <w:p/>
-    <w:p>
-      <w:r>
-        <w:rPr>
-          <w:rFonts w:ascii="Segoe UI Emoji" w:hAnsi="Segoe UI Emoji" w:cs="Segoe UI Emoji"/>
-        </w:rPr>
-        <w:t>🤖</w:t>
-      </w:r>
-      <w:r>
-        <w:t xml:space="preserve"> AI Answer: Routine maintenance for the Alpha-99 should occur every 90 days.</w:t>
-      </w:r>
-    </w:p>
-    <w:p/>
+    <w:p>
+      <w:pPr>
+        <w:pStyle w:val="NoSpacing"/>
+        <w:rPr>
+          <w:rFonts w:ascii="Consolas" w:hAnsi="Consolas"/>
+          <w:sz w:val="19"/>
+        </w:rPr>
+      </w:pPr>
+      <w:r>
+        <w:rPr>
+          <w:rFonts w:ascii="Consolas" w:hAnsi="Consolas"/>
+          <w:sz w:val="19"/>
+        </w:rPr>
+        <w:t>User Query: What is the maintenance schedule for the Alpha-99</w:t>
+      </w:r>
+    </w:p>
+    <w:p>
+      <w:pPr>
+        <w:pStyle w:val="NoSpacing"/>
+        <w:rPr>
+          <w:rFonts w:ascii="Consolas" w:hAnsi="Consolas"/>
+          <w:sz w:val="19"/>
+        </w:rPr>
+      </w:pPr>
+    </w:p>
+    <w:p>
+      <w:pPr>
+        <w:pStyle w:val="NoSpacing"/>
+        <w:rPr>
+          <w:rFonts w:ascii="Consolas" w:hAnsi="Consolas"/>
+          <w:sz w:val="19"/>
+        </w:rPr>
+      </w:pPr>
+      <w:r>
+        <w:rPr>
+          <w:rFonts w:ascii="Consolas" w:hAnsi="Consolas"/>
+          <w:sz w:val="19"/>
+        </w:rPr>
+        <w:t>AI Answer: Routine maintenance for the Alpha-99 should occur every 90 days.</w:t>
+      </w:r>
+    </w:p>
     <w:sectPr>
       <w:pgSz w:w="12240" w:h="15840"/>
       <w:pgMar w:top="1440" w:right="1440" w:bottom="1440" w:left="1440" w:header="720" w:footer="720" w:gutter="0"/>
@@ -1405,7 +3688,7 @@
 </file>
 
 <file path=word/numbering.xml><?xml version="1.0" encoding="utf-8"?>
-<w:numbering xmlns:wpc="http://schemas.microsoft.com/office/word/2010/wordprocessingCanvas" xmlns:cx="http://schemas.microsoft.com/office/drawing/2014/chartex" xmlns:cx1="http://schemas.microsoft.com/office/drawing/2015/9/8/chartex" xmlns:cx2="http://schemas.microsoft.com/office/drawing/2015/10/21/chartex" xmlns:cx3="http://schemas.microsoft.com/office/drawing/2016/5/9/chartex" xmlns:cx4="http://schemas.microsoft.com/office/drawing/2016/5/10/chartex" xmlns:cx5="http://schemas.microsoft.com/office/drawing/2016/5/11/chartex" xmlns:cx6="http://schemas.microsoft.com/office/drawing/2016/5/12/chartex" xmlns:cx7="http://schemas.microsoft.com/office/drawing/2016/5/13/chartex" xmlns:cx8="http://schemas.microsoft.com/office/drawing/2016/5/14/chartex" xmlns:mc="http://schemas.openxmlformats.org/markup-compatibility/2006" xmlns:aink="http://schemas.microsoft.com/office/drawing/2016/ink" xmlns:am3d="http://schemas.microsoft.com/office/drawing/2017/model3d" xmlns:o="urn:schemas-microsoft-com:office:office" xmlns:oel="http://schemas.microsoft.com/office/2019/extlst" xmlns:r="http://schemas.openxmlformats.org/officeDocument/2006/relationships" xmlns:m="http://schemas.openxmlformats.org/officeDocument/2006/math" xmlns:v="urn:schemas-microsoft-com:vml" xmlns:wp14="http://schemas.microsoft.com/office/word/2010/wordprocessingDrawing" xmlns:wp="http://schemas.openxmlformats.org/drawingml/2006/wordprocessingDrawing" xmlns:w10="urn:schemas-microsoft-com:office:word" xmlns:w="http://schemas.openxmlformats.org/wordprocessingml/2006/main" xmlns:w14="http://schemas.microsoft.com/office/word/2010/wordml" xmlns:w15="http://schemas.microsoft.com/office/word/2012/wordml" xmlns:w16cex="http://schemas.microsoft.com/office/word/2018/wordml/cex" xmlns:w16cid="http://schemas.microsoft.com/office/word/2016/wordml/cid" xmlns:w16="http://schemas.microsoft.com/office/word/2018/wordml" xmlns:w16du="http://schemas.microsoft.com/office/word/2023/wordml/word16du" xmlns:w16sdtdh="http://schemas.microsoft.com/office/word/2020/wordml/sdtdatahash" xmlns:w16sdtfl="http://schemas.microsoft.com/office/word/2024/wordml/sdtformatlock" xmlns:w16se="http://schemas.microsoft.com/office/word/2015/wordml/symex" xmlns:wpg="http://schemas.microsoft.com/office/word/2010/wordprocessingGroup" xmlns:wpi="http://schemas.microsoft.com/office/word/2010/wordprocessingInk" xmlns:wne="http://schemas.microsoft.com/office/word/2006/wordml" xmlns:wps="http://schemas.microsoft.com/office/word/2010/wordprocessingShape" mc:Ignorable="w14 w15 w16se w16cid w16 w16cex w16sdtdh w16sdtfl w16du wp14">
+<w:numbering xmlns:wpc="http://schemas.microsoft.com/office/word/2010/wordprocessingCanvas" xmlns:cx="http://schemas.microsoft.com/office/drawing/2014/chartex" xmlns:cx1="http://schemas.microsoft.com/office/drawing/2015/9/8/chartex" xmlns:cx2="http://schemas.microsoft.com/office/drawing/2015/10/21/chartex" xmlns:cx3="http://schemas.microsoft.com/office/drawing/2016/5/9/chartex" xmlns:cx4="http://schemas.microsoft.com/office/drawing/2016/5/10/chartex" xmlns:cx5="http://schemas.microsoft.com/office/drawing/2016/5/11/chartex" xmlns:cx6="http://schemas.microsoft.com/office/drawing/2016/5/12/chartex" xmlns:cx7="http://schemas.microsoft.com/office/drawing/2016/5/13/chartex" xmlns:cx8="http://schemas.microsoft.com/office/drawing/2016/5/14/chartex" xmlns:mc="http://schemas.openxmlformats.org/markup-compatibility/2006" xmlns:aink="http://schemas.microsoft.com/office/drawing/2016/ink" xmlns:am3d="http://schemas.microsoft.com/office/drawing/2017/model3d" xmlns:o="urn:schemas-microsoft-com:office:office" xmlns:oel="http://schemas.microsoft.com/office/2019/extlst" xmlns:r="http://schemas.openxmlformats.org/officeDocument/2006/relationships" xmlns:m="http://schemas.openxmlformats.org/officeDocument/2006/math" xmlns:v="urn:schemas-microsoft-com:vml" xmlns:wp14="http://schemas.microsoft.com/office/word/2010/wordprocessingDrawing" xmlns:wp="http://schemas.openxmlformats.org/drawingml/2006/wordprocessingDrawing" xmlns:w10="urn:schemas-microsoft-com:office:word" xmlns:w="http://schemas.openxmlformats.org/wordprocessingml/2006/main" xmlns:w14="http://schemas.microsoft.com/office/word/2010/wordml" xmlns:w15="http://schemas.microsoft.com/office/word/2012/wordml" xmlns:w16cei="http://schemas.microsoft.com/office/word/2026/wordml/cei" xmlns:w16cex="http://schemas.microsoft.com/office/word/2018/wordml/cex" xmlns:w16cid="http://schemas.microsoft.com/office/word/2016/wordml/cid" xmlns:w16="http://schemas.microsoft.com/office/word/2018/wordml" xmlns:w16du="http://schemas.microsoft.com/office/word/2023/wordml/word16du" xmlns:w16sdtdh="http://schemas.microsoft.com/office/word/2020/wordml/sdtdatahash" xmlns:w16sdtfl="http://schemas.microsoft.com/office/word/2024/wordml/sdtformatlock" xmlns:w16se="http://schemas.microsoft.com/office/word/2015/wordml/symex" xmlns:wpg="http://schemas.microsoft.com/office/word/2010/wordprocessingGroup" xmlns:wpi="http://schemas.microsoft.com/office/word/2010/wordprocessingInk" xmlns:wne="http://schemas.microsoft.com/office/word/2006/wordml" xmlns:wps="http://schemas.microsoft.com/office/word/2010/wordprocessingShape" mc:Ignorable="w14 w15 w16se w16cid w16 w16cex w16sdtdh w16sdtfl w16du wp14">
   <w:abstractNum w:abstractNumId="0" w15:restartNumberingAfterBreak="0">
     <w:nsid w:val="1C95253A"/>
     <w:multiLevelType w:val="multilevel"/>
@@ -1520,6 +3803,23 @@
     </w:lvl>
   </w:abstractNum>
   <w:abstractNum w:abstractNumId="1" w15:restartNumberingAfterBreak="0">
+    <w:nsid w:val="4165785B"/>
+    <w:multiLevelType w:val="singleLevel"/>
+    <w:tmpl w:val="04090001"/>
+    <w:lvl w:ilvl="0">
+      <w:start w:val="1"/>
+      <w:numFmt w:val="bullet"/>
+      <w:lvlText w:val=""/>
+      <w:lvlJc w:val="left"/>
+      <w:pPr>
+        <w:ind w:left="720" w:hanging="360"/>
+      </w:pPr>
+      <w:rPr>
+        <w:rFonts w:ascii="Symbol" w:hAnsi="Symbol" w:hint="default"/>
+      </w:rPr>
+    </w:lvl>
+  </w:abstractNum>
+  <w:abstractNum w:abstractNumId="2" w15:restartNumberingAfterBreak="0">
     <w:nsid w:val="41F2344D"/>
     <w:multiLevelType w:val="multilevel"/>
     <w:tmpl w:val="5782A24E"/>
@@ -1632,7 +3932,7 @@
       </w:pPr>
     </w:lvl>
   </w:abstractNum>
-  <w:abstractNum w:abstractNumId="2" w15:restartNumberingAfterBreak="0">
+  <w:abstractNum w:abstractNumId="3" w15:restartNumberingAfterBreak="0">
     <w:nsid w:val="6DEF451F"/>
     <w:multiLevelType w:val="multilevel"/>
     <w:tmpl w:val="12CA23C8"/>
@@ -1781,14 +4081,57 @@
       </w:rPr>
     </w:lvl>
   </w:abstractNum>
+  <w:abstractNum w:abstractNumId="4" w15:restartNumberingAfterBreak="0">
+    <w:nsid w:val="6E8D717E"/>
+    <w:multiLevelType w:val="singleLevel"/>
+    <w:tmpl w:val="04090001"/>
+    <w:lvl w:ilvl="0">
+      <w:start w:val="1"/>
+      <w:numFmt w:val="bullet"/>
+      <w:lvlText w:val=""/>
+      <w:lvlJc w:val="left"/>
+      <w:pPr>
+        <w:ind w:left="720" w:hanging="360"/>
+      </w:pPr>
+      <w:rPr>
+        <w:rFonts w:ascii="Symbol" w:hAnsi="Symbol" w:hint="default"/>
+      </w:rPr>
+    </w:lvl>
+  </w:abstractNum>
+  <w:abstractNum w:abstractNumId="5" w15:restartNumberingAfterBreak="0">
+    <w:nsid w:val="7BA660E2"/>
+    <w:multiLevelType w:val="singleLevel"/>
+    <w:tmpl w:val="04090001"/>
+    <w:lvl w:ilvl="0">
+      <w:start w:val="1"/>
+      <w:numFmt w:val="bullet"/>
+      <w:lvlText w:val=""/>
+      <w:lvlJc w:val="left"/>
+      <w:pPr>
+        <w:ind w:left="720" w:hanging="360"/>
+      </w:pPr>
+      <w:rPr>
+        <w:rFonts w:ascii="Symbol" w:hAnsi="Symbol" w:hint="default"/>
+      </w:rPr>
+    </w:lvl>
+  </w:abstractNum>
   <w:num w:numId="1" w16cid:durableId="568030418">
     <w:abstractNumId w:val="0"/>
   </w:num>
   <w:num w:numId="2" w16cid:durableId="466237578">
+    <w:abstractNumId w:val="3"/>
+  </w:num>
+  <w:num w:numId="3" w16cid:durableId="338391092">
     <w:abstractNumId w:val="2"/>
   </w:num>
-  <w:num w:numId="3" w16cid:durableId="338391092">
+  <w:num w:numId="4" w16cid:durableId="1357391190">
+    <w:abstractNumId w:val="5"/>
+  </w:num>
+  <w:num w:numId="5" w16cid:durableId="1379940894">
     <w:abstractNumId w:val="1"/>
+  </w:num>
+  <w:num w:numId="6" w16cid:durableId="1497960030">
+    <w:abstractNumId w:val="4"/>
   </w:num>
 </w:numbering>
 </file>
@@ -2221,7 +4564,6 @@
     <w:next w:val="Normal"/>
     <w:link w:val="Heading2Char"/>
     <w:uiPriority w:val="9"/>
-    <w:semiHidden/>
     <w:unhideWhenUsed/>
     <w:qFormat/>
     <w:rsid w:val="007E3B50"/>
@@ -2396,6 +4738,7 @@
   <w:style w:type="character" w:default="1" w:styleId="DefaultParagraphFont">
     <w:name w:val="Default Paragraph Font"/>
     <w:uiPriority w:val="1"/>
+    <w:semiHidden/>
     <w:unhideWhenUsed/>
   </w:style>
   <w:style w:type="table" w:default="1" w:styleId="TableNormal">
@@ -2437,7 +4780,6 @@
     <w:basedOn w:val="DefaultParagraphFont"/>
     <w:link w:val="Heading2"/>
     <w:uiPriority w:val="9"/>
-    <w:semiHidden/>
     <w:rsid w:val="007E3B50"/>
     <w:rPr>
       <w:rFonts w:asciiTheme="majorHAnsi" w:eastAsiaTheme="majorEastAsia" w:hAnsiTheme="majorHAnsi" w:cstheme="majorBidi"/>
@@ -2708,6 +5050,15 @@
       <w:color w:val="0F4761" w:themeColor="accent1" w:themeShade="BF"/>
       <w:spacing w:val="5"/>
     </w:rPr>
+  </w:style>
+  <w:style w:type="paragraph" w:styleId="NoSpacing">
+    <w:name w:val="No Spacing"/>
+    <w:uiPriority w:val="1"/>
+    <w:qFormat/>
+    <w:rsid w:val="009E4083"/>
+    <w:pPr>
+      <w:spacing w:after="0" w:line="240" w:lineRule="auto"/>
+    </w:pPr>
   </w:style>
 </w:styles>
 </file>

--- a/Day23-AdvancedRAG.docx
+++ b/Day23-AdvancedRAG.docx
@@ -110,19 +110,16 @@
         <w:ind w:left="1080"/>
       </w:pPr>
       <w:r>
-        <w:t>Note: The API key is read from the `GEMINI_API_KEY` environment variable; the program throws immediately at startup if it is not set. This lesson registers two separate Gemini services on the same</w:t>
-      </w:r>
+        <w:t>Note: The API key is read from the `GEMINI_API_KEY` environment variable; the program throws immediately at startup if it is not set. This lesson registers two separate Gemini services on the same builder — a chat completion model (`gemini-2.5-flash`) and an embedding generator (`gemini-embedding-001`) — and then pulls the standard `Microsoft.Extensions.AI` interface `IEmbeddingGenerator&lt;string, Embedding&lt;float&gt;&gt;` back out of the built kernel via `GetRequiredService`.</w:t>
+      </w:r>
+    </w:p>
+    <w:p/>
+    <w:p>
+      <w:pPr>
+        <w:pStyle w:val="Heading2"/>
+      </w:pPr>
       <w:r>
         <w:lastRenderedPageBreak/>
-        <w:t xml:space="preserve"> builder — a chat completion model (`gemini-2.5-flash`) and an embedding generator (`gemini-embedding-001`) — and then pulls the standard `Microsoft.Extensions.AI` interface `IEmbeddingGenerator&lt;string, Embedding&lt;float&gt;&gt;` back out of the built kernel via `GetRequiredService`.</w:t>
-      </w:r>
-    </w:p>
-    <w:p/>
-    <w:p>
-      <w:pPr>
-        <w:pStyle w:val="Heading2"/>
-      </w:pPr>
-      <w:r>
         <w:t>3. Core Concepts Covered</w:t>
       </w:r>
     </w:p>
@@ -161,11 +158,7 @@
         <w:t>Microsoft.Extensions.AI's IEmbeddingGenerator</w:t>
       </w:r>
       <w:r>
-        <w:t>: Rather than a proprietary Semantic Kernel embedding type, `HybridRetriever` and `Document` are written entirely against the stand</w:t>
-      </w:r>
-      <w:r>
-        <w:lastRenderedPageBreak/>
-        <w:t>ard .NET `IEmbeddingGenerator&lt;string, Embedding&lt;float&gt;&gt;` interface, decoupling the retrieval logic from any specific SK/provider type.</w:t>
+        <w:t>: Rather than a proprietary Semantic Kernel embedding type, `HybridRetriever` and `Document` are written entirely against the standard .NET `IEmbeddingGenerator&lt;string, Embedding&lt;float&gt;&gt;` interface, decoupling the retrieval logic from any specific SK/provider type.</w:t>
       </w:r>
     </w:p>
     <w:p>
@@ -241,20 +234,1293 @@
         <w:t>Decoupled RAG Pipeline Components</w:t>
       </w:r>
       <w:r>
-        <w:t>: `Document` (data), `HybridRetriever` (retrieval), and `RagAgent` (generation) are each their own class, wired together only in `Pro</w:t>
-      </w:r>
-      <w:r>
+        <w:t>: `Document` (data), `HybridRetriever` (retrieval), and `RagAgent` (generation) are each their own class, wired together only in `Program.cs`.</w:t>
+      </w:r>
+    </w:p>
+    <w:p/>
+    <w:p>
+      <w:pPr>
+        <w:pStyle w:val="Heading2"/>
+      </w:pPr>
+      <w:r>
+        <w:t>4. Complete Code</w:t>
+      </w:r>
+    </w:p>
+    <w:p/>
+    <w:p>
+      <w:pPr>
+        <w:rPr>
+          <w:b/>
+        </w:rPr>
+      </w:pPr>
+      <w:r>
+        <w:rPr>
+          <w:b/>
+        </w:rPr>
+        <w:t>Program.cs</w:t>
+      </w:r>
+    </w:p>
+    <w:p>
+      <w:pPr>
+        <w:pStyle w:val="NoSpacing"/>
+        <w:rPr>
+          <w:rFonts w:ascii="Consolas" w:hAnsi="Consolas"/>
+          <w:sz w:val="19"/>
+        </w:rPr>
+      </w:pPr>
+      <w:r>
+        <w:rPr>
+          <w:rFonts w:ascii="Consolas" w:hAnsi="Consolas"/>
+          <w:sz w:val="19"/>
+        </w:rPr>
+        <w:t>// Day 23: Advanced RAG (Hybrid Search)</w:t>
+      </w:r>
+    </w:p>
+    <w:p>
+      <w:pPr>
+        <w:pStyle w:val="NoSpacing"/>
+        <w:rPr>
+          <w:rFonts w:ascii="Consolas" w:hAnsi="Consolas"/>
+          <w:sz w:val="19"/>
+        </w:rPr>
+      </w:pPr>
+      <w:r>
+        <w:rPr>
+          <w:rFonts w:ascii="Consolas" w:hAnsi="Consolas"/>
+          <w:sz w:val="19"/>
+        </w:rPr>
+        <w:t>// ---------------------------------------------------------------------------</w:t>
+      </w:r>
+    </w:p>
+    <w:p>
+      <w:pPr>
+        <w:pStyle w:val="NoSpacing"/>
+        <w:rPr>
+          <w:rFonts w:ascii="Consolas" w:hAnsi="Consolas"/>
+          <w:sz w:val="19"/>
+        </w:rPr>
+      </w:pPr>
+      <w:r>
+        <w:rPr>
+          <w:rFonts w:ascii="Consolas" w:hAnsi="Consolas"/>
+          <w:sz w:val="19"/>
+        </w:rPr>
+        <w:t>// Upgrades the naive vector-only RAG from Day 8 to Hybrid Search</w:t>
+      </w:r>
+    </w:p>
+    <w:p>
+      <w:pPr>
+        <w:pStyle w:val="NoSpacing"/>
+        <w:rPr>
+          <w:rFonts w:ascii="Consolas" w:hAnsi="Consolas"/>
+          <w:sz w:val="19"/>
+        </w:rPr>
+      </w:pPr>
+      <w:r>
+        <w:rPr>
+          <w:rFonts w:ascii="Consolas" w:hAnsi="Consolas"/>
+          <w:sz w:val="19"/>
+        </w:rPr>
+        <w:t>// (HybridRetriever.cs): vector similarity for semantic meaning plus a</w:t>
+      </w:r>
+    </w:p>
+    <w:p>
+      <w:pPr>
+        <w:pStyle w:val="NoSpacing"/>
+        <w:rPr>
+          <w:rFonts w:ascii="Consolas" w:hAnsi="Consolas"/>
+          <w:sz w:val="19"/>
+        </w:rPr>
+      </w:pPr>
+      <w:r>
+        <w:rPr>
+          <w:rFonts w:ascii="Consolas" w:hAnsi="Consolas"/>
+          <w:sz w:val="19"/>
+        </w:rPr>
+        <w:t>// keyword pass for exact terms (part numbers, IDs) that embeddings alone</w:t>
+      </w:r>
+    </w:p>
+    <w:p>
+      <w:pPr>
+        <w:pStyle w:val="NoSpacing"/>
+        <w:rPr>
+          <w:rFonts w:ascii="Consolas" w:hAnsi="Consolas"/>
+          <w:sz w:val="19"/>
+        </w:rPr>
+      </w:pPr>
+      <w:r>
+        <w:rPr>
+          <w:rFonts w:ascii="Consolas" w:hAnsi="Consolas"/>
+          <w:sz w:val="19"/>
+        </w:rPr>
+        <w:t>// can miss. Uses Microsoft.Extensions.AI's standard IEmbeddingGenerator</w:t>
+      </w:r>
+    </w:p>
+    <w:p>
+      <w:pPr>
+        <w:pStyle w:val="NoSpacing"/>
+        <w:rPr>
+          <w:rFonts w:ascii="Consolas" w:hAnsi="Consolas"/>
+          <w:sz w:val="19"/>
+        </w:rPr>
+      </w:pPr>
+      <w:r>
+        <w:rPr>
+          <w:rFonts w:ascii="Consolas" w:hAnsi="Consolas"/>
+          <w:sz w:val="19"/>
+        </w:rPr>
+        <w:t>// interface rather than a proprietary SK type, so the embedding backend can</w:t>
+      </w:r>
+    </w:p>
+    <w:p>
+      <w:pPr>
+        <w:pStyle w:val="NoSpacing"/>
+        <w:rPr>
+          <w:rFonts w:ascii="Consolas" w:hAnsi="Consolas"/>
+          <w:sz w:val="19"/>
+        </w:rPr>
+      </w:pPr>
+      <w:r>
+        <w:rPr>
+          <w:rFonts w:ascii="Consolas" w:hAnsi="Consolas"/>
+          <w:sz w:val="19"/>
+        </w:rPr>
+        <w:t>// be swapped without touching HybridRetriever.cs or Document.cs at all.</w:t>
+      </w:r>
+    </w:p>
+    <w:p>
+      <w:pPr>
+        <w:pStyle w:val="NoSpacing"/>
+        <w:rPr>
+          <w:rFonts w:ascii="Consolas" w:hAnsi="Consolas"/>
+          <w:sz w:val="19"/>
+        </w:rPr>
+      </w:pPr>
+      <w:r>
+        <w:rPr>
+          <w:rFonts w:ascii="Consolas" w:hAnsi="Consolas"/>
+          <w:sz w:val="19"/>
+        </w:rPr>
+        <w:t>using Microsoft.Extensions.AI;</w:t>
+      </w:r>
+    </w:p>
+    <w:p>
+      <w:pPr>
+        <w:pStyle w:val="NoSpacing"/>
+        <w:rPr>
+          <w:rFonts w:ascii="Consolas" w:hAnsi="Consolas"/>
+          <w:sz w:val="19"/>
+        </w:rPr>
+      </w:pPr>
+      <w:r>
+        <w:rPr>
+          <w:rFonts w:ascii="Consolas" w:hAnsi="Consolas"/>
+          <w:sz w:val="19"/>
+        </w:rPr>
+        <w:t>using Microsoft.SemanticKernel;</w:t>
+      </w:r>
+    </w:p>
+    <w:p>
+      <w:pPr>
+        <w:pStyle w:val="NoSpacing"/>
+        <w:rPr>
+          <w:rFonts w:ascii="Consolas" w:hAnsi="Consolas"/>
+          <w:sz w:val="19"/>
+        </w:rPr>
+      </w:pPr>
+    </w:p>
+    <w:p>
+      <w:pPr>
+        <w:pStyle w:val="NoSpacing"/>
+        <w:rPr>
+          <w:rFonts w:ascii="Consolas" w:hAnsi="Consolas"/>
+          <w:sz w:val="19"/>
+        </w:rPr>
+      </w:pPr>
+      <w:r>
+        <w:rPr>
+          <w:rFonts w:ascii="Consolas" w:hAnsi="Consolas"/>
+          <w:sz w:val="19"/>
+        </w:rPr>
+        <w:t>namespace AdvancedRAG</w:t>
+      </w:r>
+    </w:p>
+    <w:p>
+      <w:pPr>
+        <w:pStyle w:val="NoSpacing"/>
+        <w:rPr>
+          <w:rFonts w:ascii="Consolas" w:hAnsi="Consolas"/>
+          <w:sz w:val="19"/>
+        </w:rPr>
+      </w:pPr>
+      <w:r>
+        <w:rPr>
+          <w:rFonts w:ascii="Consolas" w:hAnsi="Consolas"/>
+          <w:sz w:val="19"/>
+        </w:rPr>
+        <w:t>{</w:t>
+      </w:r>
+    </w:p>
+    <w:p>
+      <w:pPr>
+        <w:pStyle w:val="NoSpacing"/>
+        <w:rPr>
+          <w:rFonts w:ascii="Consolas" w:hAnsi="Consolas"/>
+          <w:sz w:val="19"/>
+        </w:rPr>
+      </w:pPr>
+      <w:r>
+        <w:rPr>
+          <w:rFonts w:ascii="Consolas" w:hAnsi="Consolas"/>
+          <w:sz w:val="19"/>
+        </w:rPr>
         <w:lastRenderedPageBreak/>
-        <w:t>gram.cs`.</w:t>
+        <w:t xml:space="preserve">    internal class Program</w:t>
+      </w:r>
+    </w:p>
+    <w:p>
+      <w:pPr>
+        <w:pStyle w:val="NoSpacing"/>
+        <w:rPr>
+          <w:rFonts w:ascii="Consolas" w:hAnsi="Consolas"/>
+          <w:sz w:val="19"/>
+        </w:rPr>
+      </w:pPr>
+      <w:r>
+        <w:rPr>
+          <w:rFonts w:ascii="Consolas" w:hAnsi="Consolas"/>
+          <w:sz w:val="19"/>
+        </w:rPr>
+        <w:t xml:space="preserve">    {</w:t>
+      </w:r>
+    </w:p>
+    <w:p>
+      <w:pPr>
+        <w:pStyle w:val="NoSpacing"/>
+        <w:rPr>
+          <w:rFonts w:ascii="Consolas" w:hAnsi="Consolas"/>
+          <w:sz w:val="19"/>
+        </w:rPr>
+      </w:pPr>
+      <w:r>
+        <w:rPr>
+          <w:rFonts w:ascii="Consolas" w:hAnsi="Consolas"/>
+          <w:sz w:val="19"/>
+        </w:rPr>
+        <w:t xml:space="preserve">        static async Task Main(string[] args)</w:t>
+      </w:r>
+    </w:p>
+    <w:p>
+      <w:pPr>
+        <w:pStyle w:val="NoSpacing"/>
+        <w:rPr>
+          <w:rFonts w:ascii="Consolas" w:hAnsi="Consolas"/>
+          <w:sz w:val="19"/>
+        </w:rPr>
+      </w:pPr>
+      <w:r>
+        <w:rPr>
+          <w:rFonts w:ascii="Consolas" w:hAnsi="Consolas"/>
+          <w:sz w:val="19"/>
+        </w:rPr>
+        <w:t xml:space="preserve">        {</w:t>
+      </w:r>
+    </w:p>
+    <w:p>
+      <w:pPr>
+        <w:pStyle w:val="NoSpacing"/>
+        <w:rPr>
+          <w:rFonts w:ascii="Consolas" w:hAnsi="Consolas"/>
+          <w:sz w:val="19"/>
+        </w:rPr>
+      </w:pPr>
+      <w:r>
+        <w:rPr>
+          <w:rFonts w:ascii="Consolas" w:hAnsi="Consolas"/>
+          <w:sz w:val="19"/>
+        </w:rPr>
+        <w:t xml:space="preserve">            IKernelBuilder builder = Kernel.CreateBuilder();</w:t>
+      </w:r>
+    </w:p>
+    <w:p>
+      <w:pPr>
+        <w:pStyle w:val="NoSpacing"/>
+        <w:rPr>
+          <w:rFonts w:ascii="Consolas" w:hAnsi="Consolas"/>
+          <w:sz w:val="19"/>
+        </w:rPr>
+      </w:pPr>
+      <w:r>
+        <w:rPr>
+          <w:rFonts w:ascii="Consolas" w:hAnsi="Consolas"/>
+          <w:sz w:val="19"/>
+        </w:rPr>
+        <w:t xml:space="preserve">            string apiKey = Environment.GetEnvironmentVariable("GEMINI_API_KEY")</w:t>
+      </w:r>
+    </w:p>
+    <w:p>
+      <w:pPr>
+        <w:pStyle w:val="NoSpacing"/>
+        <w:rPr>
+          <w:rFonts w:ascii="Consolas" w:hAnsi="Consolas"/>
+          <w:sz w:val="19"/>
+        </w:rPr>
+      </w:pPr>
+      <w:r>
+        <w:rPr>
+          <w:rFonts w:ascii="Consolas" w:hAnsi="Consolas"/>
+          <w:sz w:val="19"/>
+        </w:rPr>
+        <w:t xml:space="preserve">                ?? throw new Exception("GEMINI_API_KEY is missing");</w:t>
+      </w:r>
+    </w:p>
+    <w:p>
+      <w:pPr>
+        <w:pStyle w:val="NoSpacing"/>
+        <w:rPr>
+          <w:rFonts w:ascii="Consolas" w:hAnsi="Consolas"/>
+          <w:sz w:val="19"/>
+        </w:rPr>
+      </w:pPr>
+    </w:p>
+    <w:p>
+      <w:pPr>
+        <w:pStyle w:val="NoSpacing"/>
+        <w:rPr>
+          <w:rFonts w:ascii="Consolas" w:hAnsi="Consolas"/>
+          <w:sz w:val="19"/>
+        </w:rPr>
+      </w:pPr>
+      <w:r>
+        <w:rPr>
+          <w:rFonts w:ascii="Consolas" w:hAnsi="Consolas"/>
+          <w:sz w:val="19"/>
+        </w:rPr>
+        <w:t xml:space="preserve">            // Chat model for reeasoning, Embedding model for vectorization</w:t>
+      </w:r>
+    </w:p>
+    <w:p>
+      <w:pPr>
+        <w:pStyle w:val="NoSpacing"/>
+        <w:rPr>
+          <w:rFonts w:ascii="Consolas" w:hAnsi="Consolas"/>
+          <w:sz w:val="19"/>
+        </w:rPr>
+      </w:pPr>
+      <w:r>
+        <w:rPr>
+          <w:rFonts w:ascii="Consolas" w:hAnsi="Consolas"/>
+          <w:sz w:val="19"/>
+        </w:rPr>
+        <w:t xml:space="preserve">            builder.AddGoogleAIGeminiChatCompletion("gemini-2.5-flash", apiKey);</w:t>
+      </w:r>
+    </w:p>
+    <w:p>
+      <w:pPr>
+        <w:pStyle w:val="NoSpacing"/>
+        <w:rPr>
+          <w:rFonts w:ascii="Consolas" w:hAnsi="Consolas"/>
+          <w:sz w:val="19"/>
+        </w:rPr>
+      </w:pPr>
+      <w:r>
+        <w:rPr>
+          <w:rFonts w:ascii="Consolas" w:hAnsi="Consolas"/>
+          <w:sz w:val="19"/>
+        </w:rPr>
+        <w:t xml:space="preserve">            builder.AddGoogleAIEmbeddingGenerator("gemini-embedding-001", apiKey);</w:t>
+      </w:r>
+    </w:p>
+    <w:p>
+      <w:pPr>
+        <w:pStyle w:val="NoSpacing"/>
+        <w:rPr>
+          <w:rFonts w:ascii="Consolas" w:hAnsi="Consolas"/>
+          <w:sz w:val="19"/>
+        </w:rPr>
+      </w:pPr>
+    </w:p>
+    <w:p>
+      <w:pPr>
+        <w:pStyle w:val="NoSpacing"/>
+        <w:rPr>
+          <w:rFonts w:ascii="Consolas" w:hAnsi="Consolas"/>
+          <w:sz w:val="19"/>
+        </w:rPr>
+      </w:pPr>
+      <w:r>
+        <w:rPr>
+          <w:rFonts w:ascii="Consolas" w:hAnsi="Consolas"/>
+          <w:sz w:val="19"/>
+        </w:rPr>
+        <w:t xml:space="preserve">            Kernel kernel = builder.Build();</w:t>
+      </w:r>
+    </w:p>
+    <w:p>
+      <w:pPr>
+        <w:pStyle w:val="NoSpacing"/>
+        <w:rPr>
+          <w:rFonts w:ascii="Consolas" w:hAnsi="Consolas"/>
+          <w:sz w:val="19"/>
+        </w:rPr>
+      </w:pPr>
+    </w:p>
+    <w:p>
+      <w:pPr>
+        <w:pStyle w:val="NoSpacing"/>
+        <w:rPr>
+          <w:rFonts w:ascii="Consolas" w:hAnsi="Consolas"/>
+          <w:sz w:val="19"/>
+        </w:rPr>
+      </w:pPr>
+      <w:r>
+        <w:rPr>
+          <w:rFonts w:ascii="Consolas" w:hAnsi="Consolas"/>
+          <w:sz w:val="19"/>
+        </w:rPr>
+        <w:t xml:space="preserve">            // Exgtract the .NET standard embedding interface from the built Kernel</w:t>
+      </w:r>
+    </w:p>
+    <w:p>
+      <w:pPr>
+        <w:pStyle w:val="NoSpacing"/>
+        <w:rPr>
+          <w:rFonts w:ascii="Consolas" w:hAnsi="Consolas"/>
+          <w:sz w:val="19"/>
+        </w:rPr>
+      </w:pPr>
+      <w:r>
+        <w:rPr>
+          <w:rFonts w:ascii="Consolas" w:hAnsi="Consolas"/>
+          <w:sz w:val="19"/>
+        </w:rPr>
+        <w:t xml:space="preserve">            var embeddingGenerator = kernel.GetRequiredService&lt;IEmbeddingGenerator&lt;string, Embedding&lt;float&gt;&gt;&gt;();</w:t>
+      </w:r>
+    </w:p>
+    <w:p>
+      <w:pPr>
+        <w:pStyle w:val="NoSpacing"/>
+        <w:rPr>
+          <w:rFonts w:ascii="Consolas" w:hAnsi="Consolas"/>
+          <w:sz w:val="19"/>
+        </w:rPr>
+      </w:pPr>
+    </w:p>
+    <w:p>
+      <w:pPr>
+        <w:pStyle w:val="NoSpacing"/>
+        <w:rPr>
+          <w:rFonts w:ascii="Consolas" w:hAnsi="Consolas"/>
+          <w:sz w:val="19"/>
+        </w:rPr>
+      </w:pPr>
+      <w:r>
+        <w:rPr>
+          <w:rFonts w:ascii="Consolas" w:hAnsi="Consolas"/>
+          <w:sz w:val="19"/>
+        </w:rPr>
+        <w:t xml:space="preserve">            // 2. Seed the mock database</w:t>
+      </w:r>
+    </w:p>
+    <w:p>
+      <w:pPr>
+        <w:pStyle w:val="NoSpacing"/>
+        <w:rPr>
+          <w:rFonts w:ascii="Consolas" w:hAnsi="Consolas"/>
+          <w:sz w:val="19"/>
+        </w:rPr>
+      </w:pPr>
+      <w:r>
+        <w:rPr>
+          <w:rFonts w:ascii="Consolas" w:hAnsi="Consolas"/>
+          <w:sz w:val="19"/>
+        </w:rPr>
+        <w:t xml:space="preserve">            Console.WriteLine("</w:t>
+      </w:r>
+      <w:r>
+        <w:rPr>
+          <w:rFonts w:ascii="Segoe UI Emoji" w:hAnsi="Segoe UI Emoji" w:cs="Segoe UI Emoji"/>
+          <w:sz w:val="19"/>
+        </w:rPr>
+        <w:t>📚</w:t>
+      </w:r>
+      <w:r>
+        <w:rPr>
+          <w:rFonts w:ascii="Consolas" w:hAnsi="Consolas"/>
+          <w:sz w:val="19"/>
+        </w:rPr>
+        <w:t xml:space="preserve"> Vectorizing Knowledge Base...");</w:t>
+      </w:r>
+    </w:p>
+    <w:p>
+      <w:pPr>
+        <w:pStyle w:val="NoSpacing"/>
+        <w:rPr>
+          <w:rFonts w:ascii="Consolas" w:hAnsi="Consolas"/>
+          <w:sz w:val="19"/>
+        </w:rPr>
+      </w:pPr>
+      <w:r>
+        <w:rPr>
+          <w:rFonts w:ascii="Consolas" w:hAnsi="Consolas"/>
+          <w:sz w:val="19"/>
+        </w:rPr>
+        <w:t xml:space="preserve">            var rawData = new[] {</w:t>
+      </w:r>
+    </w:p>
+    <w:p>
+      <w:pPr>
+        <w:pStyle w:val="NoSpacing"/>
+        <w:rPr>
+          <w:rFonts w:ascii="Consolas" w:hAnsi="Consolas"/>
+          <w:sz w:val="19"/>
+        </w:rPr>
+      </w:pPr>
+      <w:r>
+        <w:rPr>
+          <w:rFonts w:ascii="Consolas" w:hAnsi="Consolas"/>
+          <w:sz w:val="19"/>
+        </w:rPr>
+        <w:t xml:space="preserve">                "The Alpha-99 server rack requires a 220V power supply.",</w:t>
+      </w:r>
+    </w:p>
+    <w:p>
+      <w:pPr>
+        <w:pStyle w:val="NoSpacing"/>
+        <w:rPr>
+          <w:rFonts w:ascii="Consolas" w:hAnsi="Consolas"/>
+          <w:sz w:val="19"/>
+        </w:rPr>
+      </w:pPr>
+      <w:r>
+        <w:rPr>
+          <w:rFonts w:ascii="Consolas" w:hAnsi="Consolas"/>
+          <w:sz w:val="19"/>
+        </w:rPr>
+        <w:t xml:space="preserve">                "Standard cloud servers operate at 110V.",</w:t>
+      </w:r>
+    </w:p>
+    <w:p>
+      <w:pPr>
+        <w:pStyle w:val="NoSpacing"/>
+        <w:rPr>
+          <w:rFonts w:ascii="Consolas" w:hAnsi="Consolas"/>
+          <w:sz w:val="19"/>
+        </w:rPr>
+      </w:pPr>
+      <w:r>
+        <w:rPr>
+          <w:rFonts w:ascii="Consolas" w:hAnsi="Consolas"/>
+          <w:sz w:val="19"/>
+        </w:rPr>
+        <w:t xml:space="preserve">                "Routine maintenance for the Alpha-99 should occur every 90 days."</w:t>
+      </w:r>
+    </w:p>
+    <w:p>
+      <w:pPr>
+        <w:pStyle w:val="NoSpacing"/>
+        <w:rPr>
+          <w:rFonts w:ascii="Consolas" w:hAnsi="Consolas"/>
+          <w:sz w:val="19"/>
+        </w:rPr>
+      </w:pPr>
+      <w:r>
+        <w:rPr>
+          <w:rFonts w:ascii="Consolas" w:hAnsi="Consolas"/>
+          <w:sz w:val="19"/>
+        </w:rPr>
+        <w:t xml:space="preserve">            };</w:t>
+      </w:r>
+    </w:p>
+    <w:p>
+      <w:pPr>
+        <w:pStyle w:val="NoSpacing"/>
+        <w:rPr>
+          <w:rFonts w:ascii="Consolas" w:hAnsi="Consolas"/>
+          <w:sz w:val="19"/>
+        </w:rPr>
+      </w:pPr>
+    </w:p>
+    <w:p>
+      <w:pPr>
+        <w:pStyle w:val="NoSpacing"/>
+        <w:rPr>
+          <w:rFonts w:ascii="Consolas" w:hAnsi="Consolas"/>
+          <w:sz w:val="19"/>
+        </w:rPr>
+      </w:pPr>
+      <w:r>
+        <w:rPr>
+          <w:rFonts w:ascii="Consolas" w:hAnsi="Consolas"/>
+          <w:sz w:val="19"/>
+        </w:rPr>
+        <w:t xml:space="preserve">            var database = new List&lt;Document&gt;();</w:t>
+      </w:r>
+    </w:p>
+    <w:p>
+      <w:pPr>
+        <w:pStyle w:val="NoSpacing"/>
+        <w:rPr>
+          <w:rFonts w:ascii="Consolas" w:hAnsi="Consolas"/>
+          <w:sz w:val="19"/>
+        </w:rPr>
+      </w:pPr>
+      <w:r>
+        <w:rPr>
+          <w:rFonts w:ascii="Consolas" w:hAnsi="Consolas"/>
+          <w:sz w:val="19"/>
+        </w:rPr>
+        <w:t xml:space="preserve">            foreach(var text in rawData)</w:t>
+      </w:r>
+    </w:p>
+    <w:p>
+      <w:pPr>
+        <w:pStyle w:val="NoSpacing"/>
+        <w:rPr>
+          <w:rFonts w:ascii="Consolas" w:hAnsi="Consolas"/>
+          <w:sz w:val="19"/>
+        </w:rPr>
+      </w:pPr>
+      <w:r>
+        <w:rPr>
+          <w:rFonts w:ascii="Consolas" w:hAnsi="Consolas"/>
+          <w:sz w:val="19"/>
+        </w:rPr>
+        <w:t xml:space="preserve">            {</w:t>
+      </w:r>
+    </w:p>
+    <w:p>
+      <w:pPr>
+        <w:pStyle w:val="NoSpacing"/>
+        <w:rPr>
+          <w:rFonts w:ascii="Consolas" w:hAnsi="Consolas"/>
+          <w:sz w:val="19"/>
+        </w:rPr>
+      </w:pPr>
+      <w:r>
+        <w:rPr>
+          <w:rFonts w:ascii="Consolas" w:hAnsi="Consolas"/>
+          <w:sz w:val="19"/>
+        </w:rPr>
+        <w:t xml:space="preserve">                // Generate vectors using text-embedding-004</w:t>
+      </w:r>
+    </w:p>
+    <w:p>
+      <w:pPr>
+        <w:pStyle w:val="NoSpacing"/>
+        <w:rPr>
+          <w:rFonts w:ascii="Consolas" w:hAnsi="Consolas"/>
+          <w:sz w:val="19"/>
+        </w:rPr>
+      </w:pPr>
+      <w:r>
+        <w:rPr>
+          <w:rFonts w:ascii="Consolas" w:hAnsi="Consolas"/>
+          <w:sz w:val="19"/>
+        </w:rPr>
+        <w:t xml:space="preserve">                var embedding = await embeddingGenerator.GenerateAsync(text);</w:t>
+      </w:r>
+    </w:p>
+    <w:p>
+      <w:pPr>
+        <w:pStyle w:val="NoSpacing"/>
+        <w:rPr>
+          <w:rFonts w:ascii="Consolas" w:hAnsi="Consolas"/>
+          <w:sz w:val="19"/>
+        </w:rPr>
+      </w:pPr>
+      <w:r>
+        <w:rPr>
+          <w:rFonts w:ascii="Consolas" w:hAnsi="Consolas"/>
+          <w:sz w:val="19"/>
+        </w:rPr>
+        <w:t xml:space="preserve">                Document doc = new Document</w:t>
+      </w:r>
+    </w:p>
+    <w:p>
+      <w:pPr>
+        <w:pStyle w:val="NoSpacing"/>
+        <w:rPr>
+          <w:rFonts w:ascii="Consolas" w:hAnsi="Consolas"/>
+          <w:sz w:val="19"/>
+        </w:rPr>
+      </w:pPr>
+      <w:r>
+        <w:rPr>
+          <w:rFonts w:ascii="Consolas" w:hAnsi="Consolas"/>
+          <w:sz w:val="19"/>
+        </w:rPr>
+        <w:t xml:space="preserve">                {</w:t>
+      </w:r>
+    </w:p>
+    <w:p>
+      <w:pPr>
+        <w:pStyle w:val="NoSpacing"/>
+        <w:rPr>
+          <w:rFonts w:ascii="Consolas" w:hAnsi="Consolas"/>
+          <w:sz w:val="19"/>
+        </w:rPr>
+      </w:pPr>
+      <w:r>
+        <w:rPr>
+          <w:rFonts w:ascii="Consolas" w:hAnsi="Consolas"/>
+          <w:sz w:val="19"/>
+        </w:rPr>
+        <w:t xml:space="preserve">                    Content = text,</w:t>
+      </w:r>
+    </w:p>
+    <w:p>
+      <w:pPr>
+        <w:pStyle w:val="NoSpacing"/>
+        <w:rPr>
+          <w:rFonts w:ascii="Consolas" w:hAnsi="Consolas"/>
+          <w:sz w:val="19"/>
+        </w:rPr>
+      </w:pPr>
+      <w:r>
+        <w:rPr>
+          <w:rFonts w:ascii="Consolas" w:hAnsi="Consolas"/>
+          <w:sz w:val="19"/>
+        </w:rPr>
+        <w:t xml:space="preserve">                    Vector = embedding.Vector</w:t>
+      </w:r>
+    </w:p>
+    <w:p>
+      <w:pPr>
+        <w:pStyle w:val="NoSpacing"/>
+        <w:rPr>
+          <w:rFonts w:ascii="Consolas" w:hAnsi="Consolas"/>
+          <w:sz w:val="19"/>
+        </w:rPr>
+      </w:pPr>
+      <w:r>
+        <w:rPr>
+          <w:rFonts w:ascii="Consolas" w:hAnsi="Consolas"/>
+          <w:sz w:val="19"/>
+        </w:rPr>
+        <w:t xml:space="preserve">                };</w:t>
+      </w:r>
+    </w:p>
+    <w:p>
+      <w:pPr>
+        <w:pStyle w:val="NoSpacing"/>
+        <w:rPr>
+          <w:rFonts w:ascii="Consolas" w:hAnsi="Consolas"/>
+          <w:sz w:val="19"/>
+        </w:rPr>
+      </w:pPr>
+      <w:r>
+        <w:rPr>
+          <w:rFonts w:ascii="Consolas" w:hAnsi="Consolas"/>
+          <w:sz w:val="19"/>
+        </w:rPr>
+        <w:t xml:space="preserve">                database.Add(doc);</w:t>
+      </w:r>
+    </w:p>
+    <w:p>
+      <w:pPr>
+        <w:pStyle w:val="NoSpacing"/>
+        <w:rPr>
+          <w:rFonts w:ascii="Consolas" w:hAnsi="Consolas"/>
+          <w:sz w:val="19"/>
+        </w:rPr>
+      </w:pPr>
+      <w:r>
+        <w:rPr>
+          <w:rFonts w:ascii="Consolas" w:hAnsi="Consolas"/>
+          <w:sz w:val="19"/>
+        </w:rPr>
+        <w:t xml:space="preserve">            }</w:t>
+      </w:r>
+    </w:p>
+    <w:p>
+      <w:pPr>
+        <w:pStyle w:val="NoSpacing"/>
+        <w:rPr>
+          <w:rFonts w:ascii="Consolas" w:hAnsi="Consolas"/>
+          <w:sz w:val="19"/>
+        </w:rPr>
+      </w:pPr>
+    </w:p>
+    <w:p>
+      <w:pPr>
+        <w:pStyle w:val="NoSpacing"/>
+        <w:rPr>
+          <w:rFonts w:ascii="Consolas" w:hAnsi="Consolas"/>
+          <w:sz w:val="19"/>
+        </w:rPr>
+      </w:pPr>
+      <w:r>
+        <w:rPr>
+          <w:rFonts w:ascii="Consolas" w:hAnsi="Consolas"/>
+          <w:sz w:val="19"/>
+        </w:rPr>
+        <w:t xml:space="preserve">            // 3. Initialize cleanly decoupled components</w:t>
+      </w:r>
+    </w:p>
+    <w:p>
+      <w:pPr>
+        <w:pStyle w:val="NoSpacing"/>
+        <w:rPr>
+          <w:rFonts w:ascii="Consolas" w:hAnsi="Consolas"/>
+          <w:sz w:val="19"/>
+        </w:rPr>
+      </w:pPr>
+      <w:r>
+        <w:rPr>
+          <w:rFonts w:ascii="Consolas" w:hAnsi="Consolas"/>
+          <w:sz w:val="19"/>
+        </w:rPr>
+        <w:t xml:space="preserve">            HybridRetriever retriever = new HybridRetriever(embeddingGenerator, database);</w:t>
+      </w:r>
+    </w:p>
+    <w:p>
+      <w:pPr>
+        <w:pStyle w:val="NoSpacing"/>
+        <w:rPr>
+          <w:rFonts w:ascii="Consolas" w:hAnsi="Consolas"/>
+          <w:sz w:val="19"/>
+        </w:rPr>
+      </w:pPr>
+      <w:r>
+        <w:rPr>
+          <w:rFonts w:ascii="Consolas" w:hAnsi="Consolas"/>
+          <w:sz w:val="19"/>
+        </w:rPr>
+        <w:t xml:space="preserve">            RagAgent ragAgent = new RagAgent(kernel, retriever);</w:t>
+      </w:r>
+    </w:p>
+    <w:p>
+      <w:pPr>
+        <w:pStyle w:val="NoSpacing"/>
+        <w:rPr>
+          <w:rFonts w:ascii="Consolas" w:hAnsi="Consolas"/>
+          <w:sz w:val="19"/>
+        </w:rPr>
+      </w:pPr>
+    </w:p>
+    <w:p>
+      <w:pPr>
+        <w:pStyle w:val="NoSpacing"/>
+        <w:rPr>
+          <w:rFonts w:ascii="Consolas" w:hAnsi="Consolas"/>
+          <w:sz w:val="19"/>
+        </w:rPr>
+      </w:pPr>
+      <w:r>
+        <w:rPr>
+          <w:rFonts w:ascii="Consolas" w:hAnsi="Consolas"/>
+          <w:sz w:val="19"/>
+        </w:rPr>
+        <w:t xml:space="preserve">            // 4. Test the Hybrid RAG workflow</w:t>
+      </w:r>
+    </w:p>
+    <w:p>
+      <w:pPr>
+        <w:pStyle w:val="NoSpacing"/>
+        <w:rPr>
+          <w:rFonts w:ascii="Consolas" w:hAnsi="Consolas"/>
+          <w:sz w:val="19"/>
+        </w:rPr>
+      </w:pPr>
+      <w:r>
+        <w:rPr>
+          <w:rFonts w:ascii="Consolas" w:hAnsi="Consolas"/>
+          <w:sz w:val="19"/>
+        </w:rPr>
+        <w:t xml:space="preserve">            string query = "What is the maintenance schedule for the Alpha-99";</w:t>
+      </w:r>
+    </w:p>
+    <w:p>
+      <w:pPr>
+        <w:pStyle w:val="NoSpacing"/>
+        <w:rPr>
+          <w:rFonts w:ascii="Consolas" w:hAnsi="Consolas"/>
+          <w:sz w:val="19"/>
+        </w:rPr>
+      </w:pPr>
+      <w:r>
+        <w:rPr>
+          <w:rFonts w:ascii="Consolas" w:hAnsi="Consolas"/>
+          <w:sz w:val="19"/>
+        </w:rPr>
+        <w:t xml:space="preserve">            // Step 4a: "\n" not "\b" (backspace) - easy escape-sequence typo to miss</w:t>
+      </w:r>
+    </w:p>
+    <w:p>
+      <w:pPr>
+        <w:pStyle w:val="NoSpacing"/>
+        <w:rPr>
+          <w:rFonts w:ascii="Consolas" w:hAnsi="Consolas"/>
+          <w:sz w:val="19"/>
+        </w:rPr>
+      </w:pPr>
+      <w:r>
+        <w:rPr>
+          <w:rFonts w:ascii="Consolas" w:hAnsi="Consolas"/>
+          <w:sz w:val="19"/>
+        </w:rPr>
+        <w:t xml:space="preserve">            Console.WriteLine($"\nUser Query: {query}");</w:t>
+      </w:r>
+    </w:p>
+    <w:p>
+      <w:pPr>
+        <w:pStyle w:val="NoSpacing"/>
+        <w:rPr>
+          <w:rFonts w:ascii="Consolas" w:hAnsi="Consolas"/>
+          <w:sz w:val="19"/>
+        </w:rPr>
+      </w:pPr>
+    </w:p>
+    <w:p>
+      <w:pPr>
+        <w:pStyle w:val="NoSpacing"/>
+        <w:rPr>
+          <w:rFonts w:ascii="Consolas" w:hAnsi="Consolas"/>
+          <w:sz w:val="19"/>
+        </w:rPr>
+      </w:pPr>
+      <w:r>
+        <w:rPr>
+          <w:rFonts w:ascii="Consolas" w:hAnsi="Consolas"/>
+          <w:sz w:val="19"/>
+        </w:rPr>
+        <w:t xml:space="preserve">            string response = await ragAgent.AnswerAsync(query);</w:t>
+      </w:r>
+    </w:p>
+    <w:p>
+      <w:pPr>
+        <w:pStyle w:val="NoSpacing"/>
+        <w:rPr>
+          <w:rFonts w:ascii="Consolas" w:hAnsi="Consolas"/>
+          <w:sz w:val="19"/>
+        </w:rPr>
+      </w:pPr>
+      <w:r>
+        <w:rPr>
+          <w:rFonts w:ascii="Consolas" w:hAnsi="Consolas"/>
+          <w:sz w:val="19"/>
+        </w:rPr>
+        <w:t xml:space="preserve">            Console.WriteLine($"\nAI Answer: {response}");</w:t>
+      </w:r>
+    </w:p>
+    <w:p>
+      <w:pPr>
+        <w:pStyle w:val="NoSpacing"/>
+        <w:rPr>
+          <w:rFonts w:ascii="Consolas" w:hAnsi="Consolas"/>
+          <w:sz w:val="19"/>
+        </w:rPr>
+      </w:pPr>
+      <w:r>
+        <w:rPr>
+          <w:rFonts w:ascii="Consolas" w:hAnsi="Consolas"/>
+          <w:sz w:val="19"/>
+        </w:rPr>
+        <w:t xml:space="preserve">        }</w:t>
+      </w:r>
+    </w:p>
+    <w:p>
+      <w:pPr>
+        <w:pStyle w:val="NoSpacing"/>
+        <w:rPr>
+          <w:rFonts w:ascii="Consolas" w:hAnsi="Consolas"/>
+          <w:sz w:val="19"/>
+        </w:rPr>
+      </w:pPr>
+      <w:r>
+        <w:rPr>
+          <w:rFonts w:ascii="Consolas" w:hAnsi="Consolas"/>
+          <w:sz w:val="19"/>
+        </w:rPr>
+        <w:t xml:space="preserve">    }</w:t>
+      </w:r>
+    </w:p>
+    <w:p>
+      <w:pPr>
+        <w:pStyle w:val="NoSpacing"/>
+        <w:rPr>
+          <w:rFonts w:ascii="Consolas" w:hAnsi="Consolas"/>
+          <w:sz w:val="19"/>
+        </w:rPr>
+      </w:pPr>
+      <w:r>
+        <w:rPr>
+          <w:rFonts w:ascii="Consolas" w:hAnsi="Consolas"/>
+          <w:sz w:val="19"/>
+        </w:rPr>
+        <w:t>}</w:t>
       </w:r>
     </w:p>
     <w:p/>
     <w:p>
       <w:pPr>
-        <w:pStyle w:val="Heading2"/>
-      </w:pPr>
-      <w:r>
-        <w:t>4. Complete Code</w:t>
+        <w:rPr>
+          <w:b/>
+        </w:rPr>
+      </w:pPr>
+      <w:r>
+        <w:rPr>
+          <w:b/>
+        </w:rPr>
+        <w:t>Document.cs</w:t>
+      </w:r>
+    </w:p>
+    <w:p>
+      <w:pPr>
+        <w:pStyle w:val="NoSpacing"/>
+        <w:rPr>
+          <w:rFonts w:ascii="Consolas" w:hAnsi="Consolas"/>
+          <w:sz w:val="19"/>
+        </w:rPr>
+      </w:pPr>
+      <w:r>
+        <w:rPr>
+          <w:rFonts w:ascii="Consolas" w:hAnsi="Consolas"/>
+          <w:sz w:val="19"/>
+        </w:rPr>
+        <w:lastRenderedPageBreak/>
+        <w:t>// Document</w:t>
+      </w:r>
+    </w:p>
+    <w:p>
+      <w:pPr>
+        <w:pStyle w:val="NoSpacing"/>
+        <w:rPr>
+          <w:rFonts w:ascii="Consolas" w:hAnsi="Consolas"/>
+          <w:sz w:val="19"/>
+        </w:rPr>
+      </w:pPr>
+      <w:r>
+        <w:rPr>
+          <w:rFonts w:ascii="Consolas" w:hAnsi="Consolas"/>
+          <w:sz w:val="19"/>
+        </w:rPr>
+        <w:t>// ---------------------------------------------------------------------------</w:t>
+      </w:r>
+    </w:p>
+    <w:p>
+      <w:pPr>
+        <w:pStyle w:val="NoSpacing"/>
+        <w:rPr>
+          <w:rFonts w:ascii="Consolas" w:hAnsi="Consolas"/>
+          <w:sz w:val="19"/>
+        </w:rPr>
+      </w:pPr>
+      <w:r>
+        <w:rPr>
+          <w:rFonts w:ascii="Consolas" w:hAnsi="Consolas"/>
+          <w:sz w:val="19"/>
+        </w:rPr>
+        <w:t>// A single knowledge-base entry: raw text plus its embedding vector,</w:t>
+      </w:r>
+    </w:p>
+    <w:p>
+      <w:pPr>
+        <w:pStyle w:val="NoSpacing"/>
+        <w:rPr>
+          <w:rFonts w:ascii="Consolas" w:hAnsi="Consolas"/>
+          <w:sz w:val="19"/>
+        </w:rPr>
+      </w:pPr>
+      <w:r>
+        <w:rPr>
+          <w:rFonts w:ascii="Consolas" w:hAnsi="Consolas"/>
+          <w:sz w:val="19"/>
+        </w:rPr>
+        <w:t>// searched by both HybridRetriever's vector and keyword passes.</w:t>
+      </w:r>
+    </w:p>
+    <w:p>
+      <w:pPr>
+        <w:pStyle w:val="NoSpacing"/>
+        <w:rPr>
+          <w:rFonts w:ascii="Consolas" w:hAnsi="Consolas"/>
+          <w:sz w:val="19"/>
+        </w:rPr>
+      </w:pPr>
+      <w:r>
+        <w:rPr>
+          <w:rFonts w:ascii="Consolas" w:hAnsi="Consolas"/>
+          <w:sz w:val="19"/>
+        </w:rPr>
+        <w:t>namespace AdvancedRAG</w:t>
+      </w:r>
+    </w:p>
+    <w:p>
+      <w:pPr>
+        <w:pStyle w:val="NoSpacing"/>
+        <w:rPr>
+          <w:rFonts w:ascii="Consolas" w:hAnsi="Consolas"/>
+          <w:sz w:val="19"/>
+        </w:rPr>
+      </w:pPr>
+      <w:r>
+        <w:rPr>
+          <w:rFonts w:ascii="Consolas" w:hAnsi="Consolas"/>
+          <w:sz w:val="19"/>
+        </w:rPr>
+        <w:t>{</w:t>
+      </w:r>
+    </w:p>
+    <w:p>
+      <w:pPr>
+        <w:pStyle w:val="NoSpacing"/>
+        <w:rPr>
+          <w:rFonts w:ascii="Consolas" w:hAnsi="Consolas"/>
+          <w:sz w:val="19"/>
+        </w:rPr>
+      </w:pPr>
+      <w:r>
+        <w:rPr>
+          <w:rFonts w:ascii="Consolas" w:hAnsi="Consolas"/>
+          <w:sz w:val="19"/>
+        </w:rPr>
+        <w:t xml:space="preserve">    /// &lt;summary&gt;</w:t>
+      </w:r>
+    </w:p>
+    <w:p>
+      <w:pPr>
+        <w:pStyle w:val="NoSpacing"/>
+        <w:rPr>
+          <w:rFonts w:ascii="Consolas" w:hAnsi="Consolas"/>
+          <w:sz w:val="19"/>
+        </w:rPr>
+      </w:pPr>
+      <w:r>
+        <w:rPr>
+          <w:rFonts w:ascii="Consolas" w:hAnsi="Consolas"/>
+          <w:sz w:val="19"/>
+        </w:rPr>
+        <w:t xml:space="preserve">    /// Represents a stored document containing both raw text and its mathematical vector representation.</w:t>
+      </w:r>
+    </w:p>
+    <w:p>
+      <w:pPr>
+        <w:pStyle w:val="NoSpacing"/>
+        <w:rPr>
+          <w:rFonts w:ascii="Consolas" w:hAnsi="Consolas"/>
+          <w:sz w:val="19"/>
+        </w:rPr>
+      </w:pPr>
+      <w:r>
+        <w:rPr>
+          <w:rFonts w:ascii="Consolas" w:hAnsi="Consolas"/>
+          <w:sz w:val="19"/>
+        </w:rPr>
+        <w:t xml:space="preserve">    /// &lt;/summary&gt;</w:t>
+      </w:r>
+    </w:p>
+    <w:p>
+      <w:pPr>
+        <w:pStyle w:val="NoSpacing"/>
+        <w:rPr>
+          <w:rFonts w:ascii="Consolas" w:hAnsi="Consolas"/>
+          <w:sz w:val="19"/>
+        </w:rPr>
+      </w:pPr>
+      <w:r>
+        <w:rPr>
+          <w:rFonts w:ascii="Consolas" w:hAnsi="Consolas"/>
+          <w:sz w:val="19"/>
+        </w:rPr>
+        <w:t xml:space="preserve">    internal class Document</w:t>
+      </w:r>
+    </w:p>
+    <w:p>
+      <w:pPr>
+        <w:pStyle w:val="NoSpacing"/>
+        <w:rPr>
+          <w:rFonts w:ascii="Consolas" w:hAnsi="Consolas"/>
+          <w:sz w:val="19"/>
+        </w:rPr>
+      </w:pPr>
+      <w:r>
+        <w:rPr>
+          <w:rFonts w:ascii="Consolas" w:hAnsi="Consolas"/>
+          <w:sz w:val="19"/>
+        </w:rPr>
+        <w:t xml:space="preserve">    {</w:t>
+      </w:r>
+    </w:p>
+    <w:p>
+      <w:pPr>
+        <w:pStyle w:val="NoSpacing"/>
+        <w:rPr>
+          <w:rFonts w:ascii="Consolas" w:hAnsi="Consolas"/>
+          <w:sz w:val="19"/>
+        </w:rPr>
+      </w:pPr>
+      <w:r>
+        <w:rPr>
+          <w:rFonts w:ascii="Consolas" w:hAnsi="Consolas"/>
+          <w:sz w:val="19"/>
+        </w:rPr>
+        <w:t xml:space="preserve">        public string Id { get; set; } = Guid.NewGuid().ToString();</w:t>
+      </w:r>
+    </w:p>
+    <w:p>
+      <w:pPr>
+        <w:pStyle w:val="NoSpacing"/>
+        <w:rPr>
+          <w:rFonts w:ascii="Consolas" w:hAnsi="Consolas"/>
+          <w:sz w:val="19"/>
+        </w:rPr>
+      </w:pPr>
+      <w:r>
+        <w:rPr>
+          <w:rFonts w:ascii="Consolas" w:hAnsi="Consolas"/>
+          <w:sz w:val="19"/>
+        </w:rPr>
+        <w:t xml:space="preserve">        public string Content { get; set; } = string.Empty;</w:t>
+      </w:r>
+    </w:p>
+    <w:p>
+      <w:pPr>
+        <w:pStyle w:val="NoSpacing"/>
+        <w:rPr>
+          <w:rFonts w:ascii="Consolas" w:hAnsi="Consolas"/>
+          <w:sz w:val="19"/>
+        </w:rPr>
+      </w:pPr>
+      <w:r>
+        <w:rPr>
+          <w:rFonts w:ascii="Consolas" w:hAnsi="Consolas"/>
+          <w:sz w:val="19"/>
+        </w:rPr>
+        <w:t xml:space="preserve">        public ReadOnlyMemory&lt;float&gt; Vector { get; set; }</w:t>
+      </w:r>
+    </w:p>
+    <w:p>
+      <w:pPr>
+        <w:pStyle w:val="NoSpacing"/>
+        <w:rPr>
+          <w:rFonts w:ascii="Consolas" w:hAnsi="Consolas"/>
+          <w:sz w:val="19"/>
+        </w:rPr>
+      </w:pPr>
+      <w:r>
+        <w:rPr>
+          <w:rFonts w:ascii="Consolas" w:hAnsi="Consolas"/>
+          <w:sz w:val="19"/>
+        </w:rPr>
+        <w:t xml:space="preserve">    }</w:t>
+      </w:r>
+    </w:p>
+    <w:p>
+      <w:pPr>
+        <w:pStyle w:val="NoSpacing"/>
+        <w:rPr>
+          <w:rFonts w:ascii="Consolas" w:hAnsi="Consolas"/>
+          <w:sz w:val="19"/>
+        </w:rPr>
+      </w:pPr>
+      <w:r>
+        <w:rPr>
+          <w:rFonts w:ascii="Consolas" w:hAnsi="Consolas"/>
+          <w:sz w:val="19"/>
+        </w:rPr>
+        <w:t>}</w:t>
       </w:r>
     </w:p>
     <w:p/>
@@ -268,23 +1534,23 @@
         <w:rPr>
           <w:b/>
         </w:rPr>
-        <w:t>Program.cs</w:t>
-      </w:r>
-    </w:p>
-    <w:p>
-      <w:pPr>
-        <w:pStyle w:val="NoSpacing"/>
-        <w:rPr>
-          <w:rFonts w:ascii="Consolas" w:hAnsi="Consolas"/>
-          <w:sz w:val="19"/>
-        </w:rPr>
-      </w:pPr>
-      <w:r>
-        <w:rPr>
-          <w:rFonts w:ascii="Consolas" w:hAnsi="Consolas"/>
-          <w:sz w:val="19"/>
-        </w:rPr>
-        <w:t>// Day 23: Advanced RAG (Hybrid Search)</w:t>
+        <w:t>HybridRetriever.cs</w:t>
+      </w:r>
+    </w:p>
+    <w:p>
+      <w:pPr>
+        <w:pStyle w:val="NoSpacing"/>
+        <w:rPr>
+          <w:rFonts w:ascii="Consolas" w:hAnsi="Consolas"/>
+          <w:sz w:val="19"/>
+        </w:rPr>
+      </w:pPr>
+      <w:r>
+        <w:rPr>
+          <w:rFonts w:ascii="Consolas" w:hAnsi="Consolas"/>
+          <w:sz w:val="19"/>
+        </w:rPr>
+        <w:t>// HybridRetriever</w:t>
       </w:r>
     </w:p>
     <w:p>
@@ -316,87 +1582,55 @@
           <w:rFonts w:ascii="Consolas" w:hAnsi="Consolas"/>
           <w:sz w:val="19"/>
         </w:rPr>
-        <w:t>// Upgrades the naive vector-only RAG from Day 8 to Hybrid Search</w:t>
-      </w:r>
-    </w:p>
-    <w:p>
-      <w:pPr>
-        <w:pStyle w:val="NoSpacing"/>
-        <w:rPr>
-          <w:rFonts w:ascii="Consolas" w:hAnsi="Consolas"/>
-          <w:sz w:val="19"/>
-        </w:rPr>
-      </w:pPr>
-      <w:r>
-        <w:rPr>
-          <w:rFonts w:ascii="Consolas" w:hAnsi="Consolas"/>
-          <w:sz w:val="19"/>
-        </w:rPr>
-        <w:t>// (HybridRetriever.cs): vector similarity for semantic meaning plus a</w:t>
-      </w:r>
-    </w:p>
-    <w:p>
-      <w:pPr>
-        <w:pStyle w:val="NoSpacing"/>
-        <w:rPr>
-          <w:rFonts w:ascii="Consolas" w:hAnsi="Consolas"/>
-          <w:sz w:val="19"/>
-        </w:rPr>
-      </w:pPr>
-      <w:r>
-        <w:rPr>
-          <w:rFonts w:ascii="Consolas" w:hAnsi="Consolas"/>
-          <w:sz w:val="19"/>
-        </w:rPr>
-        <w:t>// keyword pass for exact terms (part numbers, IDs) that embeddings alone</w:t>
-      </w:r>
-    </w:p>
-    <w:p>
-      <w:pPr>
-        <w:pStyle w:val="NoSpacing"/>
-        <w:rPr>
-          <w:rFonts w:ascii="Consolas" w:hAnsi="Consolas"/>
-          <w:sz w:val="19"/>
-        </w:rPr>
-      </w:pPr>
-      <w:r>
-        <w:rPr>
-          <w:rFonts w:ascii="Consolas" w:hAnsi="Consolas"/>
-          <w:sz w:val="19"/>
-        </w:rPr>
-        <w:t>// can miss. Uses Microsoft.Extensions.AI's standard IEmbeddingGenerator</w:t>
-      </w:r>
-    </w:p>
-    <w:p>
-      <w:pPr>
-        <w:pStyle w:val="NoSpacing"/>
-        <w:rPr>
-          <w:rFonts w:ascii="Consolas" w:hAnsi="Consolas"/>
-          <w:sz w:val="19"/>
-        </w:rPr>
-      </w:pPr>
-      <w:r>
-        <w:rPr>
-          <w:rFonts w:ascii="Consolas" w:hAnsi="Consolas"/>
-          <w:sz w:val="19"/>
-        </w:rPr>
-        <w:t>// interface rather than a proprietary SK type, so the embedding backend can</w:t>
-      </w:r>
-    </w:p>
-    <w:p>
-      <w:pPr>
-        <w:pStyle w:val="NoSpacing"/>
-        <w:rPr>
-          <w:rFonts w:ascii="Consolas" w:hAnsi="Consolas"/>
-          <w:sz w:val="19"/>
-        </w:rPr>
-      </w:pPr>
-      <w:r>
-        <w:rPr>
-          <w:rFonts w:ascii="Consolas" w:hAnsi="Consolas"/>
-          <w:sz w:val="19"/>
-        </w:rPr>
-        <w:t>// be swapped without touching HybridRetriever.cs or Document.cs at all.</w:t>
+        <w:t>// Runs two independent searches over the same in-memory database and merges</w:t>
+      </w:r>
+    </w:p>
+    <w:p>
+      <w:pPr>
+        <w:pStyle w:val="NoSpacing"/>
+        <w:rPr>
+          <w:rFonts w:ascii="Consolas" w:hAnsi="Consolas"/>
+          <w:sz w:val="19"/>
+        </w:rPr>
+      </w:pPr>
+      <w:r>
+        <w:rPr>
+          <w:rFonts w:ascii="Consolas" w:hAnsi="Consolas"/>
+          <w:sz w:val="19"/>
+        </w:rPr>
+        <w:t>// the results: cosine similarity over embedding vectors (catches semantic</w:t>
+      </w:r>
+    </w:p>
+    <w:p>
+      <w:pPr>
+        <w:pStyle w:val="NoSpacing"/>
+        <w:rPr>
+          <w:rFonts w:ascii="Consolas" w:hAnsi="Consolas"/>
+          <w:sz w:val="19"/>
+        </w:rPr>
+      </w:pPr>
+      <w:r>
+        <w:rPr>
+          <w:rFonts w:ascii="Consolas" w:hAnsi="Consolas"/>
+          <w:sz w:val="19"/>
+        </w:rPr>
+        <w:t>// matches like "battery" -&gt; "power source") and a plain substring match over</w:t>
+      </w:r>
+    </w:p>
+    <w:p>
+      <w:pPr>
+        <w:pStyle w:val="NoSpacing"/>
+        <w:rPr>
+          <w:rFonts w:ascii="Consolas" w:hAnsi="Consolas"/>
+          <w:sz w:val="19"/>
+        </w:rPr>
+      </w:pPr>
+      <w:r>
+        <w:rPr>
+          <w:rFonts w:ascii="Consolas" w:hAnsi="Consolas"/>
+          <w:sz w:val="19"/>
+        </w:rPr>
+        <w:t>// the raw text (catches exact terms embeddings can miss, like part numbers).</w:t>
       </w:r>
     </w:p>
     <w:p>
@@ -428,6 +1662,1125 @@
           <w:rFonts w:ascii="Consolas" w:hAnsi="Consolas"/>
           <w:sz w:val="19"/>
         </w:rPr>
+        <w:t>using System;</w:t>
+      </w:r>
+    </w:p>
+    <w:p>
+      <w:pPr>
+        <w:pStyle w:val="NoSpacing"/>
+        <w:rPr>
+          <w:rFonts w:ascii="Consolas" w:hAnsi="Consolas"/>
+          <w:sz w:val="19"/>
+        </w:rPr>
+      </w:pPr>
+      <w:r>
+        <w:rPr>
+          <w:rFonts w:ascii="Consolas" w:hAnsi="Consolas"/>
+          <w:sz w:val="19"/>
+        </w:rPr>
+        <w:t>using System.Collections.Generic;</w:t>
+      </w:r>
+    </w:p>
+    <w:p>
+      <w:pPr>
+        <w:pStyle w:val="NoSpacing"/>
+        <w:rPr>
+          <w:rFonts w:ascii="Consolas" w:hAnsi="Consolas"/>
+          <w:sz w:val="19"/>
+        </w:rPr>
+      </w:pPr>
+      <w:r>
+        <w:rPr>
+          <w:rFonts w:ascii="Consolas" w:hAnsi="Consolas"/>
+          <w:sz w:val="19"/>
+        </w:rPr>
+        <w:t>using System.Text;</w:t>
+      </w:r>
+    </w:p>
+    <w:p>
+      <w:pPr>
+        <w:pStyle w:val="NoSpacing"/>
+        <w:rPr>
+          <w:rFonts w:ascii="Consolas" w:hAnsi="Consolas"/>
+          <w:sz w:val="19"/>
+        </w:rPr>
+      </w:pPr>
+    </w:p>
+    <w:p>
+      <w:pPr>
+        <w:pStyle w:val="NoSpacing"/>
+        <w:rPr>
+          <w:rFonts w:ascii="Consolas" w:hAnsi="Consolas"/>
+          <w:sz w:val="19"/>
+        </w:rPr>
+      </w:pPr>
+      <w:r>
+        <w:rPr>
+          <w:rFonts w:ascii="Consolas" w:hAnsi="Consolas"/>
+          <w:sz w:val="19"/>
+        </w:rPr>
+        <w:t>namespace AdvancedRAG</w:t>
+      </w:r>
+    </w:p>
+    <w:p>
+      <w:pPr>
+        <w:pStyle w:val="NoSpacing"/>
+        <w:rPr>
+          <w:rFonts w:ascii="Consolas" w:hAnsi="Consolas"/>
+          <w:sz w:val="19"/>
+        </w:rPr>
+      </w:pPr>
+      <w:r>
+        <w:rPr>
+          <w:rFonts w:ascii="Consolas" w:hAnsi="Consolas"/>
+          <w:sz w:val="19"/>
+        </w:rPr>
+        <w:t>{</w:t>
+      </w:r>
+    </w:p>
+    <w:p>
+      <w:pPr>
+        <w:pStyle w:val="NoSpacing"/>
+        <w:rPr>
+          <w:rFonts w:ascii="Consolas" w:hAnsi="Consolas"/>
+          <w:sz w:val="19"/>
+        </w:rPr>
+      </w:pPr>
+      <w:r>
+        <w:rPr>
+          <w:rFonts w:ascii="Consolas" w:hAnsi="Consolas"/>
+          <w:sz w:val="19"/>
+        </w:rPr>
+        <w:t xml:space="preserve">    /// &lt;summary&gt;</w:t>
+      </w:r>
+    </w:p>
+    <w:p>
+      <w:pPr>
+        <w:pStyle w:val="NoSpacing"/>
+        <w:rPr>
+          <w:rFonts w:ascii="Consolas" w:hAnsi="Consolas"/>
+          <w:sz w:val="19"/>
+        </w:rPr>
+      </w:pPr>
+      <w:r>
+        <w:rPr>
+          <w:rFonts w:ascii="Consolas" w:hAnsi="Consolas"/>
+          <w:sz w:val="19"/>
+        </w:rPr>
+        <w:t xml:space="preserve">    /// Combines Semantic (vector) and Lexical (keyword) search to find the most relevant documents.</w:t>
+      </w:r>
+    </w:p>
+    <w:p>
+      <w:pPr>
+        <w:pStyle w:val="NoSpacing"/>
+        <w:rPr>
+          <w:rFonts w:ascii="Consolas" w:hAnsi="Consolas"/>
+          <w:sz w:val="19"/>
+        </w:rPr>
+      </w:pPr>
+      <w:r>
+        <w:rPr>
+          <w:rFonts w:ascii="Consolas" w:hAnsi="Consolas"/>
+          <w:sz w:val="19"/>
+        </w:rPr>
+        <w:t xml:space="preserve">    /// &lt;/summary&gt;</w:t>
+      </w:r>
+    </w:p>
+    <w:p>
+      <w:pPr>
+        <w:pStyle w:val="NoSpacing"/>
+        <w:rPr>
+          <w:rFonts w:ascii="Consolas" w:hAnsi="Consolas"/>
+          <w:sz w:val="19"/>
+        </w:rPr>
+      </w:pPr>
+      <w:r>
+        <w:rPr>
+          <w:rFonts w:ascii="Consolas" w:hAnsi="Consolas"/>
+          <w:sz w:val="19"/>
+        </w:rPr>
+        <w:t xml:space="preserve">    internal class HybridRetriever</w:t>
+      </w:r>
+    </w:p>
+    <w:p>
+      <w:pPr>
+        <w:pStyle w:val="NoSpacing"/>
+        <w:rPr>
+          <w:rFonts w:ascii="Consolas" w:hAnsi="Consolas"/>
+          <w:sz w:val="19"/>
+        </w:rPr>
+      </w:pPr>
+      <w:r>
+        <w:rPr>
+          <w:rFonts w:ascii="Consolas" w:hAnsi="Consolas"/>
+          <w:sz w:val="19"/>
+        </w:rPr>
+        <w:t xml:space="preserve">    {</w:t>
+      </w:r>
+    </w:p>
+    <w:p>
+      <w:pPr>
+        <w:pStyle w:val="NoSpacing"/>
+        <w:rPr>
+          <w:rFonts w:ascii="Consolas" w:hAnsi="Consolas"/>
+          <w:sz w:val="19"/>
+        </w:rPr>
+      </w:pPr>
+      <w:r>
+        <w:rPr>
+          <w:rFonts w:ascii="Consolas" w:hAnsi="Consolas"/>
+          <w:sz w:val="19"/>
+        </w:rPr>
+        <w:t xml:space="preserve">        private readonly IEmbeddingGenerator&lt;string, Embedding&lt;float&gt;&gt; _embeddingGenerator;</w:t>
+      </w:r>
+    </w:p>
+    <w:p>
+      <w:pPr>
+        <w:pStyle w:val="NoSpacing"/>
+        <w:rPr>
+          <w:rFonts w:ascii="Consolas" w:hAnsi="Consolas"/>
+          <w:sz w:val="19"/>
+        </w:rPr>
+      </w:pPr>
+      <w:r>
+        <w:rPr>
+          <w:rFonts w:ascii="Consolas" w:hAnsi="Consolas"/>
+          <w:sz w:val="19"/>
+        </w:rPr>
+        <w:t xml:space="preserve">        private readonly List&lt;Document&gt; _database;</w:t>
+      </w:r>
+    </w:p>
+    <w:p>
+      <w:pPr>
+        <w:pStyle w:val="NoSpacing"/>
+        <w:rPr>
+          <w:rFonts w:ascii="Consolas" w:hAnsi="Consolas"/>
+          <w:sz w:val="19"/>
+        </w:rPr>
+      </w:pPr>
+    </w:p>
+    <w:p>
+      <w:pPr>
+        <w:pStyle w:val="NoSpacing"/>
+        <w:rPr>
+          <w:rFonts w:ascii="Consolas" w:hAnsi="Consolas"/>
+          <w:sz w:val="19"/>
+        </w:rPr>
+      </w:pPr>
+      <w:r>
+        <w:rPr>
+          <w:rFonts w:ascii="Consolas" w:hAnsi="Consolas"/>
+          <w:sz w:val="19"/>
+        </w:rPr>
+        <w:t xml:space="preserve">        public HybridRetriever(IEmbeddingGenerator&lt;string, Embedding&lt;float&gt;&gt; embeddingGenerator, List&lt;Document&gt; database)</w:t>
+      </w:r>
+    </w:p>
+    <w:p>
+      <w:pPr>
+        <w:pStyle w:val="NoSpacing"/>
+        <w:rPr>
+          <w:rFonts w:ascii="Consolas" w:hAnsi="Consolas"/>
+          <w:sz w:val="19"/>
+        </w:rPr>
+      </w:pPr>
+      <w:r>
+        <w:rPr>
+          <w:rFonts w:ascii="Consolas" w:hAnsi="Consolas"/>
+          <w:sz w:val="19"/>
+        </w:rPr>
+        <w:t xml:space="preserve">        {</w:t>
+      </w:r>
+    </w:p>
+    <w:p>
+      <w:pPr>
+        <w:pStyle w:val="NoSpacing"/>
+        <w:rPr>
+          <w:rFonts w:ascii="Consolas" w:hAnsi="Consolas"/>
+          <w:sz w:val="19"/>
+        </w:rPr>
+      </w:pPr>
+      <w:r>
+        <w:rPr>
+          <w:rFonts w:ascii="Consolas" w:hAnsi="Consolas"/>
+          <w:sz w:val="19"/>
+        </w:rPr>
+        <w:t xml:space="preserve">            _embeddingGenerator = embeddingGenerator;</w:t>
+      </w:r>
+    </w:p>
+    <w:p>
+      <w:pPr>
+        <w:pStyle w:val="NoSpacing"/>
+        <w:rPr>
+          <w:rFonts w:ascii="Consolas" w:hAnsi="Consolas"/>
+          <w:sz w:val="19"/>
+        </w:rPr>
+      </w:pPr>
+      <w:r>
+        <w:rPr>
+          <w:rFonts w:ascii="Consolas" w:hAnsi="Consolas"/>
+          <w:sz w:val="19"/>
+        </w:rPr>
+        <w:t xml:space="preserve">            _database = database;</w:t>
+      </w:r>
+    </w:p>
+    <w:p>
+      <w:pPr>
+        <w:pStyle w:val="NoSpacing"/>
+        <w:rPr>
+          <w:rFonts w:ascii="Consolas" w:hAnsi="Consolas"/>
+          <w:sz w:val="19"/>
+        </w:rPr>
+      </w:pPr>
+      <w:r>
+        <w:rPr>
+          <w:rFonts w:ascii="Consolas" w:hAnsi="Consolas"/>
+          <w:sz w:val="19"/>
+        </w:rPr>
+        <w:t xml:space="preserve">        }</w:t>
+      </w:r>
+    </w:p>
+    <w:p>
+      <w:pPr>
+        <w:pStyle w:val="NoSpacing"/>
+        <w:rPr>
+          <w:rFonts w:ascii="Consolas" w:hAnsi="Consolas"/>
+          <w:sz w:val="19"/>
+        </w:rPr>
+      </w:pPr>
+    </w:p>
+    <w:p>
+      <w:pPr>
+        <w:pStyle w:val="NoSpacing"/>
+        <w:rPr>
+          <w:rFonts w:ascii="Consolas" w:hAnsi="Consolas"/>
+          <w:sz w:val="19"/>
+        </w:rPr>
+      </w:pPr>
+      <w:r>
+        <w:rPr>
+          <w:rFonts w:ascii="Consolas" w:hAnsi="Consolas"/>
+          <w:sz w:val="19"/>
+        </w:rPr>
+        <w:t xml:space="preserve">        public async Task&lt;IEnumerable&lt;string&gt;&gt; SearchAsync(string query, int topK = 2)</w:t>
+      </w:r>
+    </w:p>
+    <w:p>
+      <w:pPr>
+        <w:pStyle w:val="NoSpacing"/>
+        <w:rPr>
+          <w:rFonts w:ascii="Consolas" w:hAnsi="Consolas"/>
+          <w:sz w:val="19"/>
+        </w:rPr>
+      </w:pPr>
+      <w:r>
+        <w:rPr>
+          <w:rFonts w:ascii="Consolas" w:hAnsi="Consolas"/>
+          <w:sz w:val="19"/>
+        </w:rPr>
+        <w:t xml:space="preserve">        {</w:t>
+      </w:r>
+    </w:p>
+    <w:p>
+      <w:pPr>
+        <w:pStyle w:val="NoSpacing"/>
+        <w:rPr>
+          <w:rFonts w:ascii="Consolas" w:hAnsi="Consolas"/>
+          <w:sz w:val="19"/>
+        </w:rPr>
+      </w:pPr>
+      <w:r>
+        <w:rPr>
+          <w:rFonts w:ascii="Consolas" w:hAnsi="Consolas"/>
+          <w:sz w:val="19"/>
+        </w:rPr>
+        <w:t xml:space="preserve">            // 1. Vector Search (Semantic)</w:t>
+      </w:r>
+    </w:p>
+    <w:p>
+      <w:pPr>
+        <w:pStyle w:val="NoSpacing"/>
+        <w:rPr>
+          <w:rFonts w:ascii="Consolas" w:hAnsi="Consolas"/>
+          <w:sz w:val="19"/>
+        </w:rPr>
+      </w:pPr>
+      <w:r>
+        <w:rPr>
+          <w:rFonts w:ascii="Consolas" w:hAnsi="Consolas"/>
+          <w:sz w:val="19"/>
+        </w:rPr>
+        <w:t xml:space="preserve">            // Use GenerateAsync to get the result, then extract the Vector property</w:t>
+      </w:r>
+    </w:p>
+    <w:p>
+      <w:pPr>
+        <w:pStyle w:val="NoSpacing"/>
+        <w:rPr>
+          <w:rFonts w:ascii="Consolas" w:hAnsi="Consolas"/>
+          <w:sz w:val="19"/>
+        </w:rPr>
+      </w:pPr>
+      <w:r>
+        <w:rPr>
+          <w:rFonts w:ascii="Consolas" w:hAnsi="Consolas"/>
+          <w:sz w:val="19"/>
+        </w:rPr>
+        <w:t xml:space="preserve">            var embeddings = await _embeddingGenerator.GenerateAsync(new[] { query });</w:t>
+      </w:r>
+    </w:p>
+    <w:p>
+      <w:pPr>
+        <w:pStyle w:val="NoSpacing"/>
+        <w:rPr>
+          <w:rFonts w:ascii="Consolas" w:hAnsi="Consolas"/>
+          <w:sz w:val="19"/>
+        </w:rPr>
+      </w:pPr>
+      <w:r>
+        <w:rPr>
+          <w:rFonts w:ascii="Consolas" w:hAnsi="Consolas"/>
+          <w:sz w:val="19"/>
+        </w:rPr>
+        <w:t xml:space="preserve">            var queryVector = embeddings[0].Vector;</w:t>
+      </w:r>
+    </w:p>
+    <w:p>
+      <w:pPr>
+        <w:pStyle w:val="NoSpacing"/>
+        <w:rPr>
+          <w:rFonts w:ascii="Consolas" w:hAnsi="Consolas"/>
+          <w:sz w:val="19"/>
+        </w:rPr>
+      </w:pPr>
+    </w:p>
+    <w:p>
+      <w:pPr>
+        <w:pStyle w:val="NoSpacing"/>
+        <w:rPr>
+          <w:rFonts w:ascii="Consolas" w:hAnsi="Consolas"/>
+          <w:sz w:val="19"/>
+        </w:rPr>
+      </w:pPr>
+      <w:r>
+        <w:rPr>
+          <w:rFonts w:ascii="Consolas" w:hAnsi="Consolas"/>
+          <w:sz w:val="19"/>
+        </w:rPr>
+        <w:t xml:space="preserve">            var vectorResults = _database</w:t>
+      </w:r>
+    </w:p>
+    <w:p>
+      <w:pPr>
+        <w:pStyle w:val="NoSpacing"/>
+        <w:rPr>
+          <w:rFonts w:ascii="Consolas" w:hAnsi="Consolas"/>
+          <w:sz w:val="19"/>
+        </w:rPr>
+      </w:pPr>
+      <w:r>
+        <w:rPr>
+          <w:rFonts w:ascii="Consolas" w:hAnsi="Consolas"/>
+          <w:sz w:val="19"/>
+        </w:rPr>
+        <w:t xml:space="preserve">                .Select(doc =&gt; new { Doc = doc, Score = CalculateCosineSimilarity(doc.Vector.Span, queryVector.Span) })</w:t>
+      </w:r>
+    </w:p>
+    <w:p>
+      <w:pPr>
+        <w:pStyle w:val="NoSpacing"/>
+        <w:rPr>
+          <w:rFonts w:ascii="Consolas" w:hAnsi="Consolas"/>
+          <w:sz w:val="19"/>
+        </w:rPr>
+      </w:pPr>
+      <w:r>
+        <w:rPr>
+          <w:rFonts w:ascii="Consolas" w:hAnsi="Consolas"/>
+          <w:sz w:val="19"/>
+        </w:rPr>
+        <w:t xml:space="preserve">                .OrderByDescending(x =&gt; x.Score)</w:t>
+      </w:r>
+    </w:p>
+    <w:p>
+      <w:pPr>
+        <w:pStyle w:val="NoSpacing"/>
+        <w:rPr>
+          <w:rFonts w:ascii="Consolas" w:hAnsi="Consolas"/>
+          <w:sz w:val="19"/>
+        </w:rPr>
+      </w:pPr>
+      <w:r>
+        <w:rPr>
+          <w:rFonts w:ascii="Consolas" w:hAnsi="Consolas"/>
+          <w:sz w:val="19"/>
+        </w:rPr>
+        <w:t xml:space="preserve">                .Take(topK)</w:t>
+      </w:r>
+    </w:p>
+    <w:p>
+      <w:pPr>
+        <w:pStyle w:val="NoSpacing"/>
+        <w:rPr>
+          <w:rFonts w:ascii="Consolas" w:hAnsi="Consolas"/>
+          <w:sz w:val="19"/>
+        </w:rPr>
+      </w:pPr>
+      <w:r>
+        <w:rPr>
+          <w:rFonts w:ascii="Consolas" w:hAnsi="Consolas"/>
+          <w:sz w:val="19"/>
+        </w:rPr>
+        <w:t xml:space="preserve">                .Select(x =&gt; x.Doc);</w:t>
+      </w:r>
+    </w:p>
+    <w:p>
+      <w:pPr>
+        <w:pStyle w:val="NoSpacing"/>
+        <w:rPr>
+          <w:rFonts w:ascii="Consolas" w:hAnsi="Consolas"/>
+          <w:sz w:val="19"/>
+        </w:rPr>
+      </w:pPr>
+    </w:p>
+    <w:p>
+      <w:pPr>
+        <w:pStyle w:val="NoSpacing"/>
+        <w:rPr>
+          <w:rFonts w:ascii="Consolas" w:hAnsi="Consolas"/>
+          <w:sz w:val="19"/>
+        </w:rPr>
+      </w:pPr>
+      <w:r>
+        <w:rPr>
+          <w:rFonts w:ascii="Consolas" w:hAnsi="Consolas"/>
+          <w:sz w:val="19"/>
+        </w:rPr>
+        <w:t xml:space="preserve">            // 2. Keyword Search (Lexical)</w:t>
+      </w:r>
+    </w:p>
+    <w:p>
+      <w:pPr>
+        <w:pStyle w:val="NoSpacing"/>
+        <w:rPr>
+          <w:rFonts w:ascii="Consolas" w:hAnsi="Consolas"/>
+          <w:sz w:val="19"/>
+        </w:rPr>
+      </w:pPr>
+      <w:r>
+        <w:rPr>
+          <w:rFonts w:ascii="Consolas" w:hAnsi="Consolas"/>
+          <w:sz w:val="19"/>
+        </w:rPr>
+        <w:t xml:space="preserve">            // Perform a basic case-insensitive string match for the query terms</w:t>
+      </w:r>
+    </w:p>
+    <w:p>
+      <w:pPr>
+        <w:pStyle w:val="NoSpacing"/>
+        <w:rPr>
+          <w:rFonts w:ascii="Consolas" w:hAnsi="Consolas"/>
+          <w:sz w:val="19"/>
+        </w:rPr>
+      </w:pPr>
+      <w:r>
+        <w:rPr>
+          <w:rFonts w:ascii="Consolas" w:hAnsi="Consolas"/>
+          <w:sz w:val="19"/>
+        </w:rPr>
+        <w:t xml:space="preserve">            var keywords = query.Split(' ', StringSplitOptions.RemoveEmptyEntries);</w:t>
+      </w:r>
+    </w:p>
+    <w:p>
+      <w:pPr>
+        <w:pStyle w:val="NoSpacing"/>
+        <w:rPr>
+          <w:rFonts w:ascii="Consolas" w:hAnsi="Consolas"/>
+          <w:sz w:val="19"/>
+        </w:rPr>
+      </w:pPr>
+      <w:r>
+        <w:rPr>
+          <w:rFonts w:ascii="Consolas" w:hAnsi="Consolas"/>
+          <w:sz w:val="19"/>
+        </w:rPr>
+        <w:t xml:space="preserve">            var keywordResults = _database</w:t>
+      </w:r>
+    </w:p>
+    <w:p>
+      <w:pPr>
+        <w:pStyle w:val="NoSpacing"/>
+        <w:rPr>
+          <w:rFonts w:ascii="Consolas" w:hAnsi="Consolas"/>
+          <w:sz w:val="19"/>
+        </w:rPr>
+      </w:pPr>
+      <w:r>
+        <w:rPr>
+          <w:rFonts w:ascii="Consolas" w:hAnsi="Consolas"/>
+          <w:sz w:val="19"/>
+        </w:rPr>
+        <w:t xml:space="preserve">                .Where(doc =&gt; keywords.Any(k =&gt; doc.Content.Contains(k, StringComparison.OrdinalIgnoreCase)))</w:t>
+      </w:r>
+    </w:p>
+    <w:p>
+      <w:pPr>
+        <w:pStyle w:val="NoSpacing"/>
+        <w:rPr>
+          <w:rFonts w:ascii="Consolas" w:hAnsi="Consolas"/>
+          <w:sz w:val="19"/>
+        </w:rPr>
+      </w:pPr>
+      <w:r>
+        <w:rPr>
+          <w:rFonts w:ascii="Consolas" w:hAnsi="Consolas"/>
+          <w:sz w:val="19"/>
+        </w:rPr>
+        <w:t xml:space="preserve">                .Take(topK);</w:t>
+      </w:r>
+    </w:p>
+    <w:p>
+      <w:pPr>
+        <w:pStyle w:val="NoSpacing"/>
+        <w:rPr>
+          <w:rFonts w:ascii="Consolas" w:hAnsi="Consolas"/>
+          <w:sz w:val="19"/>
+        </w:rPr>
+      </w:pPr>
+    </w:p>
+    <w:p>
+      <w:pPr>
+        <w:pStyle w:val="NoSpacing"/>
+        <w:rPr>
+          <w:rFonts w:ascii="Consolas" w:hAnsi="Consolas"/>
+          <w:sz w:val="19"/>
+        </w:rPr>
+      </w:pPr>
+      <w:r>
+        <w:rPr>
+          <w:rFonts w:ascii="Consolas" w:hAnsi="Consolas"/>
+          <w:sz w:val="19"/>
+        </w:rPr>
+        <w:t xml:space="preserve">            // 3. Deduplicate and Merge</w:t>
+      </w:r>
+    </w:p>
+    <w:p>
+      <w:pPr>
+        <w:pStyle w:val="NoSpacing"/>
+        <w:rPr>
+          <w:rFonts w:ascii="Consolas" w:hAnsi="Consolas"/>
+          <w:sz w:val="19"/>
+        </w:rPr>
+      </w:pPr>
+      <w:r>
+        <w:rPr>
+          <w:rFonts w:ascii="Consolas" w:hAnsi="Consolas"/>
+          <w:sz w:val="19"/>
+        </w:rPr>
+        <w:t xml:space="preserve">            // Combine both lists and remove duplicates so we don't waste Gemini tokens</w:t>
+      </w:r>
+    </w:p>
+    <w:p>
+      <w:pPr>
+        <w:pStyle w:val="NoSpacing"/>
+        <w:rPr>
+          <w:rFonts w:ascii="Consolas" w:hAnsi="Consolas"/>
+          <w:sz w:val="19"/>
+        </w:rPr>
+      </w:pPr>
+      <w:r>
+        <w:rPr>
+          <w:rFonts w:ascii="Consolas" w:hAnsi="Consolas"/>
+          <w:sz w:val="19"/>
+        </w:rPr>
+        <w:t xml:space="preserve">            var combinedResults = vectorResults</w:t>
+      </w:r>
+    </w:p>
+    <w:p>
+      <w:pPr>
+        <w:pStyle w:val="NoSpacing"/>
+        <w:rPr>
+          <w:rFonts w:ascii="Consolas" w:hAnsi="Consolas"/>
+          <w:sz w:val="19"/>
+        </w:rPr>
+      </w:pPr>
+      <w:r>
+        <w:rPr>
+          <w:rFonts w:ascii="Consolas" w:hAnsi="Consolas"/>
+          <w:sz w:val="19"/>
+        </w:rPr>
+        <w:t xml:space="preserve">                .Union(keywordResults)</w:t>
+      </w:r>
+    </w:p>
+    <w:p>
+      <w:pPr>
+        <w:pStyle w:val="NoSpacing"/>
+        <w:rPr>
+          <w:rFonts w:ascii="Consolas" w:hAnsi="Consolas"/>
+          <w:sz w:val="19"/>
+        </w:rPr>
+      </w:pPr>
+      <w:r>
+        <w:rPr>
+          <w:rFonts w:ascii="Consolas" w:hAnsi="Consolas"/>
+          <w:sz w:val="19"/>
+        </w:rPr>
+        <w:t xml:space="preserve">                .Select(d =&gt; d.Content)</w:t>
+      </w:r>
+    </w:p>
+    <w:p>
+      <w:pPr>
+        <w:pStyle w:val="NoSpacing"/>
+        <w:rPr>
+          <w:rFonts w:ascii="Consolas" w:hAnsi="Consolas"/>
+          <w:sz w:val="19"/>
+        </w:rPr>
+      </w:pPr>
+      <w:r>
+        <w:rPr>
+          <w:rFonts w:ascii="Consolas" w:hAnsi="Consolas"/>
+          <w:sz w:val="19"/>
+        </w:rPr>
+        <w:t xml:space="preserve">                .Distinct();</w:t>
+      </w:r>
+    </w:p>
+    <w:p>
+      <w:pPr>
+        <w:pStyle w:val="NoSpacing"/>
+        <w:rPr>
+          <w:rFonts w:ascii="Consolas" w:hAnsi="Consolas"/>
+          <w:sz w:val="19"/>
+        </w:rPr>
+      </w:pPr>
+    </w:p>
+    <w:p>
+      <w:pPr>
+        <w:pStyle w:val="NoSpacing"/>
+        <w:rPr>
+          <w:rFonts w:ascii="Consolas" w:hAnsi="Consolas"/>
+          <w:sz w:val="19"/>
+        </w:rPr>
+      </w:pPr>
+      <w:r>
+        <w:rPr>
+          <w:rFonts w:ascii="Consolas" w:hAnsi="Consolas"/>
+          <w:sz w:val="19"/>
+        </w:rPr>
+        <w:t xml:space="preserve">            return combinedResults;</w:t>
+      </w:r>
+    </w:p>
+    <w:p>
+      <w:pPr>
+        <w:pStyle w:val="NoSpacing"/>
+        <w:rPr>
+          <w:rFonts w:ascii="Consolas" w:hAnsi="Consolas"/>
+          <w:sz w:val="19"/>
+        </w:rPr>
+      </w:pPr>
+      <w:r>
+        <w:rPr>
+          <w:rFonts w:ascii="Consolas" w:hAnsi="Consolas"/>
+          <w:sz w:val="19"/>
+        </w:rPr>
+        <w:t xml:space="preserve">        }</w:t>
+      </w:r>
+    </w:p>
+    <w:p>
+      <w:pPr>
+        <w:pStyle w:val="NoSpacing"/>
+        <w:rPr>
+          <w:rFonts w:ascii="Consolas" w:hAnsi="Consolas"/>
+          <w:sz w:val="19"/>
+        </w:rPr>
+      </w:pPr>
+    </w:p>
+    <w:p>
+      <w:pPr>
+        <w:pStyle w:val="NoSpacing"/>
+        <w:rPr>
+          <w:rFonts w:ascii="Consolas" w:hAnsi="Consolas"/>
+          <w:sz w:val="19"/>
+        </w:rPr>
+      </w:pPr>
+      <w:r>
+        <w:rPr>
+          <w:rFonts w:ascii="Consolas" w:hAnsi="Consolas"/>
+          <w:sz w:val="19"/>
+        </w:rPr>
+        <w:t xml:space="preserve">        /// &lt;summary&gt;</w:t>
+      </w:r>
+    </w:p>
+    <w:p>
+      <w:pPr>
+        <w:pStyle w:val="NoSpacing"/>
+        <w:rPr>
+          <w:rFonts w:ascii="Consolas" w:hAnsi="Consolas"/>
+          <w:sz w:val="19"/>
+        </w:rPr>
+      </w:pPr>
+      <w:r>
+        <w:rPr>
+          <w:rFonts w:ascii="Consolas" w:hAnsi="Consolas"/>
+          <w:sz w:val="19"/>
+        </w:rPr>
+        <w:t xml:space="preserve">        /// Measures the mathematical similarity between two vectors. Closer to 1.0 means highly similar.</w:t>
+      </w:r>
+    </w:p>
+    <w:p>
+      <w:pPr>
+        <w:pStyle w:val="NoSpacing"/>
+        <w:rPr>
+          <w:rFonts w:ascii="Consolas" w:hAnsi="Consolas"/>
+          <w:sz w:val="19"/>
+        </w:rPr>
+      </w:pPr>
+      <w:r>
+        <w:rPr>
+          <w:rFonts w:ascii="Consolas" w:hAnsi="Consolas"/>
+          <w:sz w:val="19"/>
+        </w:rPr>
+        <w:t xml:space="preserve">        /// &lt;/summary&gt;</w:t>
+      </w:r>
+    </w:p>
+    <w:p>
+      <w:pPr>
+        <w:pStyle w:val="NoSpacing"/>
+        <w:rPr>
+          <w:rFonts w:ascii="Consolas" w:hAnsi="Consolas"/>
+          <w:sz w:val="19"/>
+        </w:rPr>
+      </w:pPr>
+      <w:r>
+        <w:rPr>
+          <w:rFonts w:ascii="Consolas" w:hAnsi="Consolas"/>
+          <w:sz w:val="19"/>
+        </w:rPr>
+        <w:t xml:space="preserve">        private float CalculateCosineSimilarity(ReadOnlySpan&lt;float&gt; vecA, ReadOnlySpan&lt;float&gt; vecB)</w:t>
+      </w:r>
+    </w:p>
+    <w:p>
+      <w:pPr>
+        <w:pStyle w:val="NoSpacing"/>
+        <w:rPr>
+          <w:rFonts w:ascii="Consolas" w:hAnsi="Consolas"/>
+          <w:sz w:val="19"/>
+        </w:rPr>
+      </w:pPr>
+      <w:r>
+        <w:rPr>
+          <w:rFonts w:ascii="Consolas" w:hAnsi="Consolas"/>
+          <w:sz w:val="19"/>
+        </w:rPr>
+        <w:t xml:space="preserve">        {</w:t>
+      </w:r>
+    </w:p>
+    <w:p>
+      <w:pPr>
+        <w:pStyle w:val="NoSpacing"/>
+        <w:rPr>
+          <w:rFonts w:ascii="Consolas" w:hAnsi="Consolas"/>
+          <w:sz w:val="19"/>
+        </w:rPr>
+      </w:pPr>
+      <w:r>
+        <w:rPr>
+          <w:rFonts w:ascii="Consolas" w:hAnsi="Consolas"/>
+          <w:sz w:val="19"/>
+        </w:rPr>
+        <w:t xml:space="preserve">            float dot = 0, normA = 0, normB = 0;</w:t>
+      </w:r>
+    </w:p>
+    <w:p>
+      <w:pPr>
+        <w:pStyle w:val="NoSpacing"/>
+        <w:rPr>
+          <w:rFonts w:ascii="Consolas" w:hAnsi="Consolas"/>
+          <w:sz w:val="19"/>
+        </w:rPr>
+      </w:pPr>
+      <w:r>
+        <w:rPr>
+          <w:rFonts w:ascii="Consolas" w:hAnsi="Consolas"/>
+          <w:sz w:val="19"/>
+        </w:rPr>
+        <w:t xml:space="preserve">            for (int i = 0; i &lt; vecA.Length; i++)</w:t>
+      </w:r>
+    </w:p>
+    <w:p>
+      <w:pPr>
+        <w:pStyle w:val="NoSpacing"/>
+        <w:rPr>
+          <w:rFonts w:ascii="Consolas" w:hAnsi="Consolas"/>
+          <w:sz w:val="19"/>
+        </w:rPr>
+      </w:pPr>
+      <w:r>
+        <w:rPr>
+          <w:rFonts w:ascii="Consolas" w:hAnsi="Consolas"/>
+          <w:sz w:val="19"/>
+        </w:rPr>
+        <w:t xml:space="preserve">            {</w:t>
+      </w:r>
+    </w:p>
+    <w:p>
+      <w:pPr>
+        <w:pStyle w:val="NoSpacing"/>
+        <w:rPr>
+          <w:rFonts w:ascii="Consolas" w:hAnsi="Consolas"/>
+          <w:sz w:val="19"/>
+        </w:rPr>
+      </w:pPr>
+      <w:r>
+        <w:rPr>
+          <w:rFonts w:ascii="Consolas" w:hAnsi="Consolas"/>
+          <w:sz w:val="19"/>
+        </w:rPr>
+        <w:t xml:space="preserve">                dot += vecA[i] * vecB[i];</w:t>
+      </w:r>
+    </w:p>
+    <w:p>
+      <w:pPr>
+        <w:pStyle w:val="NoSpacing"/>
+        <w:rPr>
+          <w:rFonts w:ascii="Consolas" w:hAnsi="Consolas"/>
+          <w:sz w:val="19"/>
+        </w:rPr>
+      </w:pPr>
+      <w:r>
+        <w:rPr>
+          <w:rFonts w:ascii="Consolas" w:hAnsi="Consolas"/>
+          <w:sz w:val="19"/>
+        </w:rPr>
+        <w:t xml:space="preserve">                normA += vecA[i] * vecA[i];</w:t>
+      </w:r>
+    </w:p>
+    <w:p>
+      <w:pPr>
+        <w:pStyle w:val="NoSpacing"/>
+        <w:rPr>
+          <w:rFonts w:ascii="Consolas" w:hAnsi="Consolas"/>
+          <w:sz w:val="19"/>
+        </w:rPr>
+      </w:pPr>
+      <w:r>
+        <w:rPr>
+          <w:rFonts w:ascii="Consolas" w:hAnsi="Consolas"/>
+          <w:sz w:val="19"/>
+        </w:rPr>
+        <w:t xml:space="preserve">                normB += vecB[i] * vecB[i];</w:t>
+      </w:r>
+    </w:p>
+    <w:p>
+      <w:pPr>
+        <w:pStyle w:val="NoSpacing"/>
+        <w:rPr>
+          <w:rFonts w:ascii="Consolas" w:hAnsi="Consolas"/>
+          <w:sz w:val="19"/>
+        </w:rPr>
+      </w:pPr>
+      <w:r>
+        <w:rPr>
+          <w:rFonts w:ascii="Consolas" w:hAnsi="Consolas"/>
+          <w:sz w:val="19"/>
+        </w:rPr>
+        <w:t xml:space="preserve">            }</w:t>
+      </w:r>
+    </w:p>
+    <w:p>
+      <w:pPr>
+        <w:pStyle w:val="NoSpacing"/>
+        <w:rPr>
+          <w:rFonts w:ascii="Consolas" w:hAnsi="Consolas"/>
+          <w:sz w:val="19"/>
+        </w:rPr>
+      </w:pPr>
+      <w:r>
+        <w:rPr>
+          <w:rFonts w:ascii="Consolas" w:hAnsi="Consolas"/>
+          <w:sz w:val="19"/>
+        </w:rPr>
+        <w:t xml:space="preserve">            return normA == 0 || normB == 0 ? 0 : (float)(dot / (Math.Sqrt(normA) * Math.Sqrt(normB)));</w:t>
+      </w:r>
+    </w:p>
+    <w:p>
+      <w:pPr>
+        <w:pStyle w:val="NoSpacing"/>
+        <w:rPr>
+          <w:rFonts w:ascii="Consolas" w:hAnsi="Consolas"/>
+          <w:sz w:val="19"/>
+        </w:rPr>
+      </w:pPr>
+      <w:r>
+        <w:rPr>
+          <w:rFonts w:ascii="Consolas" w:hAnsi="Consolas"/>
+          <w:sz w:val="19"/>
+        </w:rPr>
+        <w:t xml:space="preserve">        }</w:t>
+      </w:r>
+    </w:p>
+    <w:p>
+      <w:pPr>
+        <w:pStyle w:val="NoSpacing"/>
+        <w:rPr>
+          <w:rFonts w:ascii="Consolas" w:hAnsi="Consolas"/>
+          <w:sz w:val="19"/>
+        </w:rPr>
+      </w:pPr>
+      <w:r>
+        <w:rPr>
+          <w:rFonts w:ascii="Consolas" w:hAnsi="Consolas"/>
+          <w:sz w:val="19"/>
+        </w:rPr>
+        <w:t xml:space="preserve">    }</w:t>
+      </w:r>
+    </w:p>
+    <w:p>
+      <w:pPr>
+        <w:pStyle w:val="NoSpacing"/>
+        <w:rPr>
+          <w:rFonts w:ascii="Consolas" w:hAnsi="Consolas"/>
+          <w:sz w:val="19"/>
+        </w:rPr>
+      </w:pPr>
+    </w:p>
+    <w:p>
+      <w:pPr>
+        <w:pStyle w:val="NoSpacing"/>
+        <w:rPr>
+          <w:rFonts w:ascii="Consolas" w:hAnsi="Consolas"/>
+          <w:sz w:val="19"/>
+        </w:rPr>
+      </w:pPr>
+      <w:r>
+        <w:rPr>
+          <w:rFonts w:ascii="Consolas" w:hAnsi="Consolas"/>
+          <w:sz w:val="19"/>
+        </w:rPr>
+        <w:t>}</w:t>
+      </w:r>
+    </w:p>
+    <w:p/>
+    <w:p>
+      <w:pPr>
+        <w:rPr>
+          <w:b/>
+        </w:rPr>
+      </w:pPr>
+      <w:r>
+        <w:rPr>
+          <w:b/>
+        </w:rPr>
+        <w:t>RagAgent.cs</w:t>
+      </w:r>
+    </w:p>
+    <w:p>
+      <w:pPr>
+        <w:pStyle w:val="NoSpacing"/>
+        <w:rPr>
+          <w:rFonts w:ascii="Consolas" w:hAnsi="Consolas"/>
+          <w:sz w:val="19"/>
+        </w:rPr>
+      </w:pPr>
+      <w:r>
+        <w:rPr>
+          <w:rFonts w:ascii="Consolas" w:hAnsi="Consolas"/>
+          <w:sz w:val="19"/>
+        </w:rPr>
+        <w:t>// RagAgent</w:t>
+      </w:r>
+    </w:p>
+    <w:p>
+      <w:pPr>
+        <w:pStyle w:val="NoSpacing"/>
+        <w:rPr>
+          <w:rFonts w:ascii="Consolas" w:hAnsi="Consolas"/>
+          <w:sz w:val="19"/>
+        </w:rPr>
+      </w:pPr>
+      <w:r>
+        <w:rPr>
+          <w:rFonts w:ascii="Consolas" w:hAnsi="Consolas"/>
+          <w:sz w:val="19"/>
+        </w:rPr>
+        <w:t>// ---------------------------------------------------------------------------</w:t>
+      </w:r>
+    </w:p>
+    <w:p>
+      <w:pPr>
+        <w:pStyle w:val="NoSpacing"/>
+        <w:rPr>
+          <w:rFonts w:ascii="Consolas" w:hAnsi="Consolas"/>
+          <w:sz w:val="19"/>
+        </w:rPr>
+      </w:pPr>
+      <w:r>
+        <w:rPr>
+          <w:rFonts w:ascii="Consolas" w:hAnsi="Consolas"/>
+          <w:sz w:val="19"/>
+        </w:rPr>
+        <w:t>// Takes whatever HybridRetriever finds and turns it into a grounded answer:</w:t>
+      </w:r>
+    </w:p>
+    <w:p>
+      <w:pPr>
+        <w:pStyle w:val="NoSpacing"/>
+        <w:rPr>
+          <w:rFonts w:ascii="Consolas" w:hAnsi="Consolas"/>
+          <w:sz w:val="19"/>
+        </w:rPr>
+      </w:pPr>
+      <w:r>
+        <w:rPr>
+          <w:rFonts w:ascii="Consolas" w:hAnsi="Consolas"/>
+          <w:sz w:val="19"/>
+        </w:rPr>
+        <w:t>// low temperature plus an explicit "say 'Data not found'" instruction keep</w:t>
+      </w:r>
+    </w:p>
+    <w:p>
+      <w:pPr>
+        <w:pStyle w:val="NoSpacing"/>
+        <w:rPr>
+          <w:rFonts w:ascii="Consolas" w:hAnsi="Consolas"/>
+          <w:sz w:val="19"/>
+        </w:rPr>
+      </w:pPr>
+      <w:r>
+        <w:rPr>
+          <w:rFonts w:ascii="Consolas" w:hAnsi="Consolas"/>
+          <w:sz w:val="19"/>
+        </w:rPr>
+        <w:t>// the model from making things up when the retrieved context doesn't</w:t>
+      </w:r>
+    </w:p>
+    <w:p>
+      <w:pPr>
+        <w:pStyle w:val="NoSpacing"/>
+        <w:rPr>
+          <w:rFonts w:ascii="Consolas" w:hAnsi="Consolas"/>
+          <w:sz w:val="19"/>
+        </w:rPr>
+      </w:pPr>
+      <w:r>
+        <w:rPr>
+          <w:rFonts w:ascii="Consolas" w:hAnsi="Consolas"/>
+          <w:sz w:val="19"/>
+        </w:rPr>
+        <w:t>// actually contain the answer.</w:t>
+      </w:r>
+    </w:p>
+    <w:p>
+      <w:pPr>
+        <w:pStyle w:val="NoSpacing"/>
+        <w:rPr>
+          <w:rFonts w:ascii="Consolas" w:hAnsi="Consolas"/>
+          <w:sz w:val="19"/>
+        </w:rPr>
+      </w:pPr>
+      <w:r>
+        <w:rPr>
+          <w:rFonts w:ascii="Consolas" w:hAnsi="Consolas"/>
+          <w:sz w:val="19"/>
+        </w:rPr>
         <w:t>using Microsoft.SemanticKernel;</w:t>
       </w:r>
     </w:p>
@@ -439,2365 +2792,12 @@
           <w:sz w:val="19"/>
         </w:rPr>
       </w:pPr>
-    </w:p>
-    <w:p>
-      <w:pPr>
-        <w:pStyle w:val="NoSpacing"/>
-        <w:rPr>
-          <w:rFonts w:ascii="Consolas" w:hAnsi="Consolas"/>
-          <w:sz w:val="19"/>
-        </w:rPr>
-      </w:pPr>
-      <w:r>
-        <w:rPr>
-          <w:rFonts w:ascii="Consolas" w:hAnsi="Consolas"/>
-          <w:sz w:val="19"/>
-        </w:rPr>
-        <w:t>namespace AdvancedRAG</w:t>
-      </w:r>
-    </w:p>
-    <w:p>
-      <w:pPr>
-        <w:pStyle w:val="NoSpacing"/>
-        <w:rPr>
-          <w:rFonts w:ascii="Consolas" w:hAnsi="Consolas"/>
-          <w:sz w:val="19"/>
-        </w:rPr>
-      </w:pPr>
-      <w:r>
-        <w:rPr>
-          <w:rFonts w:ascii="Consolas" w:hAnsi="Consolas"/>
-          <w:sz w:val="19"/>
-        </w:rPr>
-        <w:t>{</w:t>
-      </w:r>
-    </w:p>
-    <w:p>
-      <w:pPr>
-        <w:pStyle w:val="NoSpacing"/>
-        <w:rPr>
-          <w:rFonts w:ascii="Consolas" w:hAnsi="Consolas"/>
-          <w:sz w:val="19"/>
-        </w:rPr>
-      </w:pPr>
-      <w:r>
-        <w:rPr>
-          <w:rFonts w:ascii="Consolas" w:hAnsi="Consolas"/>
-          <w:sz w:val="19"/>
-        </w:rPr>
-        <w:t xml:space="preserve">    internal class Program</w:t>
-      </w:r>
-    </w:p>
-    <w:p>
-      <w:pPr>
-        <w:pStyle w:val="NoSpacing"/>
-        <w:rPr>
-          <w:rFonts w:ascii="Consolas" w:hAnsi="Consolas"/>
-          <w:sz w:val="19"/>
-        </w:rPr>
-      </w:pPr>
-      <w:r>
-        <w:rPr>
-          <w:rFonts w:ascii="Consolas" w:hAnsi="Consolas"/>
-          <w:sz w:val="19"/>
-        </w:rPr>
-        <w:t xml:space="preserve">    {</w:t>
-      </w:r>
-    </w:p>
-    <w:p>
-      <w:pPr>
-        <w:pStyle w:val="NoSpacing"/>
-        <w:rPr>
-          <w:rFonts w:ascii="Consolas" w:hAnsi="Consolas"/>
-          <w:sz w:val="19"/>
-        </w:rPr>
-      </w:pPr>
-      <w:r>
-        <w:rPr>
-          <w:rFonts w:ascii="Consolas" w:hAnsi="Consolas"/>
-          <w:sz w:val="19"/>
-        </w:rPr>
-        <w:t xml:space="preserve">        static async Task Main(string[] args)</w:t>
-      </w:r>
-    </w:p>
-    <w:p>
-      <w:pPr>
-        <w:pStyle w:val="NoSpacing"/>
-        <w:rPr>
-          <w:rFonts w:ascii="Consolas" w:hAnsi="Consolas"/>
-          <w:sz w:val="19"/>
-        </w:rPr>
-      </w:pPr>
-      <w:r>
-        <w:rPr>
-          <w:rFonts w:ascii="Consolas" w:hAnsi="Consolas"/>
-          <w:sz w:val="19"/>
-        </w:rPr>
-        <w:t xml:space="preserve">        {</w:t>
-      </w:r>
-    </w:p>
-    <w:p>
-      <w:pPr>
-        <w:pStyle w:val="NoSpacing"/>
-        <w:rPr>
-          <w:rFonts w:ascii="Consolas" w:hAnsi="Consolas"/>
-          <w:sz w:val="19"/>
-        </w:rPr>
-      </w:pPr>
-      <w:r>
-        <w:rPr>
-          <w:rFonts w:ascii="Consolas" w:hAnsi="Consolas"/>
-          <w:sz w:val="19"/>
-        </w:rPr>
-        <w:t xml:space="preserve">            IKernelBuilder builder = Kernel.CreateBuilder();</w:t>
-      </w:r>
-    </w:p>
-    <w:p>
-      <w:pPr>
-        <w:pStyle w:val="NoSpacing"/>
-        <w:rPr>
-          <w:rFonts w:ascii="Consolas" w:hAnsi="Consolas"/>
-          <w:sz w:val="19"/>
-        </w:rPr>
-      </w:pPr>
-      <w:r>
-        <w:rPr>
-          <w:rFonts w:ascii="Consolas" w:hAnsi="Consolas"/>
-          <w:sz w:val="19"/>
-        </w:rPr>
-        <w:t xml:space="preserve">            string apiKey = Environment.GetEnvironmentVariable("GEMINI_API_KEY")</w:t>
-      </w:r>
-    </w:p>
-    <w:p>
-      <w:pPr>
-        <w:pStyle w:val="NoSpacing"/>
-        <w:rPr>
-          <w:rFonts w:ascii="Consolas" w:hAnsi="Consolas"/>
-          <w:sz w:val="19"/>
-        </w:rPr>
-      </w:pPr>
-      <w:r>
-        <w:rPr>
-          <w:rFonts w:ascii="Consolas" w:hAnsi="Consolas"/>
-          <w:sz w:val="19"/>
-        </w:rPr>
-        <w:t xml:space="preserve">                ?? throw new Exception("GEMINI_API_KEY is missing");</w:t>
-      </w:r>
-    </w:p>
-    <w:p>
-      <w:pPr>
-        <w:pStyle w:val="NoSpacing"/>
-        <w:rPr>
-          <w:rFonts w:ascii="Consolas" w:hAnsi="Consolas"/>
-          <w:sz w:val="19"/>
-        </w:rPr>
-      </w:pPr>
-    </w:p>
-    <w:p>
-      <w:pPr>
-        <w:pStyle w:val="NoSpacing"/>
-        <w:rPr>
-          <w:rFonts w:ascii="Consolas" w:hAnsi="Consolas"/>
-          <w:sz w:val="19"/>
-        </w:rPr>
-      </w:pPr>
-      <w:r>
-        <w:rPr>
-          <w:rFonts w:ascii="Consolas" w:hAnsi="Consolas"/>
-          <w:sz w:val="19"/>
-        </w:rPr>
-        <w:t xml:space="preserve">            // Chat model for reeasoning, Embedding model for vectorization</w:t>
-      </w:r>
-    </w:p>
-    <w:p>
-      <w:pPr>
-        <w:pStyle w:val="NoSpacing"/>
-        <w:rPr>
-          <w:rFonts w:ascii="Consolas" w:hAnsi="Consolas"/>
-          <w:sz w:val="19"/>
-        </w:rPr>
-      </w:pPr>
-      <w:r>
-        <w:rPr>
-          <w:rFonts w:ascii="Consolas" w:hAnsi="Consolas"/>
-          <w:sz w:val="19"/>
-        </w:rPr>
-        <w:t xml:space="preserve">            builder.AddGoogl</w:t>
-      </w:r>
       <w:r>
         <w:rPr>
           <w:rFonts w:ascii="Consolas" w:hAnsi="Consolas"/>
           <w:sz w:val="19"/>
         </w:rPr>
         <w:lastRenderedPageBreak/>
-        <w:t>eAIGeminiChatCompletion("gemini-2.5-flash", apiKey);</w:t>
-      </w:r>
-    </w:p>
-    <w:p>
-      <w:pPr>
-        <w:pStyle w:val="NoSpacing"/>
-        <w:rPr>
-          <w:rFonts w:ascii="Consolas" w:hAnsi="Consolas"/>
-          <w:sz w:val="19"/>
-        </w:rPr>
-      </w:pPr>
-      <w:r>
-        <w:rPr>
-          <w:rFonts w:ascii="Consolas" w:hAnsi="Consolas"/>
-          <w:sz w:val="19"/>
-        </w:rPr>
-        <w:t xml:space="preserve">            builder.AddGoogleAIEmbeddingGenerator("gemini-embedding-001", apiKey);</w:t>
-      </w:r>
-    </w:p>
-    <w:p>
-      <w:pPr>
-        <w:pStyle w:val="NoSpacing"/>
-        <w:rPr>
-          <w:rFonts w:ascii="Consolas" w:hAnsi="Consolas"/>
-          <w:sz w:val="19"/>
-        </w:rPr>
-      </w:pPr>
-    </w:p>
-    <w:p>
-      <w:pPr>
-        <w:pStyle w:val="NoSpacing"/>
-        <w:rPr>
-          <w:rFonts w:ascii="Consolas" w:hAnsi="Consolas"/>
-          <w:sz w:val="19"/>
-        </w:rPr>
-      </w:pPr>
-      <w:r>
-        <w:rPr>
-          <w:rFonts w:ascii="Consolas" w:hAnsi="Consolas"/>
-          <w:sz w:val="19"/>
-        </w:rPr>
-        <w:t xml:space="preserve">            Kernel kernel = builder.Build();</w:t>
-      </w:r>
-    </w:p>
-    <w:p>
-      <w:pPr>
-        <w:pStyle w:val="NoSpacing"/>
-        <w:rPr>
-          <w:rFonts w:ascii="Consolas" w:hAnsi="Consolas"/>
-          <w:sz w:val="19"/>
-        </w:rPr>
-      </w:pPr>
-    </w:p>
-    <w:p>
-      <w:pPr>
-        <w:pStyle w:val="NoSpacing"/>
-        <w:rPr>
-          <w:rFonts w:ascii="Consolas" w:hAnsi="Consolas"/>
-          <w:sz w:val="19"/>
-        </w:rPr>
-      </w:pPr>
-      <w:r>
-        <w:rPr>
-          <w:rFonts w:ascii="Consolas" w:hAnsi="Consolas"/>
-          <w:sz w:val="19"/>
-        </w:rPr>
-        <w:t xml:space="preserve">            // Exgtract the .NET standard embedding interface from the built Kernel</w:t>
-      </w:r>
-    </w:p>
-    <w:p>
-      <w:pPr>
-        <w:pStyle w:val="NoSpacing"/>
-        <w:rPr>
-          <w:rFonts w:ascii="Consolas" w:hAnsi="Consolas"/>
-          <w:sz w:val="19"/>
-        </w:rPr>
-      </w:pPr>
-      <w:r>
-        <w:rPr>
-          <w:rFonts w:ascii="Consolas" w:hAnsi="Consolas"/>
-          <w:sz w:val="19"/>
-        </w:rPr>
-        <w:t xml:space="preserve">            var embeddingGenerator = kernel.GetRequiredService&lt;IEmbeddingGenerator&lt;string, Embedding&lt;float&gt;&gt;&gt;();</w:t>
-      </w:r>
-    </w:p>
-    <w:p>
-      <w:pPr>
-        <w:pStyle w:val="NoSpacing"/>
-        <w:rPr>
-          <w:rFonts w:ascii="Consolas" w:hAnsi="Consolas"/>
-          <w:sz w:val="19"/>
-        </w:rPr>
-      </w:pPr>
-    </w:p>
-    <w:p>
-      <w:pPr>
-        <w:pStyle w:val="NoSpacing"/>
-        <w:rPr>
-          <w:rFonts w:ascii="Consolas" w:hAnsi="Consolas"/>
-          <w:sz w:val="19"/>
-        </w:rPr>
-      </w:pPr>
-      <w:r>
-        <w:rPr>
-          <w:rFonts w:ascii="Consolas" w:hAnsi="Consolas"/>
-          <w:sz w:val="19"/>
-        </w:rPr>
-        <w:t xml:space="preserve">            // 2. Seed the mock database</w:t>
-      </w:r>
-    </w:p>
-    <w:p>
-      <w:pPr>
-        <w:pStyle w:val="NoSpacing"/>
-        <w:rPr>
-          <w:rFonts w:ascii="Consolas" w:hAnsi="Consolas"/>
-          <w:sz w:val="19"/>
-        </w:rPr>
-      </w:pPr>
-      <w:r>
-        <w:rPr>
-          <w:rFonts w:ascii="Consolas" w:hAnsi="Consolas"/>
-          <w:sz w:val="19"/>
-        </w:rPr>
-        <w:t xml:space="preserve">            Console.WriteLine("</w:t>
-      </w:r>
-      <w:r>
-        <w:rPr>
-          <w:rFonts w:ascii="Segoe UI Emoji" w:hAnsi="Segoe UI Emoji" w:cs="Segoe UI Emoji"/>
-          <w:sz w:val="19"/>
-        </w:rPr>
-        <w:t>📚</w:t>
-      </w:r>
-      <w:r>
-        <w:rPr>
-          <w:rFonts w:ascii="Consolas" w:hAnsi="Consolas"/>
-          <w:sz w:val="19"/>
-        </w:rPr>
-        <w:t xml:space="preserve"> Vectorizing Knowledge Base...");</w:t>
-      </w:r>
-    </w:p>
-    <w:p>
-      <w:pPr>
-        <w:pStyle w:val="NoSpacing"/>
-        <w:rPr>
-          <w:rFonts w:ascii="Consolas" w:hAnsi="Consolas"/>
-          <w:sz w:val="19"/>
-        </w:rPr>
-      </w:pPr>
-      <w:r>
-        <w:rPr>
-          <w:rFonts w:ascii="Consolas" w:hAnsi="Consolas"/>
-          <w:sz w:val="19"/>
-        </w:rPr>
-        <w:t xml:space="preserve">            var rawData = new[] {</w:t>
-      </w:r>
-    </w:p>
-    <w:p>
-      <w:pPr>
-        <w:pStyle w:val="NoSpacing"/>
-        <w:rPr>
-          <w:rFonts w:ascii="Consolas" w:hAnsi="Consolas"/>
-          <w:sz w:val="19"/>
-        </w:rPr>
-      </w:pPr>
-      <w:r>
-        <w:rPr>
-          <w:rFonts w:ascii="Consolas" w:hAnsi="Consolas"/>
-          <w:sz w:val="19"/>
-        </w:rPr>
-        <w:t xml:space="preserve">                "The Alpha-99 server rack requires a 220V power supply.",</w:t>
-      </w:r>
-    </w:p>
-    <w:p>
-      <w:pPr>
-        <w:pStyle w:val="NoSpacing"/>
-        <w:rPr>
-          <w:rFonts w:ascii="Consolas" w:hAnsi="Consolas"/>
-          <w:sz w:val="19"/>
-        </w:rPr>
-      </w:pPr>
-      <w:r>
-        <w:rPr>
-          <w:rFonts w:ascii="Consolas" w:hAnsi="Consolas"/>
-          <w:sz w:val="19"/>
-        </w:rPr>
-        <w:t xml:space="preserve">                "Standard cloud servers operate at 110V.",</w:t>
-      </w:r>
-    </w:p>
-    <w:p>
-      <w:pPr>
-        <w:pStyle w:val="NoSpacing"/>
-        <w:rPr>
-          <w:rFonts w:ascii="Consolas" w:hAnsi="Consolas"/>
-          <w:sz w:val="19"/>
-        </w:rPr>
-      </w:pPr>
-      <w:r>
-        <w:rPr>
-          <w:rFonts w:ascii="Consolas" w:hAnsi="Consolas"/>
-          <w:sz w:val="19"/>
-        </w:rPr>
-        <w:t xml:space="preserve">                "Routine maintenance for the Alpha-99 should occur every 90 days."</w:t>
-      </w:r>
-    </w:p>
-    <w:p>
-      <w:pPr>
-        <w:pStyle w:val="NoSpacing"/>
-        <w:rPr>
-          <w:rFonts w:ascii="Consolas" w:hAnsi="Consolas"/>
-          <w:sz w:val="19"/>
-        </w:rPr>
-      </w:pPr>
-      <w:r>
-        <w:rPr>
-          <w:rFonts w:ascii="Consolas" w:hAnsi="Consolas"/>
-          <w:sz w:val="19"/>
-        </w:rPr>
-        <w:t xml:space="preserve">            };</w:t>
-      </w:r>
-    </w:p>
-    <w:p>
-      <w:pPr>
-        <w:pStyle w:val="NoSpacing"/>
-        <w:rPr>
-          <w:rFonts w:ascii="Consolas" w:hAnsi="Consolas"/>
-          <w:sz w:val="19"/>
-        </w:rPr>
-      </w:pPr>
-    </w:p>
-    <w:p>
-      <w:pPr>
-        <w:pStyle w:val="NoSpacing"/>
-        <w:rPr>
-          <w:rFonts w:ascii="Consolas" w:hAnsi="Consolas"/>
-          <w:sz w:val="19"/>
-        </w:rPr>
-      </w:pPr>
-      <w:r>
-        <w:rPr>
-          <w:rFonts w:ascii="Consolas" w:hAnsi="Consolas"/>
-          <w:sz w:val="19"/>
-        </w:rPr>
-        <w:t xml:space="preserve">            var database = new List&lt;Document&gt;();</w:t>
-      </w:r>
-    </w:p>
-    <w:p>
-      <w:pPr>
-        <w:pStyle w:val="NoSpacing"/>
-        <w:rPr>
-          <w:rFonts w:ascii="Consolas" w:hAnsi="Consolas"/>
-          <w:sz w:val="19"/>
-        </w:rPr>
-      </w:pPr>
-      <w:r>
-        <w:rPr>
-          <w:rFonts w:ascii="Consolas" w:hAnsi="Consolas"/>
-          <w:sz w:val="19"/>
-        </w:rPr>
-        <w:t xml:space="preserve">            foreach(var text in rawData)</w:t>
-      </w:r>
-    </w:p>
-    <w:p>
-      <w:pPr>
-        <w:pStyle w:val="NoSpacing"/>
-        <w:rPr>
-          <w:rFonts w:ascii="Consolas" w:hAnsi="Consolas"/>
-          <w:sz w:val="19"/>
-        </w:rPr>
-      </w:pPr>
-      <w:r>
-        <w:rPr>
-          <w:rFonts w:ascii="Consolas" w:hAnsi="Consolas"/>
-          <w:sz w:val="19"/>
-        </w:rPr>
-        <w:t xml:space="preserve">            {</w:t>
-      </w:r>
-    </w:p>
-    <w:p>
-      <w:pPr>
-        <w:pStyle w:val="NoSpacing"/>
-        <w:rPr>
-          <w:rFonts w:ascii="Consolas" w:hAnsi="Consolas"/>
-          <w:sz w:val="19"/>
-        </w:rPr>
-      </w:pPr>
-      <w:r>
-        <w:rPr>
-          <w:rFonts w:ascii="Consolas" w:hAnsi="Consolas"/>
-          <w:sz w:val="19"/>
-        </w:rPr>
-        <w:t xml:space="preserve">                // Generate vectors using text-embedding-004</w:t>
-      </w:r>
-    </w:p>
-    <w:p>
-      <w:pPr>
-        <w:pStyle w:val="NoSpacing"/>
-        <w:rPr>
-          <w:rFonts w:ascii="Consolas" w:hAnsi="Consolas"/>
-          <w:sz w:val="19"/>
-        </w:rPr>
-      </w:pPr>
-      <w:r>
-        <w:rPr>
-          <w:rFonts w:ascii="Consolas" w:hAnsi="Consolas"/>
-          <w:sz w:val="19"/>
-        </w:rPr>
-        <w:t xml:space="preserve">                var embedding = await embeddingGenerator.GenerateAsync(text);</w:t>
-      </w:r>
-    </w:p>
-    <w:p>
-      <w:pPr>
-        <w:pStyle w:val="NoSpacing"/>
-        <w:rPr>
-          <w:rFonts w:ascii="Consolas" w:hAnsi="Consolas"/>
-          <w:sz w:val="19"/>
-        </w:rPr>
-      </w:pPr>
-      <w:r>
-        <w:rPr>
-          <w:rFonts w:ascii="Consolas" w:hAnsi="Consolas"/>
-          <w:sz w:val="19"/>
-        </w:rPr>
-        <w:t xml:space="preserve">                Document doc = new Document</w:t>
-      </w:r>
-    </w:p>
-    <w:p>
-      <w:pPr>
-        <w:pStyle w:val="NoSpacing"/>
-        <w:rPr>
-          <w:rFonts w:ascii="Consolas" w:hAnsi="Consolas"/>
-          <w:sz w:val="19"/>
-        </w:rPr>
-      </w:pPr>
-      <w:r>
-        <w:rPr>
-          <w:rFonts w:ascii="Consolas" w:hAnsi="Consolas"/>
-          <w:sz w:val="19"/>
-        </w:rPr>
-        <w:t xml:space="preserve">                {</w:t>
-      </w:r>
-    </w:p>
-    <w:p>
-      <w:pPr>
-        <w:pStyle w:val="NoSpacing"/>
-        <w:rPr>
-          <w:rFonts w:ascii="Consolas" w:hAnsi="Consolas"/>
-          <w:sz w:val="19"/>
-        </w:rPr>
-      </w:pPr>
-      <w:r>
-        <w:rPr>
-          <w:rFonts w:ascii="Consolas" w:hAnsi="Consolas"/>
-          <w:sz w:val="19"/>
-        </w:rPr>
-        <w:t xml:space="preserve">                    Content = text,</w:t>
-      </w:r>
-    </w:p>
-    <w:p>
-      <w:pPr>
-        <w:pStyle w:val="NoSpacing"/>
-        <w:rPr>
-          <w:rFonts w:ascii="Consolas" w:hAnsi="Consolas"/>
-          <w:sz w:val="19"/>
-        </w:rPr>
-      </w:pPr>
-      <w:r>
-        <w:rPr>
-          <w:rFonts w:ascii="Consolas" w:hAnsi="Consolas"/>
-          <w:sz w:val="19"/>
-        </w:rPr>
-        <w:t xml:space="preserve">                    Vector = embedding.Vector</w:t>
-      </w:r>
-    </w:p>
-    <w:p>
-      <w:pPr>
-        <w:pStyle w:val="NoSpacing"/>
-        <w:rPr>
-          <w:rFonts w:ascii="Consolas" w:hAnsi="Consolas"/>
-          <w:sz w:val="19"/>
-        </w:rPr>
-      </w:pPr>
-      <w:r>
-        <w:rPr>
-          <w:rFonts w:ascii="Consolas" w:hAnsi="Consolas"/>
-          <w:sz w:val="19"/>
-        </w:rPr>
-        <w:t xml:space="preserve">                };</w:t>
-      </w:r>
-    </w:p>
-    <w:p>
-      <w:pPr>
-        <w:pStyle w:val="NoSpacing"/>
-        <w:rPr>
-          <w:rFonts w:ascii="Consolas" w:hAnsi="Consolas"/>
-          <w:sz w:val="19"/>
-        </w:rPr>
-      </w:pPr>
-      <w:r>
-        <w:rPr>
-          <w:rFonts w:ascii="Consolas" w:hAnsi="Consolas"/>
-          <w:sz w:val="19"/>
-        </w:rPr>
-        <w:t xml:space="preserve">                database.Add(doc);</w:t>
-      </w:r>
-    </w:p>
-    <w:p>
-      <w:pPr>
-        <w:pStyle w:val="NoSpacing"/>
-        <w:rPr>
-          <w:rFonts w:ascii="Consolas" w:hAnsi="Consolas"/>
-          <w:sz w:val="19"/>
-        </w:rPr>
-      </w:pPr>
-      <w:r>
-        <w:rPr>
-          <w:rFonts w:ascii="Consolas" w:hAnsi="Consolas"/>
-          <w:sz w:val="19"/>
-        </w:rPr>
-        <w:t xml:space="preserve">            }</w:t>
-      </w:r>
-    </w:p>
-    <w:p>
-      <w:pPr>
-        <w:pStyle w:val="NoSpacing"/>
-        <w:rPr>
-          <w:rFonts w:ascii="Consolas" w:hAnsi="Consolas"/>
-          <w:sz w:val="19"/>
-        </w:rPr>
-      </w:pPr>
-    </w:p>
-    <w:p>
-      <w:pPr>
-        <w:pStyle w:val="NoSpacing"/>
-        <w:rPr>
-          <w:rFonts w:ascii="Consolas" w:hAnsi="Consolas"/>
-          <w:sz w:val="19"/>
-        </w:rPr>
-      </w:pPr>
-      <w:r>
-        <w:rPr>
-          <w:rFonts w:ascii="Consolas" w:hAnsi="Consolas"/>
-          <w:sz w:val="19"/>
-        </w:rPr>
-        <w:t xml:space="preserve">            // 3. Initialize cleanly decoupled components</w:t>
-      </w:r>
-    </w:p>
-    <w:p>
-      <w:pPr>
-        <w:pStyle w:val="NoSpacing"/>
-        <w:rPr>
-          <w:rFonts w:ascii="Consolas" w:hAnsi="Consolas"/>
-          <w:sz w:val="19"/>
-        </w:rPr>
-      </w:pPr>
-      <w:r>
-        <w:rPr>
-          <w:rFonts w:ascii="Consolas" w:hAnsi="Consolas"/>
-          <w:sz w:val="19"/>
-        </w:rPr>
-        <w:t xml:space="preserve">            HybridRetriever retriever = new HybridRetriever(embeddingGenerator, database);</w:t>
-      </w:r>
-    </w:p>
-    <w:p>
-      <w:pPr>
-        <w:pStyle w:val="NoSpacing"/>
-        <w:rPr>
-          <w:rFonts w:ascii="Consolas" w:hAnsi="Consolas"/>
-          <w:sz w:val="19"/>
-        </w:rPr>
-      </w:pPr>
-      <w:r>
-        <w:rPr>
-          <w:rFonts w:ascii="Consolas" w:hAnsi="Consolas"/>
-          <w:sz w:val="19"/>
-        </w:rPr>
-        <w:t xml:space="preserve">            RagAgent ragAgent = new RagAgent(kernel, retriever);</w:t>
-      </w:r>
-    </w:p>
-    <w:p>
-      <w:pPr>
-        <w:pStyle w:val="NoSpacing"/>
-        <w:rPr>
-          <w:rFonts w:ascii="Consolas" w:hAnsi="Consolas"/>
-          <w:sz w:val="19"/>
-        </w:rPr>
-      </w:pPr>
-    </w:p>
-    <w:p>
-      <w:pPr>
-        <w:pStyle w:val="NoSpacing"/>
-        <w:rPr>
-          <w:rFonts w:ascii="Consolas" w:hAnsi="Consolas"/>
-          <w:sz w:val="19"/>
-        </w:rPr>
-      </w:pPr>
-      <w:r>
-        <w:rPr>
-          <w:rFonts w:ascii="Consolas" w:hAnsi="Consolas"/>
-          <w:sz w:val="19"/>
-        </w:rPr>
-        <w:t xml:space="preserve">            // 4. Test the Hybrid RAG workflow</w:t>
-      </w:r>
-    </w:p>
-    <w:p>
-      <w:pPr>
-        <w:pStyle w:val="NoSpacing"/>
-        <w:rPr>
-          <w:rFonts w:ascii="Consolas" w:hAnsi="Consolas"/>
-          <w:sz w:val="19"/>
-        </w:rPr>
-      </w:pPr>
-      <w:r>
-        <w:rPr>
-          <w:rFonts w:ascii="Consolas" w:hAnsi="Consolas"/>
-          <w:sz w:val="19"/>
-        </w:rPr>
-        <w:t xml:space="preserve">            string query = "What is the maintenance schedule for the Alpha-99";</w:t>
-      </w:r>
-    </w:p>
-    <w:p>
-      <w:pPr>
-        <w:pStyle w:val="NoSpacing"/>
-        <w:rPr>
-          <w:rFonts w:ascii="Consolas" w:hAnsi="Consolas"/>
-          <w:sz w:val="19"/>
-        </w:rPr>
-      </w:pPr>
-      <w:r>
-        <w:rPr>
-          <w:rFonts w:ascii="Consolas" w:hAnsi="Consolas"/>
-          <w:sz w:val="19"/>
-        </w:rPr>
-        <w:t xml:space="preserve">            Console.WriteLine($"\bUser Query: {query}");</w:t>
-      </w:r>
-    </w:p>
-    <w:p>
-      <w:pPr>
-        <w:pStyle w:val="NoSpacing"/>
-        <w:rPr>
-          <w:rFonts w:ascii="Consolas" w:hAnsi="Consolas"/>
-          <w:sz w:val="19"/>
-        </w:rPr>
-      </w:pPr>
-    </w:p>
-    <w:p>
-      <w:pPr>
-        <w:pStyle w:val="NoSpacing"/>
-        <w:rPr>
-          <w:rFonts w:ascii="Consolas" w:hAnsi="Consolas"/>
-          <w:sz w:val="19"/>
-        </w:rPr>
-      </w:pPr>
-      <w:r>
-        <w:rPr>
-          <w:rFonts w:ascii="Consolas" w:hAnsi="Consolas"/>
-          <w:sz w:val="19"/>
-        </w:rPr>
-        <w:t xml:space="preserve">            string response = await ragAgent.AnswerAsync(query);</w:t>
-      </w:r>
-    </w:p>
-    <w:p>
-      <w:pPr>
-        <w:pStyle w:val="NoSpacing"/>
-        <w:rPr>
-          <w:rFonts w:ascii="Consolas" w:hAnsi="Consolas"/>
-          <w:sz w:val="19"/>
-        </w:rPr>
-      </w:pPr>
-      <w:r>
-        <w:rPr>
-          <w:rFonts w:ascii="Consolas" w:hAnsi="Consolas"/>
-          <w:sz w:val="19"/>
-        </w:rPr>
-        <w:t xml:space="preserve">            Console.WriteLine($"\nAI Answer: {response}");</w:t>
-      </w:r>
-    </w:p>
-    <w:p>
-      <w:pPr>
-        <w:pStyle w:val="NoSpacing"/>
-        <w:rPr>
-          <w:rFonts w:ascii="Consolas" w:hAnsi="Consolas"/>
-          <w:sz w:val="19"/>
-        </w:rPr>
-      </w:pPr>
-      <w:r>
-        <w:rPr>
-          <w:rFonts w:ascii="Consolas" w:hAnsi="Consolas"/>
-          <w:sz w:val="19"/>
-        </w:rPr>
-        <w:t xml:space="preserve">        }</w:t>
-      </w:r>
-    </w:p>
-    <w:p>
-      <w:pPr>
-        <w:pStyle w:val="NoSpacing"/>
-        <w:rPr>
-          <w:rFonts w:ascii="Consolas" w:hAnsi="Consolas"/>
-          <w:sz w:val="19"/>
-        </w:rPr>
-      </w:pPr>
-      <w:r>
-        <w:rPr>
-          <w:rFonts w:ascii="Consolas" w:hAnsi="Consolas"/>
-          <w:sz w:val="19"/>
-        </w:rPr>
-        <w:t xml:space="preserve">    }</w:t>
-      </w:r>
-    </w:p>
-    <w:p>
-      <w:pPr>
-        <w:pStyle w:val="NoSpacing"/>
-        <w:rPr>
-          <w:rFonts w:ascii="Consolas" w:hAnsi="Consolas"/>
-          <w:sz w:val="19"/>
-        </w:rPr>
-      </w:pPr>
-      <w:r>
-        <w:rPr>
-          <w:rFonts w:ascii="Consolas" w:hAnsi="Consolas"/>
-          <w:sz w:val="19"/>
-        </w:rPr>
-        <w:t>}</w:t>
-      </w:r>
-    </w:p>
-    <w:p/>
-    <w:p>
-      <w:pPr>
-        <w:rPr>
-          <w:b/>
-        </w:rPr>
-      </w:pPr>
-      <w:r>
-        <w:rPr>
-          <w:b/>
-        </w:rPr>
-        <w:t>Document.cs</w:t>
-      </w:r>
-    </w:p>
-    <w:p>
-      <w:pPr>
-        <w:pStyle w:val="NoSpacing"/>
-        <w:rPr>
-          <w:rFonts w:ascii="Consolas" w:hAnsi="Consolas"/>
-          <w:sz w:val="19"/>
-        </w:rPr>
-      </w:pPr>
-      <w:r>
-        <w:rPr>
-          <w:rFonts w:ascii="Consolas" w:hAnsi="Consolas"/>
-          <w:sz w:val="19"/>
-        </w:rPr>
-        <w:t>// Document</w:t>
-      </w:r>
-    </w:p>
-    <w:p>
-      <w:pPr>
-        <w:pStyle w:val="NoSpacing"/>
-        <w:rPr>
-          <w:rFonts w:ascii="Consolas" w:hAnsi="Consolas"/>
-          <w:sz w:val="19"/>
-        </w:rPr>
-      </w:pPr>
-      <w:r>
-        <w:rPr>
-          <w:rFonts w:ascii="Consolas" w:hAnsi="Consolas"/>
-          <w:sz w:val="19"/>
-        </w:rPr>
-        <w:t>// ---------------------------------------------------------------------------</w:t>
-      </w:r>
-    </w:p>
-    <w:p>
-      <w:pPr>
-        <w:pStyle w:val="NoSpacing"/>
-        <w:rPr>
-          <w:rFonts w:ascii="Consolas" w:hAnsi="Consolas"/>
-          <w:sz w:val="19"/>
-        </w:rPr>
-      </w:pPr>
-      <w:r>
-        <w:rPr>
-          <w:rFonts w:ascii="Consolas" w:hAnsi="Consolas"/>
-          <w:sz w:val="19"/>
-        </w:rPr>
-        <w:t>// A single knowledge-base entry: raw text plus its embedding vector,</w:t>
-      </w:r>
-    </w:p>
-    <w:p>
-      <w:pPr>
-        <w:pStyle w:val="NoSpacing"/>
-        <w:rPr>
-          <w:rFonts w:ascii="Consolas" w:hAnsi="Consolas"/>
-          <w:sz w:val="19"/>
-        </w:rPr>
-      </w:pPr>
-      <w:r>
-        <w:rPr>
-          <w:rFonts w:ascii="Consolas" w:hAnsi="Consolas"/>
-          <w:sz w:val="19"/>
-        </w:rPr>
-        <w:t>// searched by both HybridRetriever's vector and keyword passes.</w:t>
-      </w:r>
-    </w:p>
-    <w:p>
-      <w:pPr>
-        <w:pStyle w:val="NoSpacing"/>
-        <w:rPr>
-          <w:rFonts w:ascii="Consolas" w:hAnsi="Consolas"/>
-          <w:sz w:val="19"/>
-        </w:rPr>
-      </w:pPr>
-      <w:r>
-        <w:rPr>
-          <w:rFonts w:ascii="Consolas" w:hAnsi="Consolas"/>
-          <w:sz w:val="19"/>
-        </w:rPr>
-        <w:t>namespace AdvancedRAG</w:t>
-      </w:r>
-    </w:p>
-    <w:p>
-      <w:pPr>
-        <w:pStyle w:val="NoSpacing"/>
-        <w:rPr>
-          <w:rFonts w:ascii="Consolas" w:hAnsi="Consolas"/>
-          <w:sz w:val="19"/>
-        </w:rPr>
-      </w:pPr>
-      <w:r>
-        <w:rPr>
-          <w:rFonts w:ascii="Consolas" w:hAnsi="Consolas"/>
-          <w:sz w:val="19"/>
-        </w:rPr>
-        <w:t>{</w:t>
-      </w:r>
-    </w:p>
-    <w:p>
-      <w:pPr>
-        <w:pStyle w:val="NoSpacing"/>
-        <w:rPr>
-          <w:rFonts w:ascii="Consolas" w:hAnsi="Consolas"/>
-          <w:sz w:val="19"/>
-        </w:rPr>
-      </w:pPr>
-      <w:r>
-        <w:rPr>
-          <w:rFonts w:ascii="Consolas" w:hAnsi="Consolas"/>
-          <w:sz w:val="19"/>
-        </w:rPr>
-        <w:t xml:space="preserve">    /// &lt;summary&gt;</w:t>
-      </w:r>
-    </w:p>
-    <w:p>
-      <w:pPr>
-        <w:pStyle w:val="NoSpacing"/>
-        <w:rPr>
-          <w:rFonts w:ascii="Consolas" w:hAnsi="Consolas"/>
-          <w:sz w:val="19"/>
-        </w:rPr>
-      </w:pPr>
-      <w:r>
-        <w:rPr>
-          <w:rFonts w:ascii="Consolas" w:hAnsi="Consolas"/>
-          <w:sz w:val="19"/>
-        </w:rPr>
-        <w:t xml:space="preserve">    /// Represents a stored document containing both raw text and its mathematical vector representation.</w:t>
-      </w:r>
-    </w:p>
-    <w:p>
-      <w:pPr>
-        <w:pStyle w:val="NoSpacing"/>
-        <w:rPr>
-          <w:rFonts w:ascii="Consolas" w:hAnsi="Consolas"/>
-          <w:sz w:val="19"/>
-        </w:rPr>
-      </w:pPr>
-      <w:r>
-        <w:rPr>
-          <w:rFonts w:ascii="Consolas" w:hAnsi="Consolas"/>
-          <w:sz w:val="19"/>
-        </w:rPr>
-        <w:t xml:space="preserve">    /// &lt;/summary&gt;</w:t>
-      </w:r>
-    </w:p>
-    <w:p>
-      <w:pPr>
-        <w:pStyle w:val="NoSpacing"/>
-        <w:rPr>
-          <w:rFonts w:ascii="Consolas" w:hAnsi="Consolas"/>
-          <w:sz w:val="19"/>
-        </w:rPr>
-      </w:pPr>
-      <w:r>
-        <w:rPr>
-          <w:rFonts w:ascii="Consolas" w:hAnsi="Consolas"/>
-          <w:sz w:val="19"/>
-        </w:rPr>
-        <w:t xml:space="preserve">    internal class Document</w:t>
-      </w:r>
-    </w:p>
-    <w:p>
-      <w:pPr>
-        <w:pStyle w:val="NoSpacing"/>
-        <w:rPr>
-          <w:rFonts w:ascii="Consolas" w:hAnsi="Consolas"/>
-          <w:sz w:val="19"/>
-        </w:rPr>
-      </w:pPr>
-      <w:r>
-        <w:rPr>
-          <w:rFonts w:ascii="Consolas" w:hAnsi="Consolas"/>
-          <w:sz w:val="19"/>
-        </w:rPr>
-        <w:t xml:space="preserve">    {</w:t>
-      </w:r>
-    </w:p>
-    <w:p>
-      <w:pPr>
-        <w:pStyle w:val="NoSpacing"/>
-        <w:rPr>
-          <w:rFonts w:ascii="Consolas" w:hAnsi="Consolas"/>
-          <w:sz w:val="19"/>
-        </w:rPr>
-      </w:pPr>
-      <w:r>
-        <w:rPr>
-          <w:rFonts w:ascii="Consolas" w:hAnsi="Consolas"/>
-          <w:sz w:val="19"/>
-        </w:rPr>
-        <w:t xml:space="preserve">        public string Id { get; set; } = Guid.NewGuid().ToString();</w:t>
-      </w:r>
-    </w:p>
-    <w:p>
-      <w:pPr>
-        <w:pStyle w:val="NoSpacing"/>
-        <w:rPr>
-          <w:rFonts w:ascii="Consolas" w:hAnsi="Consolas"/>
-          <w:sz w:val="19"/>
-        </w:rPr>
-      </w:pPr>
-      <w:r>
-        <w:rPr>
-          <w:rFonts w:ascii="Consolas" w:hAnsi="Consolas"/>
-          <w:sz w:val="19"/>
-        </w:rPr>
-        <w:t xml:space="preserve">        public string Content { get; set; } = string.Empty;</w:t>
-      </w:r>
-    </w:p>
-    <w:p>
-      <w:pPr>
-        <w:pStyle w:val="NoSpacing"/>
-        <w:rPr>
-          <w:rFonts w:ascii="Consolas" w:hAnsi="Consolas"/>
-          <w:sz w:val="19"/>
-        </w:rPr>
-      </w:pPr>
-      <w:r>
-        <w:rPr>
-          <w:rFonts w:ascii="Consolas" w:hAnsi="Consolas"/>
-          <w:sz w:val="19"/>
-        </w:rPr>
-        <w:t xml:space="preserve">        public ReadOnlyMemory&lt;float&gt; Vector { get; set; }</w:t>
-      </w:r>
-    </w:p>
-    <w:p>
-      <w:pPr>
-        <w:pStyle w:val="NoSpacing"/>
-        <w:rPr>
-          <w:rFonts w:ascii="Consolas" w:hAnsi="Consolas"/>
-          <w:sz w:val="19"/>
-        </w:rPr>
-      </w:pPr>
-      <w:r>
-        <w:rPr>
-          <w:rFonts w:ascii="Consolas" w:hAnsi="Consolas"/>
-          <w:sz w:val="19"/>
-        </w:rPr>
-        <w:t xml:space="preserve">    }</w:t>
-      </w:r>
-    </w:p>
-    <w:p>
-      <w:pPr>
-        <w:pStyle w:val="NoSpacing"/>
-        <w:rPr>
-          <w:rFonts w:ascii="Consolas" w:hAnsi="Consolas"/>
-          <w:sz w:val="19"/>
-        </w:rPr>
-      </w:pPr>
-      <w:r>
-        <w:rPr>
-          <w:rFonts w:ascii="Consolas" w:hAnsi="Consolas"/>
-          <w:sz w:val="19"/>
-        </w:rPr>
-        <w:t>}</w:t>
-      </w:r>
-    </w:p>
-    <w:p/>
-    <w:p>
-      <w:pPr>
-        <w:rPr>
-          <w:b/>
-        </w:rPr>
-      </w:pPr>
-      <w:r>
-        <w:rPr>
-          <w:b/>
-        </w:rPr>
-        <w:t>HybridRetriever.cs</w:t>
-      </w:r>
-    </w:p>
-    <w:p>
-      <w:pPr>
-        <w:pStyle w:val="NoSpacing"/>
-        <w:rPr>
-          <w:rFonts w:ascii="Consolas" w:hAnsi="Consolas"/>
-          <w:sz w:val="19"/>
-        </w:rPr>
-      </w:pPr>
-      <w:r>
-        <w:rPr>
-          <w:rFonts w:ascii="Consolas" w:hAnsi="Consolas"/>
-          <w:sz w:val="19"/>
-        </w:rPr>
-        <w:t>// HybridRetriever</w:t>
-      </w:r>
-    </w:p>
-    <w:p>
-      <w:pPr>
-        <w:pStyle w:val="NoSpacing"/>
-        <w:rPr>
-          <w:rFonts w:ascii="Consolas" w:hAnsi="Consolas"/>
-          <w:sz w:val="19"/>
-        </w:rPr>
-      </w:pPr>
-      <w:r>
-        <w:rPr>
-          <w:rFonts w:ascii="Consolas" w:hAnsi="Consolas"/>
-          <w:sz w:val="19"/>
-        </w:rPr>
-        <w:t>// ---------------------------------------------------------------------------</w:t>
-      </w:r>
-    </w:p>
-    <w:p>
-      <w:pPr>
-        <w:pStyle w:val="NoSpacing"/>
-        <w:rPr>
-          <w:rFonts w:ascii="Consolas" w:hAnsi="Consolas"/>
-          <w:sz w:val="19"/>
-        </w:rPr>
-      </w:pPr>
-      <w:r>
-        <w:rPr>
-          <w:rFonts w:ascii="Consolas" w:hAnsi="Consolas"/>
-          <w:sz w:val="19"/>
-        </w:rPr>
-        <w:t>// Runs two independent searches over the same in-memory database and merges</w:t>
-      </w:r>
-    </w:p>
-    <w:p>
-      <w:pPr>
-        <w:pStyle w:val="NoSpacing"/>
-        <w:rPr>
-          <w:rFonts w:ascii="Consolas" w:hAnsi="Consolas"/>
-          <w:sz w:val="19"/>
-        </w:rPr>
-      </w:pPr>
-      <w:r>
-        <w:rPr>
-          <w:rFonts w:ascii="Consolas" w:hAnsi="Consolas"/>
-          <w:sz w:val="19"/>
-        </w:rPr>
-        <w:t>// the results: cosine similarity over embedding vectors (catches semantic</w:t>
-      </w:r>
-    </w:p>
-    <w:p>
-      <w:pPr>
-        <w:pStyle w:val="NoSpacing"/>
-        <w:rPr>
-          <w:rFonts w:ascii="Consolas" w:hAnsi="Consolas"/>
-          <w:sz w:val="19"/>
-        </w:rPr>
-      </w:pPr>
-      <w:r>
-        <w:rPr>
-          <w:rFonts w:ascii="Consolas" w:hAnsi="Consolas"/>
-          <w:sz w:val="19"/>
-        </w:rPr>
-        <w:t>// matches like "battery" -&gt; "power source") and a plain substring match over</w:t>
-      </w:r>
-    </w:p>
-    <w:p>
-      <w:pPr>
-        <w:pStyle w:val="NoSpacing"/>
-        <w:rPr>
-          <w:rFonts w:ascii="Consolas" w:hAnsi="Consolas"/>
-          <w:sz w:val="19"/>
-        </w:rPr>
-      </w:pPr>
-      <w:r>
-        <w:rPr>
-          <w:rFonts w:ascii="Consolas" w:hAnsi="Consolas"/>
-          <w:sz w:val="19"/>
-        </w:rPr>
-        <w:t>// the raw text (catches exact terms embeddings can miss, like part numbers).</w:t>
-      </w:r>
-    </w:p>
-    <w:p>
-      <w:pPr>
-        <w:pStyle w:val="NoSpacing"/>
-        <w:rPr>
-          <w:rFonts w:ascii="Consolas" w:hAnsi="Consolas"/>
-          <w:sz w:val="19"/>
-        </w:rPr>
-      </w:pPr>
-      <w:r>
-        <w:rPr>
-          <w:rFonts w:ascii="Consolas" w:hAnsi="Consolas"/>
-          <w:sz w:val="19"/>
-        </w:rPr>
-        <w:t>using Microsoft.Extensions.AI;</w:t>
-      </w:r>
-    </w:p>
-    <w:p>
-      <w:pPr>
-        <w:pStyle w:val="NoSpacing"/>
-        <w:rPr>
-          <w:rFonts w:ascii="Consolas" w:hAnsi="Consolas"/>
-          <w:sz w:val="19"/>
-        </w:rPr>
-      </w:pPr>
-      <w:r>
-        <w:rPr>
-          <w:rFonts w:ascii="Consolas" w:hAnsi="Consolas"/>
-          <w:sz w:val="19"/>
-        </w:rPr>
-        <w:t>using System;</w:t>
-      </w:r>
-    </w:p>
-    <w:p>
-      <w:pPr>
-        <w:pStyle w:val="NoSpacing"/>
-        <w:rPr>
-          <w:rFonts w:ascii="Consolas" w:hAnsi="Consolas"/>
-          <w:sz w:val="19"/>
-        </w:rPr>
-      </w:pPr>
-      <w:r>
-        <w:rPr>
-          <w:rFonts w:ascii="Consolas" w:hAnsi="Consolas"/>
-          <w:sz w:val="19"/>
-        </w:rPr>
-        <w:t>using System.Collections.Generic;</w:t>
-      </w:r>
-    </w:p>
-    <w:p>
-      <w:pPr>
-        <w:pStyle w:val="NoSpacing"/>
-        <w:rPr>
-          <w:rFonts w:ascii="Consolas" w:hAnsi="Consolas"/>
-          <w:sz w:val="19"/>
-        </w:rPr>
-      </w:pPr>
-      <w:r>
-        <w:rPr>
-          <w:rFonts w:ascii="Consolas" w:hAnsi="Consolas"/>
-          <w:sz w:val="19"/>
-        </w:rPr>
-        <w:t>using System.Text;</w:t>
-      </w:r>
-    </w:p>
-    <w:p>
-      <w:pPr>
-        <w:pStyle w:val="NoSpacing"/>
-        <w:rPr>
-          <w:rFonts w:ascii="Consolas" w:hAnsi="Consolas"/>
-          <w:sz w:val="19"/>
-        </w:rPr>
-      </w:pPr>
-    </w:p>
-    <w:p>
-      <w:pPr>
-        <w:pStyle w:val="NoSpacing"/>
-        <w:rPr>
-          <w:rFonts w:ascii="Consolas" w:hAnsi="Consolas"/>
-          <w:sz w:val="19"/>
-        </w:rPr>
-      </w:pPr>
-      <w:r>
-        <w:rPr>
-          <w:rFonts w:ascii="Consolas" w:hAnsi="Consolas"/>
-          <w:sz w:val="19"/>
-        </w:rPr>
-        <w:t>namespace AdvancedRAG</w:t>
-      </w:r>
-    </w:p>
-    <w:p>
-      <w:pPr>
-        <w:pStyle w:val="NoSpacing"/>
-        <w:rPr>
-          <w:rFonts w:ascii="Consolas" w:hAnsi="Consolas"/>
-          <w:sz w:val="19"/>
-        </w:rPr>
-      </w:pPr>
-      <w:r>
-        <w:rPr>
-          <w:rFonts w:ascii="Consolas" w:hAnsi="Consolas"/>
-          <w:sz w:val="19"/>
-        </w:rPr>
-        <w:t>{</w:t>
-      </w:r>
-    </w:p>
-    <w:p>
-      <w:pPr>
-        <w:pStyle w:val="NoSpacing"/>
-        <w:rPr>
-          <w:rFonts w:ascii="Consolas" w:hAnsi="Consolas"/>
-          <w:sz w:val="19"/>
-        </w:rPr>
-      </w:pPr>
-      <w:r>
-        <w:rPr>
-          <w:rFonts w:ascii="Consolas" w:hAnsi="Consolas"/>
-          <w:sz w:val="19"/>
-        </w:rPr>
-        <w:t xml:space="preserve">    /// &lt;summary&gt;</w:t>
-      </w:r>
-    </w:p>
-    <w:p>
-      <w:pPr>
-        <w:pStyle w:val="NoSpacing"/>
-        <w:rPr>
-          <w:rFonts w:ascii="Consolas" w:hAnsi="Consolas"/>
-          <w:sz w:val="19"/>
-        </w:rPr>
-      </w:pPr>
-      <w:r>
-        <w:rPr>
-          <w:rFonts w:ascii="Consolas" w:hAnsi="Consolas"/>
-          <w:sz w:val="19"/>
-        </w:rPr>
-        <w:t xml:space="preserve">    /// Combines Semantic (vector) and Lexical (keyword) search to find the most relevant documents.</w:t>
-      </w:r>
-    </w:p>
-    <w:p>
-      <w:pPr>
-        <w:pStyle w:val="NoSpacing"/>
-        <w:rPr>
-          <w:rFonts w:ascii="Consolas" w:hAnsi="Consolas"/>
-          <w:sz w:val="19"/>
-        </w:rPr>
-      </w:pPr>
-      <w:r>
-        <w:rPr>
-          <w:rFonts w:ascii="Consolas" w:hAnsi="Consolas"/>
-          <w:sz w:val="19"/>
-        </w:rPr>
-        <w:t xml:space="preserve">    /// &lt;/summary&gt;</w:t>
-      </w:r>
-    </w:p>
-    <w:p>
-      <w:pPr>
-        <w:pStyle w:val="NoSpacing"/>
-        <w:rPr>
-          <w:rFonts w:ascii="Consolas" w:hAnsi="Consolas"/>
-          <w:sz w:val="19"/>
-        </w:rPr>
-      </w:pPr>
-      <w:r>
-        <w:rPr>
-          <w:rFonts w:ascii="Consolas" w:hAnsi="Consolas"/>
-          <w:sz w:val="19"/>
-        </w:rPr>
-        <w:t xml:space="preserve">    internal class HybridRetriever</w:t>
-      </w:r>
-    </w:p>
-    <w:p>
-      <w:pPr>
-        <w:pStyle w:val="NoSpacing"/>
-        <w:rPr>
-          <w:rFonts w:ascii="Consolas" w:hAnsi="Consolas"/>
-          <w:sz w:val="19"/>
-        </w:rPr>
-      </w:pPr>
-      <w:r>
-        <w:rPr>
-          <w:rFonts w:ascii="Consolas" w:hAnsi="Consolas"/>
-          <w:sz w:val="19"/>
-        </w:rPr>
-        <w:t xml:space="preserve">    {</w:t>
-      </w:r>
-    </w:p>
-    <w:p>
-      <w:pPr>
-        <w:pStyle w:val="NoSpacing"/>
-        <w:rPr>
-          <w:rFonts w:ascii="Consolas" w:hAnsi="Consolas"/>
-          <w:sz w:val="19"/>
-        </w:rPr>
-      </w:pPr>
-      <w:r>
-        <w:rPr>
-          <w:rFonts w:ascii="Consolas" w:hAnsi="Consolas"/>
-          <w:sz w:val="19"/>
-        </w:rPr>
-        <w:t xml:space="preserve">        private readonly IEmbeddingGenerator&lt;string, Embedding&lt;float&gt;&gt; _embeddingGenerator;</w:t>
-      </w:r>
-    </w:p>
-    <w:p>
-      <w:pPr>
-        <w:pStyle w:val="NoSpacing"/>
-        <w:rPr>
-          <w:rFonts w:ascii="Consolas" w:hAnsi="Consolas"/>
-          <w:sz w:val="19"/>
-        </w:rPr>
-      </w:pPr>
-      <w:r>
-        <w:rPr>
-          <w:rFonts w:ascii="Consolas" w:hAnsi="Consolas"/>
-          <w:sz w:val="19"/>
-        </w:rPr>
-        <w:t xml:space="preserve">        private readonly List&lt;Document&gt; _database;</w:t>
-      </w:r>
-    </w:p>
-    <w:p>
-      <w:pPr>
-        <w:pStyle w:val="NoSpacing"/>
-        <w:rPr>
-          <w:rFonts w:ascii="Consolas" w:hAnsi="Consolas"/>
-          <w:sz w:val="19"/>
-        </w:rPr>
-      </w:pPr>
-    </w:p>
-    <w:p>
-      <w:pPr>
-        <w:pStyle w:val="NoSpacing"/>
-        <w:rPr>
-          <w:rFonts w:ascii="Consolas" w:hAnsi="Consolas"/>
-          <w:sz w:val="19"/>
-        </w:rPr>
-      </w:pPr>
-      <w:r>
-        <w:rPr>
-          <w:rFonts w:ascii="Consolas" w:hAnsi="Consolas"/>
-          <w:sz w:val="19"/>
-        </w:rPr>
-        <w:t xml:space="preserve">        public HybridRetriever(IEmbeddingGenerator&lt;string, Embedding&lt;float&gt;&gt; embeddingGenerator, List&lt;Document&gt; database)</w:t>
-      </w:r>
-    </w:p>
-    <w:p>
-      <w:pPr>
-        <w:pStyle w:val="NoSpacing"/>
-        <w:rPr>
-          <w:rFonts w:ascii="Consolas" w:hAnsi="Consolas"/>
-          <w:sz w:val="19"/>
-        </w:rPr>
-      </w:pPr>
-      <w:r>
-        <w:rPr>
-          <w:rFonts w:ascii="Consolas" w:hAnsi="Consolas"/>
-          <w:sz w:val="19"/>
-        </w:rPr>
-        <w:t xml:space="preserve">        {</w:t>
-      </w:r>
-    </w:p>
-    <w:p>
-      <w:pPr>
-        <w:pStyle w:val="NoSpacing"/>
-        <w:rPr>
-          <w:rFonts w:ascii="Consolas" w:hAnsi="Consolas"/>
-          <w:sz w:val="19"/>
-        </w:rPr>
-      </w:pPr>
-      <w:r>
-        <w:rPr>
-          <w:rFonts w:ascii="Consolas" w:hAnsi="Consolas"/>
-          <w:sz w:val="19"/>
-        </w:rPr>
-        <w:t xml:space="preserve">            _embeddingGenerator = embeddingGenerator;</w:t>
-      </w:r>
-    </w:p>
-    <w:p>
-      <w:pPr>
-        <w:pStyle w:val="NoSpacing"/>
-        <w:rPr>
-          <w:rFonts w:ascii="Consolas" w:hAnsi="Consolas"/>
-          <w:sz w:val="19"/>
-        </w:rPr>
-      </w:pPr>
-      <w:r>
-        <w:rPr>
-          <w:rFonts w:ascii="Consolas" w:hAnsi="Consolas"/>
-          <w:sz w:val="19"/>
-        </w:rPr>
-        <w:t xml:space="preserve">            _database = database;</w:t>
-      </w:r>
-    </w:p>
-    <w:p>
-      <w:pPr>
-        <w:pStyle w:val="NoSpacing"/>
-        <w:rPr>
-          <w:rFonts w:ascii="Consolas" w:hAnsi="Consolas"/>
-          <w:sz w:val="19"/>
-        </w:rPr>
-      </w:pPr>
-      <w:r>
-        <w:rPr>
-          <w:rFonts w:ascii="Consolas" w:hAnsi="Consolas"/>
-          <w:sz w:val="19"/>
-        </w:rPr>
-        <w:t xml:space="preserve">        }</w:t>
-      </w:r>
-    </w:p>
-    <w:p>
-      <w:pPr>
-        <w:pStyle w:val="NoSpacing"/>
-        <w:rPr>
-          <w:rFonts w:ascii="Consolas" w:hAnsi="Consolas"/>
-          <w:sz w:val="19"/>
-        </w:rPr>
-      </w:pPr>
-    </w:p>
-    <w:p>
-      <w:pPr>
-        <w:pStyle w:val="NoSpacing"/>
-        <w:rPr>
-          <w:rFonts w:ascii="Consolas" w:hAnsi="Consolas"/>
-          <w:sz w:val="19"/>
-        </w:rPr>
-      </w:pPr>
-      <w:r>
-        <w:rPr>
-          <w:rFonts w:ascii="Consolas" w:hAnsi="Consolas"/>
-          <w:sz w:val="19"/>
-        </w:rPr>
-        <w:t xml:space="preserve">        public async Task&lt;IEnumerable&lt;string&gt;&gt; SearchAsync(string query, int topK = 2)</w:t>
-      </w:r>
-    </w:p>
-    <w:p>
-      <w:pPr>
-        <w:pStyle w:val="NoSpacing"/>
-        <w:rPr>
-          <w:rFonts w:ascii="Consolas" w:hAnsi="Consolas"/>
-          <w:sz w:val="19"/>
-        </w:rPr>
-      </w:pPr>
-      <w:r>
-        <w:rPr>
-          <w:rFonts w:ascii="Consolas" w:hAnsi="Consolas"/>
-          <w:sz w:val="19"/>
-        </w:rPr>
-        <w:t xml:space="preserve">        {</w:t>
-      </w:r>
-    </w:p>
-    <w:p>
-      <w:pPr>
-        <w:pStyle w:val="NoSpacing"/>
-        <w:rPr>
-          <w:rFonts w:ascii="Consolas" w:hAnsi="Consolas"/>
-          <w:sz w:val="19"/>
-        </w:rPr>
-      </w:pPr>
-      <w:r>
-        <w:rPr>
-          <w:rFonts w:ascii="Consolas" w:hAnsi="Consolas"/>
-          <w:sz w:val="19"/>
-        </w:rPr>
-        <w:t xml:space="preserve">            // 1. Vector Search (Semantic)</w:t>
-      </w:r>
-    </w:p>
-    <w:p>
-      <w:pPr>
-        <w:pStyle w:val="NoSpacing"/>
-        <w:rPr>
-          <w:rFonts w:ascii="Consolas" w:hAnsi="Consolas"/>
-          <w:sz w:val="19"/>
-        </w:rPr>
-      </w:pPr>
-      <w:r>
-        <w:rPr>
-          <w:rFonts w:ascii="Consolas" w:hAnsi="Consolas"/>
-          <w:sz w:val="19"/>
-        </w:rPr>
-        <w:t xml:space="preserve">            // Use GenerateAsync to get the result, then extract the Vector property</w:t>
-      </w:r>
-    </w:p>
-    <w:p>
-      <w:pPr>
-        <w:pStyle w:val="NoSpacing"/>
-        <w:rPr>
-          <w:rFonts w:ascii="Consolas" w:hAnsi="Consolas"/>
-          <w:sz w:val="19"/>
-        </w:rPr>
-      </w:pPr>
-      <w:r>
-        <w:rPr>
-          <w:rFonts w:ascii="Consolas" w:hAnsi="Consolas"/>
-          <w:sz w:val="19"/>
-        </w:rPr>
-        <w:t xml:space="preserve">            var embeddings = await _embeddingGenerator.GenerateAsync(new[] { query });</w:t>
-      </w:r>
-    </w:p>
-    <w:p>
-      <w:pPr>
-        <w:pStyle w:val="NoSpacing"/>
-        <w:rPr>
-          <w:rFonts w:ascii="Consolas" w:hAnsi="Consolas"/>
-          <w:sz w:val="19"/>
-        </w:rPr>
-      </w:pPr>
-      <w:r>
-        <w:rPr>
-          <w:rFonts w:ascii="Consolas" w:hAnsi="Consolas"/>
-          <w:sz w:val="19"/>
-        </w:rPr>
-        <w:t xml:space="preserve">            var queryVector = embeddings[0].Vector;</w:t>
-      </w:r>
-    </w:p>
-    <w:p>
-      <w:pPr>
-        <w:pStyle w:val="NoSpacing"/>
-        <w:rPr>
-          <w:rFonts w:ascii="Consolas" w:hAnsi="Consolas"/>
-          <w:sz w:val="19"/>
-        </w:rPr>
-      </w:pPr>
-    </w:p>
-    <w:p>
-      <w:pPr>
-        <w:pStyle w:val="NoSpacing"/>
-        <w:rPr>
-          <w:rFonts w:ascii="Consolas" w:hAnsi="Consolas"/>
-          <w:sz w:val="19"/>
-        </w:rPr>
-      </w:pPr>
-      <w:r>
-        <w:rPr>
-          <w:rFonts w:ascii="Consolas" w:hAnsi="Consolas"/>
-          <w:sz w:val="19"/>
-        </w:rPr>
-        <w:t xml:space="preserve">            var vectorResults = _database</w:t>
-      </w:r>
-    </w:p>
-    <w:p>
-      <w:pPr>
-        <w:pStyle w:val="NoSpacing"/>
-        <w:rPr>
-          <w:rFonts w:ascii="Consolas" w:hAnsi="Consolas"/>
-          <w:sz w:val="19"/>
-        </w:rPr>
-      </w:pPr>
-      <w:r>
-        <w:rPr>
-          <w:rFonts w:ascii="Consolas" w:hAnsi="Consolas"/>
-          <w:sz w:val="19"/>
-        </w:rPr>
-        <w:t xml:space="preserve">                .Select(doc =&gt; new { Doc = doc, Score = CalculateCosineSimilarity(doc.Vector.Span, queryVector.Span) })</w:t>
-      </w:r>
-    </w:p>
-    <w:p>
-      <w:pPr>
-        <w:pStyle w:val="NoSpacing"/>
-        <w:rPr>
-          <w:rFonts w:ascii="Consolas" w:hAnsi="Consolas"/>
-          <w:sz w:val="19"/>
-        </w:rPr>
-      </w:pPr>
-      <w:r>
-        <w:rPr>
-          <w:rFonts w:ascii="Consolas" w:hAnsi="Consolas"/>
-          <w:sz w:val="19"/>
-        </w:rPr>
-        <w:t xml:space="preserve">                .OrderByDescending(x =&gt; x.Score)</w:t>
-      </w:r>
-    </w:p>
-    <w:p>
-      <w:pPr>
-        <w:pStyle w:val="NoSpacing"/>
-        <w:rPr>
-          <w:rFonts w:ascii="Consolas" w:hAnsi="Consolas"/>
-          <w:sz w:val="19"/>
-        </w:rPr>
-      </w:pPr>
-      <w:r>
-        <w:rPr>
-          <w:rFonts w:ascii="Consolas" w:hAnsi="Consolas"/>
-          <w:sz w:val="19"/>
-        </w:rPr>
-        <w:t xml:space="preserve">                .Take(topK)</w:t>
-      </w:r>
-    </w:p>
-    <w:p>
-      <w:pPr>
-        <w:pStyle w:val="NoSpacing"/>
-        <w:rPr>
-          <w:rFonts w:ascii="Consolas" w:hAnsi="Consolas"/>
-          <w:sz w:val="19"/>
-        </w:rPr>
-      </w:pPr>
-      <w:r>
-        <w:rPr>
-          <w:rFonts w:ascii="Consolas" w:hAnsi="Consolas"/>
-          <w:sz w:val="19"/>
-        </w:rPr>
-        <w:t xml:space="preserve">                .Select(x =&gt; x.Doc);</w:t>
-      </w:r>
-    </w:p>
-    <w:p>
-      <w:pPr>
-        <w:pStyle w:val="NoSpacing"/>
-        <w:rPr>
-          <w:rFonts w:ascii="Consolas" w:hAnsi="Consolas"/>
-          <w:sz w:val="19"/>
-        </w:rPr>
-      </w:pPr>
-    </w:p>
-    <w:p>
-      <w:pPr>
-        <w:pStyle w:val="NoSpacing"/>
-        <w:rPr>
-          <w:rFonts w:ascii="Consolas" w:hAnsi="Consolas"/>
-          <w:sz w:val="19"/>
-        </w:rPr>
-      </w:pPr>
-      <w:r>
-        <w:rPr>
-          <w:rFonts w:ascii="Consolas" w:hAnsi="Consolas"/>
-          <w:sz w:val="19"/>
-        </w:rPr>
-        <w:t xml:space="preserve">            // 2. Keyword Search (Lexical)</w:t>
-      </w:r>
-    </w:p>
-    <w:p>
-      <w:pPr>
-        <w:pStyle w:val="NoSpacing"/>
-        <w:rPr>
-          <w:rFonts w:ascii="Consolas" w:hAnsi="Consolas"/>
-          <w:sz w:val="19"/>
-        </w:rPr>
-      </w:pPr>
-      <w:r>
-        <w:rPr>
-          <w:rFonts w:ascii="Consolas" w:hAnsi="Consolas"/>
-          <w:sz w:val="19"/>
-        </w:rPr>
-        <w:t xml:space="preserve">            // Perform a basic case-insensitive string match for the query terms</w:t>
-      </w:r>
-    </w:p>
-    <w:p>
-      <w:pPr>
-        <w:pStyle w:val="NoSpacing"/>
-        <w:rPr>
-          <w:rFonts w:ascii="Consolas" w:hAnsi="Consolas"/>
-          <w:sz w:val="19"/>
-        </w:rPr>
-      </w:pPr>
-      <w:r>
-        <w:rPr>
-          <w:rFonts w:ascii="Consolas" w:hAnsi="Consolas"/>
-          <w:sz w:val="19"/>
-        </w:rPr>
-        <w:t xml:space="preserve">            var keywords = query.Split(' ', StringSplitOptions.RemoveEmptyEntries);</w:t>
-      </w:r>
-    </w:p>
-    <w:p>
-      <w:pPr>
-        <w:pStyle w:val="NoSpacing"/>
-        <w:rPr>
-          <w:rFonts w:ascii="Consolas" w:hAnsi="Consolas"/>
-          <w:sz w:val="19"/>
-        </w:rPr>
-      </w:pPr>
-      <w:r>
-        <w:rPr>
-          <w:rFonts w:ascii="Consolas" w:hAnsi="Consolas"/>
-          <w:sz w:val="19"/>
-        </w:rPr>
-        <w:t xml:space="preserve">            var keywordResults = _database</w:t>
-      </w:r>
-    </w:p>
-    <w:p>
-      <w:pPr>
-        <w:pStyle w:val="NoSpacing"/>
-        <w:rPr>
-          <w:rFonts w:ascii="Consolas" w:hAnsi="Consolas"/>
-          <w:sz w:val="19"/>
-        </w:rPr>
-      </w:pPr>
-      <w:r>
-        <w:rPr>
-          <w:rFonts w:ascii="Consolas" w:hAnsi="Consolas"/>
-          <w:sz w:val="19"/>
-        </w:rPr>
-        <w:t xml:space="preserve">                .Where(doc =&gt; keywords.Any(k =&gt; doc.Content.Contains(k, StringComparison.OrdinalIgnoreCase)))</w:t>
-      </w:r>
-    </w:p>
-    <w:p>
-      <w:pPr>
-        <w:pStyle w:val="NoSpacing"/>
-        <w:rPr>
-          <w:rFonts w:ascii="Consolas" w:hAnsi="Consolas"/>
-          <w:sz w:val="19"/>
-        </w:rPr>
-      </w:pPr>
-      <w:r>
-        <w:rPr>
-          <w:rFonts w:ascii="Consolas" w:hAnsi="Consolas"/>
-          <w:sz w:val="19"/>
-        </w:rPr>
-        <w:t xml:space="preserve">                .Take(topK);</w:t>
-      </w:r>
-    </w:p>
-    <w:p>
-      <w:pPr>
-        <w:pStyle w:val="NoSpacing"/>
-        <w:rPr>
-          <w:rFonts w:ascii="Consolas" w:hAnsi="Consolas"/>
-          <w:sz w:val="19"/>
-        </w:rPr>
-      </w:pPr>
-    </w:p>
-    <w:p>
-      <w:pPr>
-        <w:pStyle w:val="NoSpacing"/>
-        <w:rPr>
-          <w:rFonts w:ascii="Consolas" w:hAnsi="Consolas"/>
-          <w:sz w:val="19"/>
-        </w:rPr>
-      </w:pPr>
-      <w:r>
-        <w:rPr>
-          <w:rFonts w:ascii="Consolas" w:hAnsi="Consolas"/>
-          <w:sz w:val="19"/>
-        </w:rPr>
-        <w:t xml:space="preserve">            // 3. Deduplicate and Merge</w:t>
-      </w:r>
-    </w:p>
-    <w:p>
-      <w:pPr>
-        <w:pStyle w:val="NoSpacing"/>
-        <w:rPr>
-          <w:rFonts w:ascii="Consolas" w:hAnsi="Consolas"/>
-          <w:sz w:val="19"/>
-        </w:rPr>
-      </w:pPr>
-      <w:r>
-        <w:rPr>
-          <w:rFonts w:ascii="Consolas" w:hAnsi="Consolas"/>
-          <w:sz w:val="19"/>
-        </w:rPr>
-        <w:t xml:space="preserve">            // Combine both lists and remove duplicates so we don't waste Gemini tokens</w:t>
-      </w:r>
-    </w:p>
-    <w:p>
-      <w:pPr>
-        <w:pStyle w:val="NoSpacing"/>
-        <w:rPr>
-          <w:rFonts w:ascii="Consolas" w:hAnsi="Consolas"/>
-          <w:sz w:val="19"/>
-        </w:rPr>
-      </w:pPr>
-      <w:r>
-        <w:rPr>
-          <w:rFonts w:ascii="Consolas" w:hAnsi="Consolas"/>
-          <w:sz w:val="19"/>
-        </w:rPr>
-        <w:t xml:space="preserve">            var combinedResults = vectorResults</w:t>
-      </w:r>
-    </w:p>
-    <w:p>
-      <w:pPr>
-        <w:pStyle w:val="NoSpacing"/>
-        <w:rPr>
-          <w:rFonts w:ascii="Consolas" w:hAnsi="Consolas"/>
-          <w:sz w:val="19"/>
-        </w:rPr>
-      </w:pPr>
-      <w:r>
-        <w:rPr>
-          <w:rFonts w:ascii="Consolas" w:hAnsi="Consolas"/>
-          <w:sz w:val="19"/>
-        </w:rPr>
-        <w:t xml:space="preserve">                .Union(keywordResults)</w:t>
-      </w:r>
-    </w:p>
-    <w:p>
-      <w:pPr>
-        <w:pStyle w:val="NoSpacing"/>
-        <w:rPr>
-          <w:rFonts w:ascii="Consolas" w:hAnsi="Consolas"/>
-          <w:sz w:val="19"/>
-        </w:rPr>
-      </w:pPr>
-      <w:r>
-        <w:rPr>
-          <w:rFonts w:ascii="Consolas" w:hAnsi="Consolas"/>
-          <w:sz w:val="19"/>
-        </w:rPr>
-        <w:t xml:space="preserve">                .Select(d =&gt; d.Content)</w:t>
-      </w:r>
-    </w:p>
-    <w:p>
-      <w:pPr>
-        <w:pStyle w:val="NoSpacing"/>
-        <w:rPr>
-          <w:rFonts w:ascii="Consolas" w:hAnsi="Consolas"/>
-          <w:sz w:val="19"/>
-        </w:rPr>
-      </w:pPr>
-      <w:r>
-        <w:rPr>
-          <w:rFonts w:ascii="Consolas" w:hAnsi="Consolas"/>
-          <w:sz w:val="19"/>
-        </w:rPr>
-        <w:t xml:space="preserve">                .Distinct();</w:t>
-      </w:r>
-    </w:p>
-    <w:p>
-      <w:pPr>
-        <w:pStyle w:val="NoSpacing"/>
-        <w:rPr>
-          <w:rFonts w:ascii="Consolas" w:hAnsi="Consolas"/>
-          <w:sz w:val="19"/>
-        </w:rPr>
-      </w:pPr>
-    </w:p>
-    <w:p>
-      <w:pPr>
-        <w:pStyle w:val="NoSpacing"/>
-        <w:rPr>
-          <w:rFonts w:ascii="Consolas" w:hAnsi="Consolas"/>
-          <w:sz w:val="19"/>
-        </w:rPr>
-      </w:pPr>
-      <w:r>
-        <w:rPr>
-          <w:rFonts w:ascii="Consolas" w:hAnsi="Consolas"/>
-          <w:sz w:val="19"/>
-        </w:rPr>
-        <w:t xml:space="preserve">            return combinedResults;</w:t>
-      </w:r>
-    </w:p>
-    <w:p>
-      <w:pPr>
-        <w:pStyle w:val="NoSpacing"/>
-        <w:rPr>
-          <w:rFonts w:ascii="Consolas" w:hAnsi="Consolas"/>
-          <w:sz w:val="19"/>
-        </w:rPr>
-      </w:pPr>
-      <w:r>
-        <w:rPr>
-          <w:rFonts w:ascii="Consolas" w:hAnsi="Consolas"/>
-          <w:sz w:val="19"/>
-        </w:rPr>
-        <w:t xml:space="preserve">        }</w:t>
-      </w:r>
-    </w:p>
-    <w:p>
-      <w:pPr>
-        <w:pStyle w:val="NoSpacing"/>
-        <w:rPr>
-          <w:rFonts w:ascii="Consolas" w:hAnsi="Consolas"/>
-          <w:sz w:val="19"/>
-        </w:rPr>
-      </w:pPr>
-    </w:p>
-    <w:p>
-      <w:pPr>
-        <w:pStyle w:val="NoSpacing"/>
-        <w:rPr>
-          <w:rFonts w:ascii="Consolas" w:hAnsi="Consolas"/>
-          <w:sz w:val="19"/>
-        </w:rPr>
-      </w:pPr>
-      <w:r>
-        <w:rPr>
-          <w:rFonts w:ascii="Consolas" w:hAnsi="Consolas"/>
-          <w:sz w:val="19"/>
-        </w:rPr>
-        <w:t xml:space="preserve">        /// &lt;summary&gt;</w:t>
-      </w:r>
-    </w:p>
-    <w:p>
-      <w:pPr>
-        <w:pStyle w:val="NoSpacing"/>
-        <w:rPr>
-          <w:rFonts w:ascii="Consolas" w:hAnsi="Consolas"/>
-          <w:sz w:val="19"/>
-        </w:rPr>
-      </w:pPr>
-      <w:r>
-        <w:rPr>
-          <w:rFonts w:ascii="Consolas" w:hAnsi="Consolas"/>
-          <w:sz w:val="19"/>
-        </w:rPr>
-        <w:t xml:space="preserve">        /// Measures the mathematical similarity between two vectors. Closer to 1.0 means highly similar.</w:t>
-      </w:r>
-    </w:p>
-    <w:p>
-      <w:pPr>
-        <w:pStyle w:val="NoSpacing"/>
-        <w:rPr>
-          <w:rFonts w:ascii="Consolas" w:hAnsi="Consolas"/>
-          <w:sz w:val="19"/>
-        </w:rPr>
-      </w:pPr>
-      <w:r>
-        <w:rPr>
-          <w:rFonts w:ascii="Consolas" w:hAnsi="Consolas"/>
-          <w:sz w:val="19"/>
-        </w:rPr>
-        <w:t xml:space="preserve">        /// &lt;/summary&gt;</w:t>
-      </w:r>
-    </w:p>
-    <w:p>
-      <w:pPr>
-        <w:pStyle w:val="NoSpacing"/>
-        <w:rPr>
-          <w:rFonts w:ascii="Consolas" w:hAnsi="Consolas"/>
-          <w:sz w:val="19"/>
-        </w:rPr>
-      </w:pPr>
-      <w:r>
-        <w:rPr>
-          <w:rFonts w:ascii="Consolas" w:hAnsi="Consolas"/>
-          <w:sz w:val="19"/>
-        </w:rPr>
-        <w:t xml:space="preserve">        private float CalculateCosineSimilarity(ReadOnlySpan&lt;float&gt; vecA, ReadOnlySpan&lt;float&gt; vecB)</w:t>
-      </w:r>
-    </w:p>
-    <w:p>
-      <w:pPr>
-        <w:pStyle w:val="NoSpacing"/>
-        <w:rPr>
-          <w:rFonts w:ascii="Consolas" w:hAnsi="Consolas"/>
-          <w:sz w:val="19"/>
-        </w:rPr>
-      </w:pPr>
-      <w:r>
-        <w:rPr>
-          <w:rFonts w:ascii="Consolas" w:hAnsi="Consolas"/>
-          <w:sz w:val="19"/>
-        </w:rPr>
-        <w:t xml:space="preserve">        {</w:t>
-      </w:r>
-    </w:p>
-    <w:p>
-      <w:pPr>
-        <w:pStyle w:val="NoSpacing"/>
-        <w:rPr>
-          <w:rFonts w:ascii="Consolas" w:hAnsi="Consolas"/>
-          <w:sz w:val="19"/>
-        </w:rPr>
-      </w:pPr>
-      <w:r>
-        <w:rPr>
-          <w:rFonts w:ascii="Consolas" w:hAnsi="Consolas"/>
-          <w:sz w:val="19"/>
-        </w:rPr>
-        <w:t xml:space="preserve">            float dot = 0, normA = 0, normB = 0;</w:t>
-      </w:r>
-    </w:p>
-    <w:p>
-      <w:pPr>
-        <w:pStyle w:val="NoSpacing"/>
-        <w:rPr>
-          <w:rFonts w:ascii="Consolas" w:hAnsi="Consolas"/>
-          <w:sz w:val="19"/>
-        </w:rPr>
-      </w:pPr>
-      <w:r>
-        <w:rPr>
-          <w:rFonts w:ascii="Consolas" w:hAnsi="Consolas"/>
-          <w:sz w:val="19"/>
-        </w:rPr>
-        <w:t xml:space="preserve">            for (int i = 0; i &lt; vecA.Length; i++)</w:t>
-      </w:r>
-    </w:p>
-    <w:p>
-      <w:pPr>
-        <w:pStyle w:val="NoSpacing"/>
-        <w:rPr>
-          <w:rFonts w:ascii="Consolas" w:hAnsi="Consolas"/>
-          <w:sz w:val="19"/>
-        </w:rPr>
-      </w:pPr>
-      <w:r>
-        <w:rPr>
-          <w:rFonts w:ascii="Consolas" w:hAnsi="Consolas"/>
-          <w:sz w:val="19"/>
-        </w:rPr>
-        <w:t xml:space="preserve">            {</w:t>
-      </w:r>
-    </w:p>
-    <w:p>
-      <w:pPr>
-        <w:pStyle w:val="NoSpacing"/>
-        <w:rPr>
-          <w:rFonts w:ascii="Consolas" w:hAnsi="Consolas"/>
-          <w:sz w:val="19"/>
-        </w:rPr>
-      </w:pPr>
-      <w:r>
-        <w:rPr>
-          <w:rFonts w:ascii="Consolas" w:hAnsi="Consolas"/>
-          <w:sz w:val="19"/>
-        </w:rPr>
-        <w:t xml:space="preserve">                dot += vecA[i] * vecB[i];</w:t>
-      </w:r>
-    </w:p>
-    <w:p>
-      <w:pPr>
-        <w:pStyle w:val="NoSpacing"/>
-        <w:rPr>
-          <w:rFonts w:ascii="Consolas" w:hAnsi="Consolas"/>
-          <w:sz w:val="19"/>
-        </w:rPr>
-      </w:pPr>
-      <w:r>
-        <w:rPr>
-          <w:rFonts w:ascii="Consolas" w:hAnsi="Consolas"/>
-          <w:sz w:val="19"/>
-        </w:rPr>
-        <w:t xml:space="preserve">                normA += vecA[i] * vecA[i];</w:t>
-      </w:r>
-    </w:p>
-    <w:p>
-      <w:pPr>
-        <w:pStyle w:val="NoSpacing"/>
-        <w:rPr>
-          <w:rFonts w:ascii="Consolas" w:hAnsi="Consolas"/>
-          <w:sz w:val="19"/>
-        </w:rPr>
-      </w:pPr>
-      <w:r>
-        <w:rPr>
-          <w:rFonts w:ascii="Consolas" w:hAnsi="Consolas"/>
-          <w:sz w:val="19"/>
-        </w:rPr>
-        <w:t xml:space="preserve">                normB += vecB[i] * vecB[i];</w:t>
-      </w:r>
-    </w:p>
-    <w:p>
-      <w:pPr>
-        <w:pStyle w:val="NoSpacing"/>
-        <w:rPr>
-          <w:rFonts w:ascii="Consolas" w:hAnsi="Consolas"/>
-          <w:sz w:val="19"/>
-        </w:rPr>
-      </w:pPr>
-      <w:r>
-        <w:rPr>
-          <w:rFonts w:ascii="Consolas" w:hAnsi="Consolas"/>
-          <w:sz w:val="19"/>
-        </w:rPr>
-        <w:t xml:space="preserve">            }</w:t>
-      </w:r>
-    </w:p>
-    <w:p>
-      <w:pPr>
-        <w:pStyle w:val="NoSpacing"/>
-        <w:rPr>
-          <w:rFonts w:ascii="Consolas" w:hAnsi="Consolas"/>
-          <w:sz w:val="19"/>
-        </w:rPr>
-      </w:pPr>
-      <w:r>
-        <w:rPr>
-          <w:rFonts w:ascii="Consolas" w:hAnsi="Consolas"/>
-          <w:sz w:val="19"/>
-        </w:rPr>
-        <w:t xml:space="preserve">            return normA == 0 || normB == 0 ? 0 : (float)(dot / (Math.Sqrt(normA) * Math.Sqrt(normB)));</w:t>
-      </w:r>
-    </w:p>
-    <w:p>
-      <w:pPr>
-        <w:pStyle w:val="NoSpacing"/>
-        <w:rPr>
-          <w:rFonts w:ascii="Consolas" w:hAnsi="Consolas"/>
-          <w:sz w:val="19"/>
-        </w:rPr>
-      </w:pPr>
-      <w:r>
-        <w:rPr>
-          <w:rFonts w:ascii="Consolas" w:hAnsi="Consolas"/>
-          <w:sz w:val="19"/>
-        </w:rPr>
-        <w:t xml:space="preserve">        }</w:t>
-      </w:r>
-    </w:p>
-    <w:p>
-      <w:pPr>
-        <w:pStyle w:val="NoSpacing"/>
-        <w:rPr>
-          <w:rFonts w:ascii="Consolas" w:hAnsi="Consolas"/>
-          <w:sz w:val="19"/>
-        </w:rPr>
-      </w:pPr>
-      <w:r>
-        <w:rPr>
-          <w:rFonts w:ascii="Consolas" w:hAnsi="Consolas"/>
-          <w:sz w:val="19"/>
-        </w:rPr>
-        <w:t xml:space="preserve">    }</w:t>
-      </w:r>
-    </w:p>
-    <w:p>
-      <w:pPr>
-        <w:pStyle w:val="NoSpacing"/>
-        <w:rPr>
-          <w:rFonts w:ascii="Consolas" w:hAnsi="Consolas"/>
-          <w:sz w:val="19"/>
-        </w:rPr>
-      </w:pPr>
-    </w:p>
-    <w:p>
-      <w:pPr>
-        <w:pStyle w:val="NoSpacing"/>
-        <w:rPr>
-          <w:rFonts w:ascii="Consolas" w:hAnsi="Consolas"/>
-          <w:sz w:val="19"/>
-        </w:rPr>
-      </w:pPr>
-      <w:r>
-        <w:rPr>
-          <w:rFonts w:ascii="Consolas" w:hAnsi="Consolas"/>
-          <w:sz w:val="19"/>
-        </w:rPr>
-        <w:t>}</w:t>
-      </w:r>
-    </w:p>
-    <w:p/>
-    <w:p>
-      <w:pPr>
-        <w:rPr>
-          <w:b/>
-        </w:rPr>
-      </w:pPr>
-      <w:r>
-        <w:rPr>
-          <w:b/>
-        </w:rPr>
-        <w:t>RagAgent.cs</w:t>
-      </w:r>
-    </w:p>
-    <w:p>
-      <w:pPr>
-        <w:pStyle w:val="NoSpacing"/>
-        <w:rPr>
-          <w:rFonts w:ascii="Consolas" w:hAnsi="Consolas"/>
-          <w:sz w:val="19"/>
-        </w:rPr>
-      </w:pPr>
-      <w:r>
-        <w:rPr>
-          <w:rFonts w:ascii="Consolas" w:hAnsi="Consolas"/>
-          <w:sz w:val="19"/>
-        </w:rPr>
-        <w:t>// RagAgent</w:t>
-      </w:r>
-    </w:p>
-    <w:p>
-      <w:pPr>
-        <w:pStyle w:val="NoSpacing"/>
-        <w:rPr>
-          <w:rFonts w:ascii="Consolas" w:hAnsi="Consolas"/>
-          <w:sz w:val="19"/>
-        </w:rPr>
-      </w:pPr>
-      <w:r>
-        <w:rPr>
-          <w:rFonts w:ascii="Consolas" w:hAnsi="Consolas"/>
-          <w:sz w:val="19"/>
-        </w:rPr>
-        <w:t>// ---------------------------------------------------------------------------</w:t>
-      </w:r>
-    </w:p>
-    <w:p>
-      <w:pPr>
-        <w:pStyle w:val="NoSpacing"/>
-        <w:rPr>
-          <w:rFonts w:ascii="Consolas" w:hAnsi="Consolas"/>
-          <w:sz w:val="19"/>
-        </w:rPr>
-      </w:pPr>
-      <w:r>
-        <w:rPr>
-          <w:rFonts w:ascii="Consolas" w:hAnsi="Consolas"/>
-          <w:sz w:val="19"/>
-        </w:rPr>
-        <w:t>// Takes whatever HybridRetriever finds and turns it into a grounded answer:</w:t>
-      </w:r>
-    </w:p>
-    <w:p>
-      <w:pPr>
-        <w:pStyle w:val="NoSpacing"/>
-        <w:rPr>
-          <w:rFonts w:ascii="Consolas" w:hAnsi="Consolas"/>
-          <w:sz w:val="19"/>
-        </w:rPr>
-      </w:pPr>
-      <w:r>
-        <w:rPr>
-          <w:rFonts w:ascii="Consolas" w:hAnsi="Consolas"/>
-          <w:sz w:val="19"/>
-        </w:rPr>
-        <w:t>// low temperature plus an explicit "say 'Data not found'" instruction keep</w:t>
-      </w:r>
-    </w:p>
-    <w:p>
-      <w:pPr>
-        <w:pStyle w:val="NoSpacing"/>
-        <w:rPr>
-          <w:rFonts w:ascii="Consolas" w:hAnsi="Consolas"/>
-          <w:sz w:val="19"/>
-        </w:rPr>
-      </w:pPr>
-      <w:r>
-        <w:rPr>
-          <w:rFonts w:ascii="Consolas" w:hAnsi="Consolas"/>
-          <w:sz w:val="19"/>
-        </w:rPr>
-        <w:t>// the model from making things up when the retrieved context doesn't</w:t>
-      </w:r>
-    </w:p>
-    <w:p>
-      <w:pPr>
-        <w:pStyle w:val="NoSpacing"/>
-        <w:rPr>
-          <w:rFonts w:ascii="Consolas" w:hAnsi="Consolas"/>
-          <w:sz w:val="19"/>
-        </w:rPr>
-      </w:pPr>
-      <w:r>
-        <w:rPr>
-          <w:rFonts w:ascii="Consolas" w:hAnsi="Consolas"/>
-          <w:sz w:val="19"/>
-        </w:rPr>
-        <w:t>// actually contain the answer.</w:t>
-      </w:r>
-    </w:p>
-    <w:p>
-      <w:pPr>
-        <w:pStyle w:val="NoSpacing"/>
-        <w:rPr>
-          <w:rFonts w:ascii="Consolas" w:hAnsi="Consolas"/>
-          <w:sz w:val="19"/>
-        </w:rPr>
-      </w:pPr>
-      <w:r>
-        <w:rPr>
-          <w:rFonts w:ascii="Consolas" w:hAnsi="Consolas"/>
-          <w:sz w:val="19"/>
-        </w:rPr>
-        <w:t>using Microsoft.SemanticKernel;</w:t>
-      </w:r>
-    </w:p>
-    <w:p>
-      <w:pPr>
-        <w:pStyle w:val="NoSpacing"/>
-        <w:rPr>
-          <w:rFonts w:ascii="Consolas" w:hAnsi="Consolas"/>
-          <w:sz w:val="19"/>
-        </w:rPr>
-      </w:pPr>
-      <w:r>
-        <w:rPr>
-          <w:rFonts w:ascii="Consolas" w:hAnsi="Consolas"/>
-          <w:sz w:val="19"/>
-        </w:rPr>
         <w:t>using Microsoft.SemanticKernel.Connectors.Google;</w:t>
       </w:r>
     </w:p>
